--- a/docs/Rapport_Technique_DIAPALER.docx
+++ b/docs/Rapport_Technique_DIAPALER.docx
@@ -16,7 +16,7 @@
     </w:p>
     <w:p>
       <w:pPr>
-        <w:spacing w:after="0" w:before="0"/>
+        <w:spacing w:after="80" w:before="80"/>
         <w:jc w:val="center"/>
       </w:pPr>
       <w:r>
@@ -42,7 +42,7 @@
     </w:p>
     <w:p>
       <w:pPr>
-        <w:spacing w:after="200" w:before="0"/>
+        <w:spacing w:after="200"/>
         <w:jc w:val="center"/>
       </w:pPr>
       <w:r>
@@ -259,7 +259,7 @@
         </w:rPr>
         <w:t xml:space="preserve">Repo : </w:t>
       </w:r>
-      <w:hyperlink w:history="1" r:id="rIdcxhxiagktpbicyy3xnesd">
+      <w:hyperlink w:history="1" r:id="rId4tcumancrzgwl0a9rsprg">
         <w:r>
           <w:rPr>
             <w:color w:val="1E50A0"/>
@@ -423,7 +423,332 @@
           <w:bCs/>
           <w:color w:val="0A234B"/>
         </w:rPr>
-        <w:t xml:space="preserve">2. Stack technique</w:t>
+        <w:t xml:space="preserve">2. Architecture &amp; schémas</w:t>
+      </w:r>
+    </w:p>
+    <w:p>
+      <w:pPr>
+        <w:pStyle w:val="Heading2"/>
+        <w:spacing w:after="120" w:before="280"/>
+      </w:pPr>
+      <w:r>
+        <w:rPr>
+          <w:b/>
+          <w:bCs/>
+          <w:color w:val="0A234B"/>
+        </w:rPr>
+        <w:t xml:space="preserve">2.1 Architecture client / serveur</w:t>
+      </w:r>
+    </w:p>
+    <w:p>
+      <w:pPr>
+        <w:spacing w:after="80" w:before="60"/>
+      </w:pPr>
+      <w:r>
+        <w:rPr>
+          <w:color w:val="0F1729"/>
+        </w:rPr>
+        <w:t xml:space="preserve">L'app Flutter (web Chrome pour la démo, Android prévu Livrable 1) communique avec deux services Firebase. La logique d'accès aux services est isolée dans des wrappers (services/) pour pouvoir évoluer ou tester indépendamment de l'UI.</w:t>
+      </w:r>
+    </w:p>
+    <w:p>
+      <w:pPr>
+        <w:spacing w:after="200" w:before="200"/>
+        <w:jc w:val="center"/>
+      </w:pPr>
+      <w:r>
+        <w:drawing>
+          <wp:inline distT="0" distB="0" distL="0" distR="0">
+            <wp:extent cx="5715000" cy="2381250"/>
+            <wp:effectExtent t="0" r="0" b="0" l="0"/>
+            <wp:docPr id="1" name="Schéma" descr="Schéma DIAPALER" title="Schéma"/>
+            <wp:cNvGraphicFramePr>
+              <a:graphicFrameLocks xmlns:a="http://schemas.openxmlformats.org/drawingml/2006/main" noChangeAspect="1"/>
+            </wp:cNvGraphicFramePr>
+            <a:graphic xmlns:a="http://schemas.openxmlformats.org/drawingml/2006/main">
+              <a:graphicData uri="http://schemas.openxmlformats.org/drawingml/2006/picture">
+                <pic:pic xmlns:pic="http://schemas.openxmlformats.org/drawingml/2006/picture">
+                  <pic:nvPicPr>
+                    <pic:cNvPr id="0" name="" descr=""/>
+                    <pic:cNvPicPr>
+                      <a:picLocks noChangeAspect="1" noChangeArrowheads="1"/>
+                    </pic:cNvPicPr>
+                  </pic:nvPicPr>
+                  <pic:blipFill>
+                    <a:blip r:embed="rId10" cstate="none">
+                      <a:extLst>
+                        <a:ext uri="{96DAC541-7B7A-43D3-8B79-37D633B846F1}">
+                          <asvg:svgBlip xmlns:asvg="http://schemas.microsoft.com/office/drawing/2016/SVG/main" r:embed="rId9"/>
+                        </a:ext>
+                      </a:extLst>
+                    </a:blip>
+                    <a:srcRect/>
+                    <a:stretch>
+                      <a:fillRect/>
+                    </a:stretch>
+                  </pic:blipFill>
+                  <pic:spPr bwMode="auto">
+                    <a:xfrm>
+                      <a:off x="0" y="0"/>
+                      <a:ext cx="5715000" cy="2381250"/>
+                    </a:xfrm>
+                    <a:prstGeom prst="rect">
+                      <a:avLst/>
+                    </a:prstGeom>
+                  </pic:spPr>
+                </pic:pic>
+              </a:graphicData>
+            </a:graphic>
+          </wp:inline>
+        </w:drawing>
+      </w:r>
+    </w:p>
+    <w:p>
+      <w:pPr>
+        <w:pStyle w:val="Heading2"/>
+        <w:spacing w:after="120" w:before="280"/>
+      </w:pPr>
+      <w:r>
+        <w:rPr>
+          <w:b/>
+          <w:bCs/>
+          <w:color w:val="0A234B"/>
+        </w:rPr>
+        <w:t xml:space="preserve">2.2 Flow de navigation des écrans</w:t>
+      </w:r>
+    </w:p>
+    <w:p>
+      <w:pPr>
+        <w:spacing w:after="80" w:before="60"/>
+      </w:pPr>
+      <w:r>
+        <w:rPr>
+          <w:color w:val="0F1729"/>
+        </w:rPr>
+        <w:t xml:space="preserve">Tous les écrans sont accessibles depuis le RootShell (bottom nav 2 onglets + FAB central pour le pitch). Le splash effectue une auto-login si la session est active, sinon route vers la sélection de rôle.</w:t>
+      </w:r>
+    </w:p>
+    <w:p>
+      <w:pPr>
+        <w:spacing w:after="200" w:before="200"/>
+        <w:jc w:val="center"/>
+      </w:pPr>
+      <w:r>
+        <w:drawing>
+          <wp:inline distT="0" distB="0" distL="0" distR="0">
+            <wp:extent cx="5715000" cy="3429000"/>
+            <wp:effectExtent t="0" r="0" b="0" l="0"/>
+            <wp:docPr id="1" name="Schéma" descr="Schéma DIAPALER" title="Schéma"/>
+            <wp:cNvGraphicFramePr>
+              <a:graphicFrameLocks xmlns:a="http://schemas.openxmlformats.org/drawingml/2006/main" noChangeAspect="1"/>
+            </wp:cNvGraphicFramePr>
+            <a:graphic xmlns:a="http://schemas.openxmlformats.org/drawingml/2006/main">
+              <a:graphicData uri="http://schemas.openxmlformats.org/drawingml/2006/picture">
+                <pic:pic xmlns:pic="http://schemas.openxmlformats.org/drawingml/2006/picture">
+                  <pic:nvPicPr>
+                    <pic:cNvPr id="0" name="" descr=""/>
+                    <pic:cNvPicPr>
+                      <a:picLocks noChangeAspect="1" noChangeArrowheads="1"/>
+                    </pic:cNvPicPr>
+                  </pic:nvPicPr>
+                  <pic:blipFill>
+                    <a:blip r:embed="rId12" cstate="none">
+                      <a:extLst>
+                        <a:ext uri="{96DAC541-7B7A-43D3-8B79-37D633B846F1}">
+                          <asvg:svgBlip xmlns:asvg="http://schemas.microsoft.com/office/drawing/2016/SVG/main" r:embed="rId11"/>
+                        </a:ext>
+                      </a:extLst>
+                    </a:blip>
+                    <a:srcRect/>
+                    <a:stretch>
+                      <a:fillRect/>
+                    </a:stretch>
+                  </pic:blipFill>
+                  <pic:spPr bwMode="auto">
+                    <a:xfrm>
+                      <a:off x="0" y="0"/>
+                      <a:ext cx="5715000" cy="3429000"/>
+                    </a:xfrm>
+                    <a:prstGeom prst="rect">
+                      <a:avLst/>
+                    </a:prstGeom>
+                  </pic:spPr>
+                </pic:pic>
+              </a:graphicData>
+            </a:graphic>
+          </wp:inline>
+        </w:drawing>
+      </w:r>
+    </w:p>
+    <w:p>
+      <w:pPr>
+        <w:pStyle w:val="Heading2"/>
+        <w:spacing w:after="120" w:before="280"/>
+      </w:pPr>
+      <w:r>
+        <w:rPr>
+          <w:b/>
+          <w:bCs/>
+          <w:color w:val="0A234B"/>
+        </w:rPr>
+        <w:t xml:space="preserve">2.3 Inscription en 4 étapes</w:t>
+      </w:r>
+    </w:p>
+    <w:p>
+      <w:pPr>
+        <w:spacing w:after="80" w:before="60"/>
+      </w:pPr>
+      <w:r>
+        <w:rPr>
+          <w:color w:val="0F1729"/>
+        </w:rPr>
+        <w:t xml:space="preserve">Pour réduire la charge cognitive, l'inscription est découpée en 4 sections thématiques. Chaque étape valide localement avant de débloquer la suivante. Centres d'intérêt obligatoires (≥ 1) pour permettre le matching personnalisé.</w:t>
+      </w:r>
+    </w:p>
+    <w:p>
+      <w:pPr>
+        <w:spacing w:after="200" w:before="200"/>
+        <w:jc w:val="center"/>
+      </w:pPr>
+      <w:r>
+        <w:drawing>
+          <wp:inline distT="0" distB="0" distL="0" distR="0">
+            <wp:extent cx="5715000" cy="1905000"/>
+            <wp:effectExtent t="0" r="0" b="0" l="0"/>
+            <wp:docPr id="1" name="Schéma" descr="Schéma DIAPALER" title="Schéma"/>
+            <wp:cNvGraphicFramePr>
+              <a:graphicFrameLocks xmlns:a="http://schemas.openxmlformats.org/drawingml/2006/main" noChangeAspect="1"/>
+            </wp:cNvGraphicFramePr>
+            <a:graphic xmlns:a="http://schemas.openxmlformats.org/drawingml/2006/main">
+              <a:graphicData uri="http://schemas.openxmlformats.org/drawingml/2006/picture">
+                <pic:pic xmlns:pic="http://schemas.openxmlformats.org/drawingml/2006/picture">
+                  <pic:nvPicPr>
+                    <pic:cNvPr id="0" name="" descr=""/>
+                    <pic:cNvPicPr>
+                      <a:picLocks noChangeAspect="1" noChangeArrowheads="1"/>
+                    </pic:cNvPicPr>
+                  </pic:nvPicPr>
+                  <pic:blipFill>
+                    <a:blip r:embed="rId14" cstate="none">
+                      <a:extLst>
+                        <a:ext uri="{96DAC541-7B7A-43D3-8B79-37D633B846F1}">
+                          <asvg:svgBlip xmlns:asvg="http://schemas.microsoft.com/office/drawing/2016/SVG/main" r:embed="rId13"/>
+                        </a:ext>
+                      </a:extLst>
+                    </a:blip>
+                    <a:srcRect/>
+                    <a:stretch>
+                      <a:fillRect/>
+                    </a:stretch>
+                  </pic:blipFill>
+                  <pic:spPr bwMode="auto">
+                    <a:xfrm>
+                      <a:off x="0" y="0"/>
+                      <a:ext cx="5715000" cy="1905000"/>
+                    </a:xfrm>
+                    <a:prstGeom prst="rect">
+                      <a:avLst/>
+                    </a:prstGeom>
+                  </pic:spPr>
+                </pic:pic>
+              </a:graphicData>
+            </a:graphic>
+          </wp:inline>
+        </w:drawing>
+      </w:r>
+    </w:p>
+    <w:p>
+      <w:pPr>
+        <w:pStyle w:val="Heading2"/>
+        <w:spacing w:after="120" w:before="280"/>
+      </w:pPr>
+      <w:r>
+        <w:rPr>
+          <w:b/>
+          <w:bCs/>
+          <w:color w:val="0A234B"/>
+        </w:rPr>
+        <w:t xml:space="preserve">2.4 Algorithme de recommandation</w:t>
+      </w:r>
+    </w:p>
+    <w:p>
+      <w:pPr>
+        <w:spacing w:after="80" w:before="60"/>
+      </w:pPr>
+      <w:r>
+        <w:rPr>
+          <w:color w:val="0F1729"/>
+        </w:rPr>
+        <w:t xml:space="preserve">Les mentors recommandés sur le dashboard sont calculés en live à partir de trois sources combinées dans le profil utilisateur : le secteur déclaré, les secteurs des projets actifs et les centres d'intérêt.</w:t>
+      </w:r>
+    </w:p>
+    <w:p>
+      <w:pPr>
+        <w:spacing w:after="200" w:before="200"/>
+        <w:jc w:val="center"/>
+      </w:pPr>
+      <w:r>
+        <w:drawing>
+          <wp:inline distT="0" distB="0" distL="0" distR="0">
+            <wp:extent cx="5715000" cy="2667000"/>
+            <wp:effectExtent t="0" r="0" b="0" l="0"/>
+            <wp:docPr id="1" name="Schéma" descr="Schéma DIAPALER" title="Schéma"/>
+            <wp:cNvGraphicFramePr>
+              <a:graphicFrameLocks xmlns:a="http://schemas.openxmlformats.org/drawingml/2006/main" noChangeAspect="1"/>
+            </wp:cNvGraphicFramePr>
+            <a:graphic xmlns:a="http://schemas.openxmlformats.org/drawingml/2006/main">
+              <a:graphicData uri="http://schemas.openxmlformats.org/drawingml/2006/picture">
+                <pic:pic xmlns:pic="http://schemas.openxmlformats.org/drawingml/2006/picture">
+                  <pic:nvPicPr>
+                    <pic:cNvPr id="0" name="" descr=""/>
+                    <pic:cNvPicPr>
+                      <a:picLocks noChangeAspect="1" noChangeArrowheads="1"/>
+                    </pic:cNvPicPr>
+                  </pic:nvPicPr>
+                  <pic:blipFill>
+                    <a:blip r:embed="rId16" cstate="none">
+                      <a:extLst>
+                        <a:ext uri="{96DAC541-7B7A-43D3-8B79-37D633B846F1}">
+                          <asvg:svgBlip xmlns:asvg="http://schemas.microsoft.com/office/drawing/2016/SVG/main" r:embed="rId15"/>
+                        </a:ext>
+                      </a:extLst>
+                    </a:blip>
+                    <a:srcRect/>
+                    <a:stretch>
+                      <a:fillRect/>
+                    </a:stretch>
+                  </pic:blipFill>
+                  <pic:spPr bwMode="auto">
+                    <a:xfrm>
+                      <a:off x="0" y="0"/>
+                      <a:ext cx="5715000" cy="2667000"/>
+                    </a:xfrm>
+                    <a:prstGeom prst="rect">
+                      <a:avLst/>
+                    </a:prstGeom>
+                  </pic:spPr>
+                </pic:pic>
+              </a:graphicData>
+            </a:graphic>
+          </wp:inline>
+        </w:drawing>
+      </w:r>
+    </w:p>
+    <w:p>
+      <w:pPr>
+        <w:pStyle w:val="Heading1"/>
+        <w:pBdr>
+          <w:bottom w:val="single" w:color="F59E0B" w:sz="8" w:space="4"/>
+        </w:pBdr>
+        <w:spacing w:after="200" w:before="360"/>
+      </w:pPr>
+      <w:r>
+        <w:rPr>
+          <w:b/>
+          <w:bCs/>
+          <w:color w:val="0A234B"/>
+        </w:rPr>
+        <w:t xml:space="preserve">3. Stack technique</w:t>
       </w:r>
     </w:p>
     <w:tbl>
@@ -1207,7 +1532,7 @@
           <w:bCs/>
           <w:color w:val="0A234B"/>
         </w:rPr>
-        <w:t xml:space="preserve">3. Structure du code</w:t>
+        <w:t xml:space="preserve">4. Structure du code</w:t>
       </w:r>
     </w:p>
     <w:p>
@@ -1219,20 +1544,6 @@
           <w:color w:val="0F1729"/>
         </w:rPr>
         <w:t xml:space="preserve">Tout est dans le dossier lib/. Pas de sur-engineering : un fichier par écran, un fichier par widget réutilisable. Les services Firebase sont isolés dans services/.</w:t>
-      </w:r>
-    </w:p>
-    <w:p>
-      <w:pPr>
-        <w:pStyle w:val="Heading2"/>
-        <w:spacing w:after="120" w:before="280"/>
-      </w:pPr>
-      <w:r>
-        <w:rPr>
-          <w:b/>
-          <w:bCs/>
-          <w:color w:val="0A234B"/>
-        </w:rPr>
-        <w:t xml:space="preserve">3.1 Arborescence</w:t>
       </w:r>
     </w:p>
     <w:p>
@@ -1260,41 +1571,41 @@
 ├── theme/
 │   └── app_theme.dart           AppColors (drapeau Sénégal) + ThemeData light
 ├── data/
-│   ├── user_profile.dart        Modèle UserProfile, Project, Gender + UserProfileController
+│   ├── user_profile.dart        Modèle UserProfile, Project, Gender + Controller
 │   ├── mock_data.dart           12 mentors sénégalais + recommendedMentorsFor()
-│   ├── countries.dart           Pays/villes (Sénégal/Gambie/Mali) + ageFromBirthDate()
-│   └── quotes.dart              8 citations (proverbes wolof + entrepreneurs panafricains)
+│   ├── countries.dart           Pays/villes (Sénégal/Gambie/Mali)
+│   └── quotes.dart              8 citations (proverbes wolof + entrepreneurs)
 ├── services/
 │   ├── auth_service.dart        Wrapper FirebaseAuth + erreurs FR
 │   └── database_service.dart    CRUD profil sur Realtime Database
 ├── screens/                     11 pages
-│   ├── splash_page.dart         Anim 1.1s + Firebase init + auto-login
-│   ├── role_selection_page.dart Choix du rôle (Entrepreneur / Mentor / Investor)
-│   ├── login_page.dart          Connexion (hero navy + gradient button)
-│   ├── signup_page.dart         Inscription en 4 étapes avec validations live
-│   ├── onboarding_page.dart     3 slides après signup
-│   ├── root_shell.dart          Bottom-nav + IndexedStack + FAB pitch
-│   ├── home_page.dart           Dashboard avec stats dynamiques
-│   ├── matching_page.dart       Recherche mentors + filtres
-│   ├── mentor_detail_page.dart  Hero + stats + entreprises + slots
-│   ├── profile_page.dart        Mon profil compact
-│   ├── edit_profile_page.dart   Modifier (cascade pays/ville)
-│   ├── add_project_page.dart    Nouveau projet (nom + secteur + desc)
-│   └── pitch_page.dart          Stepper 3 étapes pour déposer un pitch
+│   ├── splash_page.dart
+│   ├── role_selection_page.dart
+│   ├── login_page.dart
+│   ├── signup_page.dart
+│   ├── onboarding_page.dart
+│   ├── root_shell.dart
+│   ├── home_page.dart
+│   ├── matching_page.dart
+│   ├── mentor_detail_page.dart
+│   ├── profile_page.dart
+│   ├── edit_profile_page.dart
+│   ├── add_project_page.dart
+│   └── pitch_page.dart
 └── widgets/                     13 widgets partagés
-    ├── animated_counter.dart    Compteur 0 → valeur (Tween 1.1s)
-    ├── avatar.dart              Avatar circulaire + indicateur en ligne
-    ├── bottom_nav.dart          BottomAppBar 2 onglets + notch FAB
-    ├── cursor_follower.dart     Traînée d'étoiles drapeau qui suit la souris
-    ├── diapaler_logo.dart       LogoTile (handshake + orbites) + Wordmark drapeau
-    ├── flag_strip.dart          3 lignes drapeau Sénégal
-    ├── hover_glow_card.dart     Scale + shadow ambre au hover
-    ├── mentor_card.dart         Card mentor avec badge CIS + score
-    ├── profile_sheet.dart       Bottom sheet profil + logout
-    ├── quote_carousel.dart      Carousel auto-rotatif (5s)
-    ├── rotating_tagline.dart    Citation alternée sous le greeting
-    ├── section_header.dart      Titre + lien d'action
-    └── skeleton.dart            Boîtes shimmer + MentorCardSkeleton</w:t>
+    ├── animated_counter.dart
+    ├── avatar.dart
+    ├── bottom_nav.dart
+    ├── cursor_follower.dart
+    ├── diapaler_logo.dart
+    ├── flag_strip.dart
+    ├── hover_glow_card.dart
+    ├── mentor_card.dart
+    ├── profile_sheet.dart
+    ├── quote_carousel.dart
+    ├── rotating_tagline.dart
+    ├── section_header.dart
+    └── skeleton.dart</w:t>
       </w:r>
     </w:p>
     <w:p>
@@ -1311,7 +1622,7 @@
           <w:bCs/>
           <w:color w:val="0A234B"/>
         </w:rPr>
-        <w:t xml:space="preserve">4. Fonctionnalités livrées</w:t>
+        <w:t xml:space="preserve">5. Fonctionnalités livrées</w:t>
       </w:r>
     </w:p>
     <w:p>
@@ -1325,7 +1636,7 @@
           <w:bCs/>
           <w:color w:val="0A234B"/>
         </w:rPr>
-        <w:t xml:space="preserve">4.1 Authentification (Firebase Auth)</w:t>
+        <w:t xml:space="preserve">5.1 Authentification (Firebase Auth)</w:t>
       </w:r>
     </w:p>
     <w:p>
@@ -1447,7 +1758,7 @@
           <w:bCs/>
           <w:color w:val="0A234B"/>
         </w:rPr>
-        <w:t xml:space="preserve">4.2 Inscription en 4 étapes</w:t>
+        <w:t xml:space="preserve">5.2 Inscription Entrepreneur (4 étapes)</w:t>
       </w:r>
     </w:p>
     <w:tbl>
@@ -1974,18 +2285,6 @@
     </w:tbl>
     <w:p>
       <w:pPr>
-        <w:spacing w:before="200"/>
-      </w:pPr>
-      <w:r>
-        <w:rPr>
-          <w:sz w:val="22"/>
-          <w:szCs w:val="22"/>
-        </w:rPr>
-        <w:t xml:space="preserve"/>
-      </w:r>
-    </w:p>
-    <w:p>
-      <w:pPr>
         <w:pStyle w:val="Heading3"/>
         <w:spacing w:after="100" w:before="200"/>
       </w:pPr>
@@ -2090,31 +2389,6 @@
     </w:p>
     <w:p>
       <w:pPr>
-        <w:pStyle w:val="Heading3"/>
-        <w:spacing w:after="100" w:before="200"/>
-      </w:pPr>
-      <w:r>
-        <w:rPr>
-          <w:b/>
-          <w:bCs/>
-          <w:color w:val="1E50A0"/>
-        </w:rPr>
-        <w:t xml:space="preserve">Mentor / Investisseur</w:t>
-      </w:r>
-    </w:p>
-    <w:p>
-      <w:pPr>
-        <w:spacing w:after="80" w:before="60"/>
-      </w:pPr>
-      <w:r>
-        <w:rPr>
-          <w:color w:val="0F1729"/>
-        </w:rPr>
-        <w:t xml:space="preserve">Pour limiter le périmètre du Livrable 0, l'inscription pour ces 2 rôles est désactivée : le formulaire devient vide quand le pill est sélectionné, et le bouton CONTINUER reste grisé. Implémentation à compléter au Livrable 1.</w:t>
-      </w:r>
-    </w:p>
-    <w:p>
-      <w:pPr>
         <w:pStyle w:val="Heading2"/>
         <w:spacing w:after="120" w:before="280"/>
       </w:pPr>
@@ -2124,7 +2398,7 @@
           <w:bCs/>
           <w:color w:val="0A234B"/>
         </w:rPr>
-        <w:t xml:space="preserve">4.3 Profil utilisateur (Realtime Database)</w:t>
+        <w:t xml:space="preserve">5.3 Profil utilisateur (Realtime Database)</w:t>
       </w:r>
     </w:p>
     <w:p>
@@ -2234,7 +2508,7 @@
           <w:bCs/>
           <w:color w:val="0A234B"/>
         </w:rPr>
-        <w:t xml:space="preserve">4.4 Multi-projets</w:t>
+        <w:t xml:space="preserve">5.4 Multi-projets</w:t>
       </w:r>
     </w:p>
     <w:p>
@@ -2338,7 +2612,7 @@
           <w:bCs/>
           <w:color w:val="0A234B"/>
         </w:rPr>
-        <w:t xml:space="preserve">4.5 Dashboard</w:t>
+        <w:t xml:space="preserve">5.5 Dashboard Entrepreneur</w:t>
       </w:r>
     </w:p>
     <w:p>
@@ -2496,7 +2770,7 @@
           <w:bCs/>
           <w:color w:val="0A234B"/>
         </w:rPr>
-        <w:t xml:space="preserve">4.6 Matching</w:t>
+        <w:t xml:space="preserve">5.6 Matching</w:t>
       </w:r>
     </w:p>
     <w:p>
@@ -2618,7 +2892,7 @@
           <w:bCs/>
           <w:color w:val="0A234B"/>
         </w:rPr>
-        <w:t xml:space="preserve">4.7 Pitch deck</w:t>
+        <w:t xml:space="preserve">5.7 Pitch deck</w:t>
       </w:r>
     </w:p>
     <w:p>
@@ -2704,7 +2978,7 @@
           <w:bCs/>
           <w:color w:val="0A234B"/>
         </w:rPr>
-        <w:t xml:space="preserve">4.8 UX premium</w:t>
+        <w:t xml:space="preserve">5.8 UX premium</w:t>
       </w:r>
     </w:p>
     <w:p>
@@ -2898,7 +3172,7 @@
           <w:bCs/>
           <w:color w:val="0A234B"/>
         </w:rPr>
-        <w:t xml:space="preserve">4.9 Branch protection GitHub</w:t>
+        <w:t xml:space="preserve">5.9 Branch protection GitHub</w:t>
       </w:r>
     </w:p>
     <w:p>
@@ -3005,7 +3279,7 @@
           <w:bCs/>
           <w:color w:val="0A234B"/>
         </w:rPr>
-        <w:t xml:space="preserve">5. Reste à faire</w:t>
+        <w:t xml:space="preserve">6. Reste à faire</w:t>
       </w:r>
     </w:p>
     <w:p>
@@ -3016,7 +3290,7 @@
         <w:rPr>
           <w:color w:val="0F1729"/>
         </w:rPr>
-        <w:t xml:space="preserve">Périmètre découpé par échéance. Les TODO les plus urgents sont en haut. Les statuts utilisent un code couleur : rouge (bloquant pour la prochaine livraison), ambre (important), gris (nice to have).</w:t>
+        <w:t xml:space="preserve">Périmètre découpé par échéance. Les TODO les plus urgents sont en haut. Le code couleur du tableau : rouge = bloquant pour la prochaine livraison, ambre = important, gris = nice to have.</w:t>
       </w:r>
     </w:p>
     <w:p>
@@ -3030,7 +3304,7 @@
           <w:bCs/>
           <w:color w:val="0A234B"/>
         </w:rPr>
-        <w:t xml:space="preserve">5.1 Court terme — Livrable 1</w:t>
+        <w:t xml:space="preserve">6.1 Court terme — Livrable 1</w:t>
       </w:r>
     </w:p>
     <w:tbl>
@@ -3285,7 +3559,7 @@
                 <w:sz w:val="21"/>
                 <w:szCs w:val="21"/>
               </w:rPr>
-              <w:t xml:space="preserve">Vraie messagerie temps réel</w:t>
+              <w:t xml:space="preserve">Dashboard Mentor (vue dédiée)</w:t>
             </w:r>
           </w:p>
         </w:tc>
@@ -3349,7 +3623,7 @@
                 <w:sz w:val="21"/>
                 <w:szCs w:val="21"/>
               </w:rPr>
-              <w:t xml:space="preserve">Page conversations + chat. Firebase Realtime DB ou Firestore selon volume</w:t>
+              <w:t xml:space="preserve">Mes mentees, demandes en attente, sessions à venir, mes pitchs reçus</w:t>
             </w:r>
           </w:p>
         </w:tc>
@@ -3385,7 +3659,7 @@
                 <w:sz w:val="21"/>
                 <w:szCs w:val="21"/>
               </w:rPr>
-              <w:t xml:space="preserve">Dépôt de pitch persistant</w:t>
+              <w:t xml:space="preserve">Dashboard Investisseur (vue dédiée)</w:t>
             </w:r>
           </w:p>
         </w:tc>
@@ -3449,7 +3723,7 @@
                 <w:sz w:val="21"/>
                 <w:szCs w:val="21"/>
               </w:rPr>
-              <w:t xml:space="preserve">Stocker dans /pitches/{pitchId}, lier à user.projects, upload PDF via Firebase Storage</w:t>
+              <w:t xml:space="preserve">Pitchs à étudier, portefeuille, ROI, mes investissements en cours</w:t>
             </w:r>
           </w:p>
         </w:tc>
@@ -3485,7 +3759,7 @@
                 <w:sz w:val="21"/>
                 <w:szCs w:val="21"/>
               </w:rPr>
-              <w:t xml:space="preserve">Upload photo de profil</w:t>
+              <w:t xml:space="preserve">Vraie messagerie temps réel</w:t>
             </w:r>
           </w:p>
         </w:tc>
@@ -3498,25 +3772,27 @@
               <w:bottom w:val="single" w:color="E5E7EB" w:sz="4"/>
               <w:right w:val="single" w:color="E5E7EB" w:sz="4"/>
             </w:tcBorders>
-            <w:shd w:fill="FEF3C7" w:val="clear"/>
-            <w:tcMar>
-              <w:top w:type="dxa" w:w="100"/>
-              <w:left w:type="dxa" w:w="140"/>
-              <w:bottom w:type="dxa" w:w="100"/>
-              <w:right w:type="dxa" w:w="140"/>
-            </w:tcMar>
-          </w:tcPr>
-          <w:p>
-            <w:pPr>
-              <w:spacing w:after="80" w:before="80"/>
-            </w:pPr>
-            <w:r>
-              <w:rPr>
-                <w:color w:val="0F1729"/>
-                <w:sz w:val="21"/>
-                <w:szCs w:val="21"/>
-              </w:rPr>
-              <w:t xml:space="preserve">MOYENNE</w:t>
+            <w:shd w:fill="FEE2E2" w:val="clear"/>
+            <w:tcMar>
+              <w:top w:type="dxa" w:w="100"/>
+              <w:left w:type="dxa" w:w="140"/>
+              <w:bottom w:type="dxa" w:w="100"/>
+              <w:right w:type="dxa" w:w="140"/>
+            </w:tcMar>
+          </w:tcPr>
+          <w:p>
+            <w:pPr>
+              <w:spacing w:after="80" w:before="80"/>
+            </w:pPr>
+            <w:r>
+              <w:rPr>
+                <w:b/>
+                <w:bCs/>
+                <w:color w:val="0F1729"/>
+                <w:sz w:val="21"/>
+                <w:szCs w:val="21"/>
+              </w:rPr>
+              <w:t xml:space="preserve">HAUTE</w:t>
             </w:r>
           </w:p>
         </w:tc>
@@ -3547,7 +3823,7 @@
                 <w:sz w:val="21"/>
                 <w:szCs w:val="21"/>
               </w:rPr>
-              <w:t xml:space="preserve">Firebase Storage + remplacer Avatar initials par CachedNetworkImage</w:t>
+              <w:t xml:space="preserve">Page conversations + chat. Firebase Realtime DB ou Firestore selon volume</w:t>
             </w:r>
           </w:p>
         </w:tc>
@@ -3583,7 +3859,7 @@
                 <w:sz w:val="21"/>
                 <w:szCs w:val="21"/>
               </w:rPr>
-              <w:t xml:space="preserve">Système de favoris fonctionnel</w:t>
+              <w:t xml:space="preserve">Dépôt de pitch persistant</w:t>
             </w:r>
           </w:p>
         </w:tc>
@@ -3596,25 +3872,27 @@
               <w:bottom w:val="single" w:color="E5E7EB" w:sz="4"/>
               <w:right w:val="single" w:color="E5E7EB" w:sz="4"/>
             </w:tcBorders>
-            <w:shd w:fill="FEF3C7" w:val="clear"/>
-            <w:tcMar>
-              <w:top w:type="dxa" w:w="100"/>
-              <w:left w:type="dxa" w:w="140"/>
-              <w:bottom w:type="dxa" w:w="100"/>
-              <w:right w:type="dxa" w:w="140"/>
-            </w:tcMar>
-          </w:tcPr>
-          <w:p>
-            <w:pPr>
-              <w:spacing w:after="80" w:before="80"/>
-            </w:pPr>
-            <w:r>
-              <w:rPr>
-                <w:color w:val="0F1729"/>
-                <w:sz w:val="21"/>
-                <w:szCs w:val="21"/>
-              </w:rPr>
-              <w:t xml:space="preserve">MOYENNE</w:t>
+            <w:shd w:fill="FEE2E2" w:val="clear"/>
+            <w:tcMar>
+              <w:top w:type="dxa" w:w="100"/>
+              <w:left w:type="dxa" w:w="140"/>
+              <w:bottom w:type="dxa" w:w="100"/>
+              <w:right w:type="dxa" w:w="140"/>
+            </w:tcMar>
+          </w:tcPr>
+          <w:p>
+            <w:pPr>
+              <w:spacing w:after="80" w:before="80"/>
+            </w:pPr>
+            <w:r>
+              <w:rPr>
+                <w:b/>
+                <w:bCs/>
+                <w:color w:val="0F1729"/>
+                <w:sz w:val="21"/>
+                <w:szCs w:val="21"/>
+              </w:rPr>
+              <w:t xml:space="preserve">HAUTE</w:t>
             </w:r>
           </w:p>
         </w:tc>
@@ -3645,7 +3923,7 @@
                 <w:sz w:val="21"/>
                 <w:szCs w:val="21"/>
               </w:rPr>
-              <w:t xml:space="preserve">Toggle bookmark sur mentor → /users/{uid}/favorites</w:t>
+              <w:t xml:space="preserve">Stocker dans /pitches/{pitchId}, lier à user.projects, upload PDF via Storage</w:t>
             </w:r>
           </w:p>
         </w:tc>
@@ -3681,7 +3959,7 @@
                 <w:sz w:val="21"/>
                 <w:szCs w:val="21"/>
               </w:rPr>
-              <w:t xml:space="preserve">Réservation de session mentor</w:t>
+              <w:t xml:space="preserve">Upload photo de profil</w:t>
             </w:r>
           </w:p>
         </w:tc>
@@ -3743,7 +4021,7 @@
                 <w:sz w:val="21"/>
                 <w:szCs w:val="21"/>
               </w:rPr>
-              <w:t xml:space="preserve">Page calendrier réelle + node /sessions avec slot, confirmation</w:t>
+              <w:t xml:space="preserve">Firebase Storage + remplacer Avatar initials par CachedNetworkImage</w:t>
             </w:r>
           </w:p>
         </w:tc>
@@ -3779,7 +4057,7 @@
                 <w:sz w:val="21"/>
                 <w:szCs w:val="21"/>
               </w:rPr>
-              <w:t xml:space="preserve">Notifications push (FCM)</w:t>
+              <w:t xml:space="preserve">Système de favoris fonctionnel</w:t>
             </w:r>
           </w:p>
         </w:tc>
@@ -3841,7 +4119,7 @@
                 <w:sz w:val="21"/>
                 <w:szCs w:val="21"/>
               </w:rPr>
-              <w:t xml:space="preserve">Firebase Cloud Messaging — token par device + topic par rôle</w:t>
+              <w:t xml:space="preserve">Toggle bookmark sur mentor → /users/{uid}/favorites</w:t>
             </w:r>
           </w:p>
         </w:tc>
@@ -3877,6 +4155,202 @@
                 <w:sz w:val="21"/>
                 <w:szCs w:val="21"/>
               </w:rPr>
+              <w:t xml:space="preserve">Réservation de session mentor</w:t>
+            </w:r>
+          </w:p>
+        </w:tc>
+        <w:tc>
+          <w:tcPr>
+            <w:tcW w:type="dxa" w:w="1700"/>
+            <w:tcBorders>
+              <w:top w:val="single" w:color="E5E7EB" w:sz="4"/>
+              <w:left w:val="single" w:color="E5E7EB" w:sz="4"/>
+              <w:bottom w:val="single" w:color="E5E7EB" w:sz="4"/>
+              <w:right w:val="single" w:color="E5E7EB" w:sz="4"/>
+            </w:tcBorders>
+            <w:shd w:fill="FEF3C7" w:val="clear"/>
+            <w:tcMar>
+              <w:top w:type="dxa" w:w="100"/>
+              <w:left w:type="dxa" w:w="140"/>
+              <w:bottom w:type="dxa" w:w="100"/>
+              <w:right w:type="dxa" w:w="140"/>
+            </w:tcMar>
+          </w:tcPr>
+          <w:p>
+            <w:pPr>
+              <w:spacing w:after="80" w:before="80"/>
+            </w:pPr>
+            <w:r>
+              <w:rPr>
+                <w:color w:val="0F1729"/>
+                <w:sz w:val="21"/>
+                <w:szCs w:val="21"/>
+              </w:rPr>
+              <w:t xml:space="preserve">MOYENNE</w:t>
+            </w:r>
+          </w:p>
+        </w:tc>
+        <w:tc>
+          <w:tcPr>
+            <w:tcW w:type="dxa" w:w="4160"/>
+            <w:tcBorders>
+              <w:top w:val="single" w:color="E5E7EB" w:sz="4"/>
+              <w:left w:val="single" w:color="E5E7EB" w:sz="4"/>
+              <w:bottom w:val="single" w:color="E5E7EB" w:sz="4"/>
+              <w:right w:val="single" w:color="E5E7EB" w:sz="4"/>
+            </w:tcBorders>
+            <w:shd w:fill="FFFFFF" w:val="clear"/>
+            <w:tcMar>
+              <w:top w:type="dxa" w:w="100"/>
+              <w:left w:type="dxa" w:w="140"/>
+              <w:bottom w:type="dxa" w:w="100"/>
+              <w:right w:type="dxa" w:w="140"/>
+            </w:tcMar>
+          </w:tcPr>
+          <w:p>
+            <w:pPr>
+              <w:spacing w:after="80" w:before="80"/>
+            </w:pPr>
+            <w:r>
+              <w:rPr>
+                <w:color w:val="0F1729"/>
+                <w:sz w:val="21"/>
+                <w:szCs w:val="21"/>
+              </w:rPr>
+              <w:t xml:space="preserve">Page calendrier réelle + node /sessions avec slot, confirmation</w:t>
+            </w:r>
+          </w:p>
+        </w:tc>
+      </w:tr>
+      <w:tr>
+        <w:trPr>
+          <w:tblHeader w:val="false"/>
+        </w:trPr>
+        <w:tc>
+          <w:tcPr>
+            <w:tcW w:type="dxa" w:w="3500"/>
+            <w:tcBorders>
+              <w:top w:val="single" w:color="E5E7EB" w:sz="4"/>
+              <w:left w:val="single" w:color="E5E7EB" w:sz="4"/>
+              <w:bottom w:val="single" w:color="E5E7EB" w:sz="4"/>
+              <w:right w:val="single" w:color="E5E7EB" w:sz="4"/>
+            </w:tcBorders>
+            <w:shd w:fill="FFFFFF" w:val="clear"/>
+            <w:tcMar>
+              <w:top w:type="dxa" w:w="100"/>
+              <w:left w:type="dxa" w:w="140"/>
+              <w:bottom w:type="dxa" w:w="100"/>
+              <w:right w:type="dxa" w:w="140"/>
+            </w:tcMar>
+          </w:tcPr>
+          <w:p>
+            <w:pPr>
+              <w:spacing w:after="80" w:before="80"/>
+            </w:pPr>
+            <w:r>
+              <w:rPr>
+                <w:color w:val="0F1729"/>
+                <w:sz w:val="21"/>
+                <w:szCs w:val="21"/>
+              </w:rPr>
+              <w:t xml:space="preserve">Notifications push (FCM)</w:t>
+            </w:r>
+          </w:p>
+        </w:tc>
+        <w:tc>
+          <w:tcPr>
+            <w:tcW w:type="dxa" w:w="1700"/>
+            <w:tcBorders>
+              <w:top w:val="single" w:color="E5E7EB" w:sz="4"/>
+              <w:left w:val="single" w:color="E5E7EB" w:sz="4"/>
+              <w:bottom w:val="single" w:color="E5E7EB" w:sz="4"/>
+              <w:right w:val="single" w:color="E5E7EB" w:sz="4"/>
+            </w:tcBorders>
+            <w:shd w:fill="FEF3C7" w:val="clear"/>
+            <w:tcMar>
+              <w:top w:type="dxa" w:w="100"/>
+              <w:left w:type="dxa" w:w="140"/>
+              <w:bottom w:type="dxa" w:w="100"/>
+              <w:right w:type="dxa" w:w="140"/>
+            </w:tcMar>
+          </w:tcPr>
+          <w:p>
+            <w:pPr>
+              <w:spacing w:after="80" w:before="80"/>
+            </w:pPr>
+            <w:r>
+              <w:rPr>
+                <w:color w:val="0F1729"/>
+                <w:sz w:val="21"/>
+                <w:szCs w:val="21"/>
+              </w:rPr>
+              <w:t xml:space="preserve">MOYENNE</w:t>
+            </w:r>
+          </w:p>
+        </w:tc>
+        <w:tc>
+          <w:tcPr>
+            <w:tcW w:type="dxa" w:w="4160"/>
+            <w:tcBorders>
+              <w:top w:val="single" w:color="E5E7EB" w:sz="4"/>
+              <w:left w:val="single" w:color="E5E7EB" w:sz="4"/>
+              <w:bottom w:val="single" w:color="E5E7EB" w:sz="4"/>
+              <w:right w:val="single" w:color="E5E7EB" w:sz="4"/>
+            </w:tcBorders>
+            <w:shd w:fill="FFFFFF" w:val="clear"/>
+            <w:tcMar>
+              <w:top w:type="dxa" w:w="100"/>
+              <w:left w:type="dxa" w:w="140"/>
+              <w:bottom w:type="dxa" w:w="100"/>
+              <w:right w:type="dxa" w:w="140"/>
+            </w:tcMar>
+          </w:tcPr>
+          <w:p>
+            <w:pPr>
+              <w:spacing w:after="80" w:before="80"/>
+            </w:pPr>
+            <w:r>
+              <w:rPr>
+                <w:color w:val="0F1729"/>
+                <w:sz w:val="21"/>
+                <w:szCs w:val="21"/>
+              </w:rPr>
+              <w:t xml:space="preserve">Firebase Cloud Messaging — token par device + topic par rôle</w:t>
+            </w:r>
+          </w:p>
+        </w:tc>
+      </w:tr>
+      <w:tr>
+        <w:trPr>
+          <w:tblHeader w:val="false"/>
+        </w:trPr>
+        <w:tc>
+          <w:tcPr>
+            <w:tcW w:type="dxa" w:w="3500"/>
+            <w:tcBorders>
+              <w:top w:val="single" w:color="E5E7EB" w:sz="4"/>
+              <w:left w:val="single" w:color="E5E7EB" w:sz="4"/>
+              <w:bottom w:val="single" w:color="E5E7EB" w:sz="4"/>
+              <w:right w:val="single" w:color="E5E7EB" w:sz="4"/>
+            </w:tcBorders>
+            <w:shd w:fill="FFFFFF" w:val="clear"/>
+            <w:tcMar>
+              <w:top w:type="dxa" w:w="100"/>
+              <w:left w:type="dxa" w:w="140"/>
+              <w:bottom w:type="dxa" w:w="100"/>
+              <w:right w:type="dxa" w:w="140"/>
+            </w:tcMar>
+          </w:tcPr>
+          <w:p>
+            <w:pPr>
+              <w:spacing w:after="80" w:before="80"/>
+            </w:pPr>
+            <w:r>
+              <w:rPr>
+                <w:color w:val="0F1729"/>
+                <w:sz w:val="21"/>
+                <w:szCs w:val="21"/>
+              </w:rPr>
               <w:t xml:space="preserve">Mode sombre (réactiver)</w:t>
             </w:r>
           </w:p>
@@ -3956,7 +4430,7 @@
           <w:bCs/>
           <w:color w:val="0A234B"/>
         </w:rPr>
-        <w:t xml:space="preserve">5.2 Moyen terme — Livrable 2</w:t>
+        <w:t xml:space="preserve">6.2 Moyen terme — Livrable 2</w:t>
       </w:r>
     </w:p>
     <w:p>
@@ -4114,7 +4588,7 @@
           <w:bCs/>
           <w:color w:val="0A234B"/>
         </w:rPr>
-        <w:t xml:space="preserve">5.3 Long terme — Vision Livrable 3+</w:t>
+        <w:t xml:space="preserve">6.3 Long terme — Vision Livrable 3+</w:t>
       </w:r>
     </w:p>
     <w:p>
@@ -4275,7 +4749,7 @@
           <w:bCs/>
           <w:color w:val="0A234B"/>
         </w:rPr>
-        <w:t xml:space="preserve">6. Workflow équipe</w:t>
+        <w:t xml:space="preserve">7. Workflow équipe</w:t>
       </w:r>
     </w:p>
     <w:p>
@@ -4289,7 +4763,7 @@
           <w:bCs/>
           <w:color w:val="0A234B"/>
         </w:rPr>
-        <w:t xml:space="preserve">6.1 Conventions de commit</w:t>
+        <w:t xml:space="preserve">7.1 Conventions de commit</w:t>
       </w:r>
     </w:p>
     <w:p>
@@ -4954,7 +5428,7 @@
           <w:bCs/>
           <w:color w:val="0A234B"/>
         </w:rPr>
-        <w:t xml:space="preserve">6.2 Workflow Pull Request</w:t>
+        <w:t xml:space="preserve">7.2 Workflow Pull Request</w:t>
       </w:r>
     </w:p>
     <w:p>
@@ -5001,7 +5475,7 @@
           <w:bCs/>
           <w:color w:val="0A234B"/>
         </w:rPr>
-        <w:t xml:space="preserve">6.3 Avant chaque commit</w:t>
+        <w:t xml:space="preserve">7.3 Avant chaque commit</w:t>
       </w:r>
     </w:p>
     <w:p>
@@ -5090,7 +5564,7 @@
           <w:bCs/>
           <w:color w:val="0A234B"/>
         </w:rPr>
-        <w:t xml:space="preserve">7. Points d'attention</w:t>
+        <w:t xml:space="preserve">8. Points d'attention</w:t>
       </w:r>
     </w:p>
     <w:tbl>
@@ -5323,7 +5797,7 @@
           <w:bCs/>
           <w:color w:val="0A234B"/>
         </w:rPr>
-        <w:t xml:space="preserve">8. Ressources</w:t>
+        <w:t xml:space="preserve">9. Ressources</w:t>
       </w:r>
     </w:p>
     <w:p>
@@ -5413,25 +5887,25 @@
           <w:sz w:val="22"/>
           <w:szCs w:val="22"/>
         </w:rPr>
-        <w:t xml:space="preserve">Guide d'installation pour rejoindre le projet : docs/Guide_Installation_DIAPALER.docx</w:t>
-      </w:r>
-    </w:p>
-    <w:p>
-      <w:pPr>
-        <w:pStyle w:val="ListParagraph"/>
-        <w:numPr>
-          <w:ilvl w:val="0"/>
-          <w:numId w:val="2"/>
-        </w:numPr>
-        <w:spacing w:after="40" w:before="40"/>
-      </w:pPr>
-      <w:r>
-        <w:rPr>
-          <w:color w:val="0F1729"/>
-          <w:sz w:val="22"/>
-          <w:szCs w:val="22"/>
-        </w:rPr>
-        <w:t xml:space="preserve">Doc fonctionnelle (Livrable 0 du cours) : docs externes (DOCX original)</w:t>
+        <w:t xml:space="preserve">Guide d'installation : docs/Guide_Installation_DIAPALER.docx</w:t>
+      </w:r>
+    </w:p>
+    <w:p>
+      <w:pPr>
+        <w:pStyle w:val="ListParagraph"/>
+        <w:numPr>
+          <w:ilvl w:val="0"/>
+          <w:numId w:val="2"/>
+        </w:numPr>
+        <w:spacing w:after="40" w:before="40"/>
+      </w:pPr>
+      <w:r>
+        <w:rPr>
+          <w:color w:val="0F1729"/>
+          <w:sz w:val="22"/>
+          <w:szCs w:val="22"/>
+        </w:rPr>
+        <w:t xml:space="preserve">Doc fonctionnelle (Livrable 0 du cours) : DOCX original de l'équipe</w:t>
       </w:r>
     </w:p>
     <w:p>

--- a/docs/Rapport_Technique_DIAPALER.docx
+++ b/docs/Rapport_Technique_DIAPALER.docx
@@ -259,7 +259,7 @@
         </w:rPr>
         <w:t xml:space="preserve">Repo : </w:t>
       </w:r>
-      <w:hyperlink w:history="1" r:id="rId4tcumancrzgwl0a9rsprg">
+      <w:hyperlink w:history="1" r:id="rId_lta87btgexp30rtd6hfa">
         <w:r>
           <w:rPr>
             <w:color w:val="1E50A0"/>
@@ -459,7 +459,7 @@
       <w:r>
         <w:drawing>
           <wp:inline distT="0" distB="0" distL="0" distR="0">
-            <wp:extent cx="5715000" cy="2381250"/>
+            <wp:extent cx="5715000" cy="2428875"/>
             <wp:effectExtent t="0" r="0" b="0" l="0"/>
             <wp:docPr id="1" name="Schéma" descr="Schéma DIAPALER" title="Schéma"/>
             <wp:cNvGraphicFramePr>
@@ -475,13 +475,7 @@
                     </pic:cNvPicPr>
                   </pic:nvPicPr>
                   <pic:blipFill>
-                    <a:blip r:embed="rId10" cstate="none">
-                      <a:extLst>
-                        <a:ext uri="{96DAC541-7B7A-43D3-8B79-37D633B846F1}">
-                          <asvg:svgBlip xmlns:asvg="http://schemas.microsoft.com/office/drawing/2016/SVG/main" r:embed="rId9"/>
-                        </a:ext>
-                      </a:extLst>
-                    </a:blip>
+                    <a:blip r:embed="rId9" cstate="none"/>
                     <a:srcRect/>
                     <a:stretch>
                       <a:fillRect/>
@@ -490,7 +484,7 @@
                   <pic:spPr bwMode="auto">
                     <a:xfrm>
                       <a:off x="0" y="0"/>
-                      <a:ext cx="5715000" cy="2381250"/>
+                      <a:ext cx="5715000" cy="2428875"/>
                     </a:xfrm>
                     <a:prstGeom prst="rect">
                       <a:avLst/>
@@ -552,13 +546,7 @@
                     </pic:cNvPicPr>
                   </pic:nvPicPr>
                   <pic:blipFill>
-                    <a:blip r:embed="rId12" cstate="none">
-                      <a:extLst>
-                        <a:ext uri="{96DAC541-7B7A-43D3-8B79-37D633B846F1}">
-                          <asvg:svgBlip xmlns:asvg="http://schemas.microsoft.com/office/drawing/2016/SVG/main" r:embed="rId11"/>
-                        </a:ext>
-                      </a:extLst>
-                    </a:blip>
+                    <a:blip r:embed="rId10" cstate="none"/>
                     <a:srcRect/>
                     <a:stretch>
                       <a:fillRect/>
@@ -613,7 +601,7 @@
       <w:r>
         <w:drawing>
           <wp:inline distT="0" distB="0" distL="0" distR="0">
-            <wp:extent cx="5715000" cy="1905000"/>
+            <wp:extent cx="5715000" cy="1790700"/>
             <wp:effectExtent t="0" r="0" b="0" l="0"/>
             <wp:docPr id="1" name="Schéma" descr="Schéma DIAPALER" title="Schéma"/>
             <wp:cNvGraphicFramePr>
@@ -629,13 +617,7 @@
                     </pic:cNvPicPr>
                   </pic:nvPicPr>
                   <pic:blipFill>
-                    <a:blip r:embed="rId14" cstate="none">
-                      <a:extLst>
-                        <a:ext uri="{96DAC541-7B7A-43D3-8B79-37D633B846F1}">
-                          <asvg:svgBlip xmlns:asvg="http://schemas.microsoft.com/office/drawing/2016/SVG/main" r:embed="rId13"/>
-                        </a:ext>
-                      </a:extLst>
-                    </a:blip>
+                    <a:blip r:embed="rId11" cstate="none"/>
                     <a:srcRect/>
                     <a:stretch>
                       <a:fillRect/>
@@ -644,7 +626,7 @@
                   <pic:spPr bwMode="auto">
                     <a:xfrm>
                       <a:off x="0" y="0"/>
-                      <a:ext cx="5715000" cy="1905000"/>
+                      <a:ext cx="5715000" cy="1790700"/>
                     </a:xfrm>
                     <a:prstGeom prst="rect">
                       <a:avLst/>
@@ -690,7 +672,7 @@
       <w:r>
         <w:drawing>
           <wp:inline distT="0" distB="0" distL="0" distR="0">
-            <wp:extent cx="5715000" cy="2667000"/>
+            <wp:extent cx="5715000" cy="2428875"/>
             <wp:effectExtent t="0" r="0" b="0" l="0"/>
             <wp:docPr id="1" name="Schéma" descr="Schéma DIAPALER" title="Schéma"/>
             <wp:cNvGraphicFramePr>
@@ -706,13 +688,7 @@
                     </pic:cNvPicPr>
                   </pic:nvPicPr>
                   <pic:blipFill>
-                    <a:blip r:embed="rId16" cstate="none">
-                      <a:extLst>
-                        <a:ext uri="{96DAC541-7B7A-43D3-8B79-37D633B846F1}">
-                          <asvg:svgBlip xmlns:asvg="http://schemas.microsoft.com/office/drawing/2016/SVG/main" r:embed="rId15"/>
-                        </a:ext>
-                      </a:extLst>
-                    </a:blip>
+                    <a:blip r:embed="rId12" cstate="none"/>
                     <a:srcRect/>
                     <a:stretch>
                       <a:fillRect/>
@@ -721,7 +697,7 @@
                   <pic:spPr bwMode="auto">
                     <a:xfrm>
                       <a:off x="0" y="0"/>
-                      <a:ext cx="5715000" cy="2667000"/>
+                      <a:ext cx="5715000" cy="2428875"/>
                     </a:xfrm>
                     <a:prstGeom prst="rect">
                       <a:avLst/>

--- a/docs/Rapport_Technique_DIAPALER.docx
+++ b/docs/Rapport_Technique_DIAPALER.docx
@@ -259,7 +259,7 @@
         </w:rPr>
         <w:t xml:space="preserve">Repo : </w:t>
       </w:r>
-      <w:hyperlink w:history="1" r:id="rId_lta87btgexp30rtd6hfa">
+      <w:hyperlink w:history="1" r:id="rIdradnm5mtjlgth_y-7b4wp">
         <w:r>
           <w:rPr>
             <w:color w:val="1E50A0"/>
@@ -1603,6 +1603,17 @@
     </w:p>
     <w:p>
       <w:pPr>
+        <w:spacing w:after="80" w:before="60"/>
+      </w:pPr>
+      <w:r>
+        <w:rPr>
+          <w:color w:val="0F1729"/>
+        </w:rPr>
+        <w:t xml:space="preserve">Pour chaque fonctionnalité ci-dessous, on précise ce qu'elle fait, le ou les fichiers concernés, et les principales fonctions ou classes à connaître pour intervenir dessus.</w:t>
+      </w:r>
+    </w:p>
+    <w:p>
+      <w:pPr>
         <w:pStyle w:val="Heading2"/>
         <w:spacing w:after="120" w:before="280"/>
       </w:pPr>
@@ -1612,115 +1623,302 @@
           <w:bCs/>
           <w:color w:val="0A234B"/>
         </w:rPr>
-        <w:t xml:space="preserve">5.1 Authentification (Firebase Auth)</w:t>
-      </w:r>
-    </w:p>
-    <w:p>
-      <w:pPr>
-        <w:pStyle w:val="ListParagraph"/>
-        <w:numPr>
-          <w:ilvl w:val="0"/>
-          <w:numId w:val="2"/>
-        </w:numPr>
-        <w:spacing w:after="40" w:before="40"/>
-      </w:pPr>
-      <w:r>
-        <w:rPr>
-          <w:color w:val="0F1729"/>
-          <w:sz w:val="22"/>
-          <w:szCs w:val="22"/>
-        </w:rPr>
-        <w:t xml:space="preserve">Inscription email + mot de passe avec création du compte Firebase Auth réel</w:t>
-      </w:r>
-    </w:p>
-    <w:p>
-      <w:pPr>
-        <w:pStyle w:val="ListParagraph"/>
-        <w:numPr>
-          <w:ilvl w:val="0"/>
-          <w:numId w:val="2"/>
-        </w:numPr>
-        <w:spacing w:after="40" w:before="40"/>
-      </w:pPr>
-      <w:r>
-        <w:rPr>
-          <w:color w:val="0F1729"/>
-          <w:sz w:val="22"/>
-          <w:szCs w:val="22"/>
-        </w:rPr>
-        <w:t xml:space="preserve">Création automatique du node /users/{uid} dans Realtime Database avec le profil complet</w:t>
-      </w:r>
-    </w:p>
-    <w:p>
-      <w:pPr>
-        <w:pStyle w:val="ListParagraph"/>
-        <w:numPr>
-          <w:ilvl w:val="0"/>
-          <w:numId w:val="2"/>
-        </w:numPr>
-        <w:spacing w:after="40" w:before="40"/>
-      </w:pPr>
-      <w:r>
-        <w:rPr>
-          <w:color w:val="0F1729"/>
-          <w:sz w:val="22"/>
-          <w:szCs w:val="22"/>
-        </w:rPr>
-        <w:t xml:space="preserve">Connexion réelle avec lecture du profil distant à la connexion</w:t>
-      </w:r>
-    </w:p>
-    <w:p>
-      <w:pPr>
-        <w:pStyle w:val="ListParagraph"/>
-        <w:numPr>
-          <w:ilvl w:val="0"/>
-          <w:numId w:val="2"/>
-        </w:numPr>
-        <w:spacing w:after="40" w:before="40"/>
-      </w:pPr>
-      <w:r>
-        <w:rPr>
-          <w:color w:val="0F1729"/>
-          <w:sz w:val="22"/>
-          <w:szCs w:val="22"/>
-        </w:rPr>
-        <w:t xml:space="preserve">Auto-login : si la session est active, le splash route directement vers RootShell</w:t>
-      </w:r>
-    </w:p>
-    <w:p>
-      <w:pPr>
-        <w:pStyle w:val="ListParagraph"/>
-        <w:numPr>
-          <w:ilvl w:val="0"/>
-          <w:numId w:val="2"/>
-        </w:numPr>
-        <w:spacing w:after="40" w:before="40"/>
-      </w:pPr>
-      <w:r>
-        <w:rPr>
-          <w:color w:val="0F1729"/>
-          <w:sz w:val="22"/>
-          <w:szCs w:val="22"/>
-        </w:rPr>
-        <w:t xml:space="preserve">Déconnexion via FirebaseAuth.signOut() — retour au splash</w:t>
-      </w:r>
-    </w:p>
-    <w:p>
-      <w:pPr>
-        <w:pStyle w:val="ListParagraph"/>
-        <w:numPr>
-          <w:ilvl w:val="0"/>
-          <w:numId w:val="2"/>
-        </w:numPr>
-        <w:spacing w:after="40" w:before="40"/>
-      </w:pPr>
-      <w:r>
-        <w:rPr>
-          <w:color w:val="0F1729"/>
-          <w:sz w:val="22"/>
-          <w:szCs w:val="22"/>
-        </w:rPr>
-        <w:t xml:space="preserve">12 erreurs Firebase traduites en français (email invalide, mdp faible, etc.)</w:t>
+        <w:t xml:space="preserve">5.1 Authentification Firebase</w:t>
+      </w:r>
+    </w:p>
+    <w:p>
+      <w:pPr>
+        <w:spacing w:after="80" w:before="60"/>
+      </w:pPr>
+      <w:r>
+        <w:rPr>
+          <w:color w:val="0F1729"/>
+          <w:sz w:val="22"/>
+          <w:szCs w:val="22"/>
+        </w:rPr>
+        <w:t xml:space="preserve">Toute la logique d'authentification est isolée dans un service dédié qui wrap </w:t>
+      </w:r>
+      <w:r>
+        <w:rPr>
+          <w:rFonts w:ascii="Consolas" w:cs="Consolas" w:eastAsia="Consolas" w:hAnsi="Consolas"/>
+          <w:color w:val="1E50A0"/>
+          <w:sz w:val="21"/>
+          <w:szCs w:val="21"/>
+        </w:rPr>
+        <w:t xml:space="preserve">FirebaseAuth.instance</w:t>
+      </w:r>
+      <w:r>
+        <w:rPr>
+          <w:color w:val="0F1729"/>
+          <w:sz w:val="22"/>
+          <w:szCs w:val="22"/>
+        </w:rPr>
+        <w:t xml:space="preserve">. L'app n'appelle jamais directement Firebase — elle passe toujours par </w:t>
+      </w:r>
+      <w:r>
+        <w:rPr>
+          <w:rFonts w:ascii="Consolas" w:cs="Consolas" w:eastAsia="Consolas" w:hAnsi="Consolas"/>
+          <w:color w:val="1E50A0"/>
+          <w:sz w:val="21"/>
+          <w:szCs w:val="21"/>
+        </w:rPr>
+        <w:t xml:space="preserve">AuthService</w:t>
+      </w:r>
+      <w:r>
+        <w:rPr>
+          <w:color w:val="0F1729"/>
+          <w:sz w:val="22"/>
+          <w:szCs w:val="22"/>
+        </w:rPr>
+        <w:t xml:space="preserve">. Les méthodes </w:t>
+      </w:r>
+      <w:r>
+        <w:rPr>
+          <w:rFonts w:ascii="Consolas" w:cs="Consolas" w:eastAsia="Consolas" w:hAnsi="Consolas"/>
+          <w:color w:val="1E50A0"/>
+          <w:sz w:val="21"/>
+          <w:szCs w:val="21"/>
+        </w:rPr>
+        <w:t xml:space="preserve">signIn()</w:t>
+      </w:r>
+      <w:r>
+        <w:rPr>
+          <w:color w:val="0F1729"/>
+          <w:sz w:val="22"/>
+          <w:szCs w:val="22"/>
+        </w:rPr>
+        <w:t xml:space="preserve">, </w:t>
+      </w:r>
+      <w:r>
+        <w:rPr>
+          <w:rFonts w:ascii="Consolas" w:cs="Consolas" w:eastAsia="Consolas" w:hAnsi="Consolas"/>
+          <w:color w:val="1E50A0"/>
+          <w:sz w:val="21"/>
+          <w:szCs w:val="21"/>
+        </w:rPr>
+        <w:t xml:space="preserve">signUp()</w:t>
+      </w:r>
+      <w:r>
+        <w:rPr>
+          <w:color w:val="0F1729"/>
+          <w:sz w:val="22"/>
+          <w:szCs w:val="22"/>
+        </w:rPr>
+        <w:t xml:space="preserve"> et </w:t>
+      </w:r>
+      <w:r>
+        <w:rPr>
+          <w:rFonts w:ascii="Consolas" w:cs="Consolas" w:eastAsia="Consolas" w:hAnsi="Consolas"/>
+          <w:color w:val="1E50A0"/>
+          <w:sz w:val="21"/>
+          <w:szCs w:val="21"/>
+        </w:rPr>
+        <w:t xml:space="preserve">signOut()</w:t>
+      </w:r>
+      <w:r>
+        <w:rPr>
+          <w:color w:val="0F1729"/>
+          <w:sz w:val="22"/>
+          <w:szCs w:val="22"/>
+        </w:rPr>
+        <w:t xml:space="preserve"> retournent les </w:t>
+      </w:r>
+      <w:r>
+        <w:rPr>
+          <w:rFonts w:ascii="Consolas" w:cs="Consolas" w:eastAsia="Consolas" w:hAnsi="Consolas"/>
+          <w:color w:val="1E50A0"/>
+          <w:sz w:val="21"/>
+          <w:szCs w:val="21"/>
+        </w:rPr>
+        <w:t xml:space="preserve">UserCredential</w:t>
+      </w:r>
+      <w:r>
+        <w:rPr>
+          <w:color w:val="0F1729"/>
+          <w:sz w:val="22"/>
+          <w:szCs w:val="22"/>
+        </w:rPr>
+        <w:t xml:space="preserve"> standards. La méthode </w:t>
+      </w:r>
+      <w:r>
+        <w:rPr>
+          <w:rFonts w:ascii="Consolas" w:cs="Consolas" w:eastAsia="Consolas" w:hAnsi="Consolas"/>
+          <w:color w:val="1E50A0"/>
+          <w:sz w:val="21"/>
+          <w:szCs w:val="21"/>
+        </w:rPr>
+        <w:t xml:space="preserve">humanError()</w:t>
+      </w:r>
+      <w:r>
+        <w:rPr>
+          <w:color w:val="0F1729"/>
+          <w:sz w:val="22"/>
+          <w:szCs w:val="22"/>
+        </w:rPr>
+        <w:t xml:space="preserve"> traduit les 12 codes d'erreur Firebase en français lisible (« Email ou mot de passe incorrect », « Mot de passe trop faible », etc.).</w:t>
+      </w:r>
+    </w:p>
+    <w:p>
+      <w:pPr>
+        <w:spacing w:after="80" w:before="60"/>
+      </w:pPr>
+      <w:r>
+        <w:rPr>
+          <w:color w:val="0F1729"/>
+          <w:sz w:val="22"/>
+          <w:szCs w:val="22"/>
+        </w:rPr>
+        <w:t xml:space="preserve">Au moment de l'inscription, on crée immédiatement le node </w:t>
+      </w:r>
+      <w:r>
+        <w:rPr>
+          <w:rFonts w:ascii="Consolas" w:cs="Consolas" w:eastAsia="Consolas" w:hAnsi="Consolas"/>
+          <w:color w:val="1E50A0"/>
+          <w:sz w:val="21"/>
+          <w:szCs w:val="21"/>
+        </w:rPr>
+        <w:t xml:space="preserve">/users/{uid}</w:t>
+      </w:r>
+      <w:r>
+        <w:rPr>
+          <w:color w:val="0F1729"/>
+          <w:sz w:val="22"/>
+          <w:szCs w:val="22"/>
+        </w:rPr>
+        <w:t xml:space="preserve"> dans la Realtime Database via </w:t>
+      </w:r>
+      <w:r>
+        <w:rPr>
+          <w:rFonts w:ascii="Consolas" w:cs="Consolas" w:eastAsia="Consolas" w:hAnsi="Consolas"/>
+          <w:color w:val="1E50A0"/>
+          <w:sz w:val="21"/>
+          <w:szCs w:val="21"/>
+        </w:rPr>
+        <w:t xml:space="preserve">DatabaseService.createUserProfile()</w:t>
+      </w:r>
+      <w:r>
+        <w:rPr>
+          <w:color w:val="0F1729"/>
+          <w:sz w:val="22"/>
+          <w:szCs w:val="22"/>
+        </w:rPr>
+        <w:t xml:space="preserve">. À chaque connexion, </w:t>
+      </w:r>
+      <w:r>
+        <w:rPr>
+          <w:rFonts w:ascii="Consolas" w:cs="Consolas" w:eastAsia="Consolas" w:hAnsi="Consolas"/>
+          <w:color w:val="1E50A0"/>
+          <w:sz w:val="21"/>
+          <w:szCs w:val="21"/>
+        </w:rPr>
+        <w:t xml:space="preserve">LoginPage._signIn()</w:t>
+      </w:r>
+      <w:r>
+        <w:rPr>
+          <w:color w:val="0F1729"/>
+          <w:sz w:val="22"/>
+          <w:szCs w:val="22"/>
+        </w:rPr>
+        <w:t xml:space="preserve"> recharge le profil distant et appelle </w:t>
+      </w:r>
+      <w:r>
+        <w:rPr>
+          <w:rFonts w:ascii="Consolas" w:cs="Consolas" w:eastAsia="Consolas" w:hAnsi="Consolas"/>
+          <w:color w:val="1E50A0"/>
+          <w:sz w:val="21"/>
+          <w:szCs w:val="21"/>
+        </w:rPr>
+        <w:t xml:space="preserve">UserProfileController.update()</w:t>
+      </w:r>
+      <w:r>
+        <w:rPr>
+          <w:color w:val="0F1729"/>
+          <w:sz w:val="22"/>
+          <w:szCs w:val="22"/>
+        </w:rPr>
+        <w:t xml:space="preserve"> pour rafraîchir l'UI globalement.</w:t>
+      </w:r>
+    </w:p>
+    <w:p>
+      <w:pPr>
+        <w:spacing w:after="80" w:before="20"/>
+      </w:pPr>
+      <w:r>
+        <w:rPr>
+          <w:b/>
+          <w:bCs/>
+          <w:color w:val="6B7280"/>
+          <w:sz w:val="20"/>
+          <w:szCs w:val="20"/>
+        </w:rPr>
+        <w:t xml:space="preserve">Fichiers : </w:t>
+      </w:r>
+      <w:r>
+        <w:rPr>
+          <w:rFonts w:ascii="Consolas" w:cs="Consolas" w:eastAsia="Consolas" w:hAnsi="Consolas"/>
+          <w:color w:val="1E50A0"/>
+          <w:sz w:val="21"/>
+          <w:szCs w:val="21"/>
+        </w:rPr>
+        <w:t xml:space="preserve">lib/services/auth_service.dart</w:t>
+      </w:r>
+      <w:r>
+        <w:rPr>
+          <w:color w:val="6B7280"/>
+          <w:sz w:val="20"/>
+          <w:szCs w:val="20"/>
+        </w:rPr>
+        <w:t xml:space="preserve"> · </w:t>
+      </w:r>
+      <w:r>
+        <w:rPr>
+          <w:rFonts w:ascii="Consolas" w:cs="Consolas" w:eastAsia="Consolas" w:hAnsi="Consolas"/>
+          <w:color w:val="1E50A0"/>
+          <w:sz w:val="21"/>
+          <w:szCs w:val="21"/>
+        </w:rPr>
+        <w:t xml:space="preserve">lib/services/database_service.dart</w:t>
+      </w:r>
+      <w:r>
+        <w:rPr>
+          <w:color w:val="6B7280"/>
+          <w:sz w:val="20"/>
+          <w:szCs w:val="20"/>
+        </w:rPr>
+        <w:t xml:space="preserve"> · </w:t>
+      </w:r>
+      <w:r>
+        <w:rPr>
+          <w:rFonts w:ascii="Consolas" w:cs="Consolas" w:eastAsia="Consolas" w:hAnsi="Consolas"/>
+          <w:color w:val="1E50A0"/>
+          <w:sz w:val="21"/>
+          <w:szCs w:val="21"/>
+        </w:rPr>
+        <w:t xml:space="preserve">lib/firebase_options.dart</w:t>
+      </w:r>
+      <w:r>
+        <w:rPr>
+          <w:color w:val="6B7280"/>
+          <w:sz w:val="20"/>
+          <w:szCs w:val="20"/>
+        </w:rPr>
+        <w:t xml:space="preserve"> · </w:t>
+      </w:r>
+      <w:r>
+        <w:rPr>
+          <w:rFonts w:ascii="Consolas" w:cs="Consolas" w:eastAsia="Consolas" w:hAnsi="Consolas"/>
+          <w:color w:val="1E50A0"/>
+          <w:sz w:val="21"/>
+          <w:szCs w:val="21"/>
+        </w:rPr>
+        <w:t xml:space="preserve">lib/main.dart</w:t>
+      </w:r>
+      <w:r>
+        <w:rPr>
+          <w:sz w:val="20"/>
+          <w:szCs w:val="20"/>
+        </w:rPr>
+        <w:t xml:space="preserve"/>
       </w:r>
     </w:p>
     <w:p>
@@ -1734,633 +1932,221 @@
           <w:bCs/>
           <w:color w:val="0A234B"/>
         </w:rPr>
-        <w:t xml:space="preserve">5.2 Inscription Entrepreneur (4 étapes)</w:t>
-      </w:r>
-    </w:p>
-    <w:tbl>
-      <w:tblPr>
-        <w:tblW w:type="dxa" w:w="9360"/>
-        <w:tblBorders>
-          <w:top w:val="single" w:color="auto" w:sz="4"/>
-          <w:left w:val="single" w:color="auto" w:sz="4"/>
-          <w:bottom w:val="single" w:color="auto" w:sz="4"/>
-          <w:right w:val="single" w:color="auto" w:sz="4"/>
-          <w:insideH w:val="single" w:color="auto" w:sz="4"/>
-          <w:insideV w:val="single" w:color="auto" w:sz="4"/>
-        </w:tblBorders>
-      </w:tblPr>
-      <w:tblGrid>
-        <w:gridCol w:w="1500"/>
-        <w:gridCol w:w="3000"/>
-        <w:gridCol w:w="4860"/>
-      </w:tblGrid>
-      <w:tr>
-        <w:trPr>
-          <w:tblHeader/>
-        </w:trPr>
-        <w:tc>
-          <w:tcPr>
-            <w:tcW w:type="dxa" w:w="1500"/>
-            <w:tcBorders>
-              <w:top w:val="single" w:color="E5E7EB" w:sz="4"/>
-              <w:left w:val="single" w:color="E5E7EB" w:sz="4"/>
-              <w:bottom w:val="single" w:color="E5E7EB" w:sz="4"/>
-              <w:right w:val="single" w:color="E5E7EB" w:sz="4"/>
-            </w:tcBorders>
-            <w:shd w:fill="0A234B" w:val="clear"/>
-            <w:tcMar>
-              <w:top w:type="dxa" w:w="100"/>
-              <w:left w:type="dxa" w:w="140"/>
-              <w:bottom w:type="dxa" w:w="100"/>
-              <w:right w:type="dxa" w:w="140"/>
-            </w:tcMar>
-          </w:tcPr>
-          <w:p>
-            <w:pPr>
-              <w:spacing w:after="80" w:before="80"/>
-            </w:pPr>
-            <w:r>
-              <w:rPr>
-                <w:b/>
-                <w:bCs/>
-                <w:color w:val="FFFFFF"/>
-                <w:sz w:val="21"/>
-                <w:szCs w:val="21"/>
-              </w:rPr>
-              <w:t xml:space="preserve">Étape</w:t>
-            </w:r>
-          </w:p>
-        </w:tc>
-        <w:tc>
-          <w:tcPr>
-            <w:tcW w:type="dxa" w:w="3000"/>
-            <w:tcBorders>
-              <w:top w:val="single" w:color="E5E7EB" w:sz="4"/>
-              <w:left w:val="single" w:color="E5E7EB" w:sz="4"/>
-              <w:bottom w:val="single" w:color="E5E7EB" w:sz="4"/>
-              <w:right w:val="single" w:color="E5E7EB" w:sz="4"/>
-            </w:tcBorders>
-            <w:shd w:fill="0A234B" w:val="clear"/>
-            <w:tcMar>
-              <w:top w:type="dxa" w:w="100"/>
-              <w:left w:type="dxa" w:w="140"/>
-              <w:bottom w:type="dxa" w:w="100"/>
-              <w:right w:type="dxa" w:w="140"/>
-            </w:tcMar>
-          </w:tcPr>
-          <w:p>
-            <w:pPr>
-              <w:spacing w:after="80" w:before="80"/>
-            </w:pPr>
-            <w:r>
-              <w:rPr>
-                <w:b/>
-                <w:bCs/>
-                <w:color w:val="FFFFFF"/>
-                <w:sz w:val="21"/>
-                <w:szCs w:val="21"/>
-              </w:rPr>
-              <w:t xml:space="preserve">Titre</w:t>
-            </w:r>
-          </w:p>
-        </w:tc>
-        <w:tc>
-          <w:tcPr>
-            <w:tcW w:type="dxa" w:w="4860"/>
-            <w:tcBorders>
-              <w:top w:val="single" w:color="E5E7EB" w:sz="4"/>
-              <w:left w:val="single" w:color="E5E7EB" w:sz="4"/>
-              <w:bottom w:val="single" w:color="E5E7EB" w:sz="4"/>
-              <w:right w:val="single" w:color="E5E7EB" w:sz="4"/>
-            </w:tcBorders>
-            <w:shd w:fill="0A234B" w:val="clear"/>
-            <w:tcMar>
-              <w:top w:type="dxa" w:w="100"/>
-              <w:left w:type="dxa" w:w="140"/>
-              <w:bottom w:type="dxa" w:w="100"/>
-              <w:right w:type="dxa" w:w="140"/>
-            </w:tcMar>
-          </w:tcPr>
-          <w:p>
-            <w:pPr>
-              <w:spacing w:after="80" w:before="80"/>
-            </w:pPr>
-            <w:r>
-              <w:rPr>
-                <w:b/>
-                <w:bCs/>
-                <w:color w:val="FFFFFF"/>
-                <w:sz w:val="21"/>
-                <w:szCs w:val="21"/>
-              </w:rPr>
-              <w:t xml:space="preserve">Champs</w:t>
-            </w:r>
-          </w:p>
-        </w:tc>
-      </w:tr>
-      <w:tr>
-        <w:trPr>
-          <w:tblHeader w:val="false"/>
-        </w:trPr>
-        <w:tc>
-          <w:tcPr>
-            <w:tcW w:type="dxa" w:w="1500"/>
-            <w:tcBorders>
-              <w:top w:val="single" w:color="E5E7EB" w:sz="4"/>
-              <w:left w:val="single" w:color="E5E7EB" w:sz="4"/>
-              <w:bottom w:val="single" w:color="E5E7EB" w:sz="4"/>
-              <w:right w:val="single" w:color="E5E7EB" w:sz="4"/>
-            </w:tcBorders>
-            <w:shd w:fill="FFFFFF" w:val="clear"/>
-            <w:tcMar>
-              <w:top w:type="dxa" w:w="100"/>
-              <w:left w:type="dxa" w:w="140"/>
-              <w:bottom w:type="dxa" w:w="100"/>
-              <w:right w:type="dxa" w:w="140"/>
-            </w:tcMar>
-          </w:tcPr>
-          <w:p>
-            <w:pPr>
-              <w:spacing w:after="80" w:before="80"/>
-            </w:pPr>
-            <w:r>
-              <w:rPr>
-                <w:b/>
-                <w:bCs/>
-                <w:color w:val="0F1729"/>
-                <w:sz w:val="21"/>
-                <w:szCs w:val="21"/>
-              </w:rPr>
-              <w:t xml:space="preserve">1 / 4</w:t>
-            </w:r>
-          </w:p>
-        </w:tc>
-        <w:tc>
-          <w:tcPr>
-            <w:tcW w:type="dxa" w:w="3000"/>
-            <w:tcBorders>
-              <w:top w:val="single" w:color="E5E7EB" w:sz="4"/>
-              <w:left w:val="single" w:color="E5E7EB" w:sz="4"/>
-              <w:bottom w:val="single" w:color="E5E7EB" w:sz="4"/>
-              <w:right w:val="single" w:color="E5E7EB" w:sz="4"/>
-            </w:tcBorders>
-            <w:shd w:fill="FFFFFF" w:val="clear"/>
-            <w:tcMar>
-              <w:top w:type="dxa" w:w="100"/>
-              <w:left w:type="dxa" w:w="140"/>
-              <w:bottom w:type="dxa" w:w="100"/>
-              <w:right w:type="dxa" w:w="140"/>
-            </w:tcMar>
-          </w:tcPr>
-          <w:p>
-            <w:pPr>
-              <w:spacing w:after="80" w:before="80"/>
-            </w:pPr>
-            <w:r>
-              <w:rPr>
-                <w:color w:val="0F1729"/>
-                <w:sz w:val="21"/>
-                <w:szCs w:val="21"/>
-              </w:rPr>
-              <w:t xml:space="preserve">Identité</w:t>
-            </w:r>
-          </w:p>
-        </w:tc>
-        <w:tc>
-          <w:tcPr>
-            <w:tcW w:type="dxa" w:w="4860"/>
-            <w:tcBorders>
-              <w:top w:val="single" w:color="E5E7EB" w:sz="4"/>
-              <w:left w:val="single" w:color="E5E7EB" w:sz="4"/>
-              <w:bottom w:val="single" w:color="E5E7EB" w:sz="4"/>
-              <w:right w:val="single" w:color="E5E7EB" w:sz="4"/>
-            </w:tcBorders>
-            <w:shd w:fill="FFFFFF" w:val="clear"/>
-            <w:tcMar>
-              <w:top w:type="dxa" w:w="100"/>
-              <w:left w:type="dxa" w:w="140"/>
-              <w:bottom w:type="dxa" w:w="100"/>
-              <w:right w:type="dxa" w:w="140"/>
-            </w:tcMar>
-          </w:tcPr>
-          <w:p>
-            <w:pPr>
-              <w:spacing w:after="80" w:before="80"/>
-            </w:pPr>
-            <w:r>
-              <w:rPr>
-                <w:color w:val="0F1729"/>
-                <w:sz w:val="21"/>
-                <w:szCs w:val="21"/>
-              </w:rPr>
-              <w:t xml:space="preserve">Rôle, Nom, Email, Sexe, Date naissance (avec calcul d'âge live)</w:t>
-            </w:r>
-          </w:p>
-        </w:tc>
-      </w:tr>
-      <w:tr>
-        <w:trPr>
-          <w:tblHeader w:val="false"/>
-        </w:trPr>
-        <w:tc>
-          <w:tcPr>
-            <w:tcW w:type="dxa" w:w="1500"/>
-            <w:tcBorders>
-              <w:top w:val="single" w:color="E5E7EB" w:sz="4"/>
-              <w:left w:val="single" w:color="E5E7EB" w:sz="4"/>
-              <w:bottom w:val="single" w:color="E5E7EB" w:sz="4"/>
-              <w:right w:val="single" w:color="E5E7EB" w:sz="4"/>
-            </w:tcBorders>
-            <w:shd w:fill="FFFFFF" w:val="clear"/>
-            <w:tcMar>
-              <w:top w:type="dxa" w:w="100"/>
-              <w:left w:type="dxa" w:w="140"/>
-              <w:bottom w:type="dxa" w:w="100"/>
-              <w:right w:type="dxa" w:w="140"/>
-            </w:tcMar>
-          </w:tcPr>
-          <w:p>
-            <w:pPr>
-              <w:spacing w:after="80" w:before="80"/>
-            </w:pPr>
-            <w:r>
-              <w:rPr>
-                <w:b/>
-                <w:bCs/>
-                <w:color w:val="0F1729"/>
-                <w:sz w:val="21"/>
-                <w:szCs w:val="21"/>
-              </w:rPr>
-              <w:t xml:space="preserve">2 / 4</w:t>
-            </w:r>
-          </w:p>
-        </w:tc>
-        <w:tc>
-          <w:tcPr>
-            <w:tcW w:type="dxa" w:w="3000"/>
-            <w:tcBorders>
-              <w:top w:val="single" w:color="E5E7EB" w:sz="4"/>
-              <w:left w:val="single" w:color="E5E7EB" w:sz="4"/>
-              <w:bottom w:val="single" w:color="E5E7EB" w:sz="4"/>
-              <w:right w:val="single" w:color="E5E7EB" w:sz="4"/>
-            </w:tcBorders>
-            <w:shd w:fill="FFFFFF" w:val="clear"/>
-            <w:tcMar>
-              <w:top w:type="dxa" w:w="100"/>
-              <w:left w:type="dxa" w:w="140"/>
-              <w:bottom w:type="dxa" w:w="100"/>
-              <w:right w:type="dxa" w:w="140"/>
-            </w:tcMar>
-          </w:tcPr>
-          <w:p>
-            <w:pPr>
-              <w:spacing w:after="80" w:before="80"/>
-            </w:pPr>
-            <w:r>
-              <w:rPr>
-                <w:color w:val="0F1729"/>
-                <w:sz w:val="21"/>
-                <w:szCs w:val="21"/>
-              </w:rPr>
-              <w:t xml:space="preserve">Localisation</w:t>
-            </w:r>
-          </w:p>
-        </w:tc>
-        <w:tc>
-          <w:tcPr>
-            <w:tcW w:type="dxa" w:w="4860"/>
-            <w:tcBorders>
-              <w:top w:val="single" w:color="E5E7EB" w:sz="4"/>
-              <w:left w:val="single" w:color="E5E7EB" w:sz="4"/>
-              <w:bottom w:val="single" w:color="E5E7EB" w:sz="4"/>
-              <w:right w:val="single" w:color="E5E7EB" w:sz="4"/>
-            </w:tcBorders>
-            <w:shd w:fill="FFFFFF" w:val="clear"/>
-            <w:tcMar>
-              <w:top w:type="dxa" w:w="100"/>
-              <w:left w:type="dxa" w:w="140"/>
-              <w:bottom w:type="dxa" w:w="100"/>
-              <w:right w:type="dxa" w:w="140"/>
-            </w:tcMar>
-          </w:tcPr>
-          <w:p>
-            <w:pPr>
-              <w:spacing w:after="80" w:before="80"/>
-            </w:pPr>
-            <w:r>
-              <w:rPr>
-                <w:color w:val="0F1729"/>
-                <w:sz w:val="21"/>
-                <w:szCs w:val="21"/>
-              </w:rPr>
-              <w:t xml:space="preserve">Pays (3) + Ville en cascade + Adresse (optionnelle)</w:t>
-            </w:r>
-          </w:p>
-        </w:tc>
-      </w:tr>
-      <w:tr>
-        <w:trPr>
-          <w:tblHeader w:val="false"/>
-        </w:trPr>
-        <w:tc>
-          <w:tcPr>
-            <w:tcW w:type="dxa" w:w="1500"/>
-            <w:tcBorders>
-              <w:top w:val="single" w:color="E5E7EB" w:sz="4"/>
-              <w:left w:val="single" w:color="E5E7EB" w:sz="4"/>
-              <w:bottom w:val="single" w:color="E5E7EB" w:sz="4"/>
-              <w:right w:val="single" w:color="E5E7EB" w:sz="4"/>
-            </w:tcBorders>
-            <w:shd w:fill="FFFFFF" w:val="clear"/>
-            <w:tcMar>
-              <w:top w:type="dxa" w:w="100"/>
-              <w:left w:type="dxa" w:w="140"/>
-              <w:bottom w:type="dxa" w:w="100"/>
-              <w:right w:type="dxa" w:w="140"/>
-            </w:tcMar>
-          </w:tcPr>
-          <w:p>
-            <w:pPr>
-              <w:spacing w:after="80" w:before="80"/>
-            </w:pPr>
-            <w:r>
-              <w:rPr>
-                <w:b/>
-                <w:bCs/>
-                <w:color w:val="0F1729"/>
-                <w:sz w:val="21"/>
-                <w:szCs w:val="21"/>
-              </w:rPr>
-              <w:t xml:space="preserve">3 / 4</w:t>
-            </w:r>
-          </w:p>
-        </w:tc>
-        <w:tc>
-          <w:tcPr>
-            <w:tcW w:type="dxa" w:w="3000"/>
-            <w:tcBorders>
-              <w:top w:val="single" w:color="E5E7EB" w:sz="4"/>
-              <w:left w:val="single" w:color="E5E7EB" w:sz="4"/>
-              <w:bottom w:val="single" w:color="E5E7EB" w:sz="4"/>
-              <w:right w:val="single" w:color="E5E7EB" w:sz="4"/>
-            </w:tcBorders>
-            <w:shd w:fill="FFFFFF" w:val="clear"/>
-            <w:tcMar>
-              <w:top w:type="dxa" w:w="100"/>
-              <w:left w:type="dxa" w:w="140"/>
-              <w:bottom w:type="dxa" w:w="100"/>
-              <w:right w:type="dxa" w:w="140"/>
-            </w:tcMar>
-          </w:tcPr>
-          <w:p>
-            <w:pPr>
-              <w:spacing w:after="80" w:before="80"/>
-            </w:pPr>
-            <w:r>
-              <w:rPr>
-                <w:color w:val="0F1729"/>
-                <w:sz w:val="21"/>
-                <w:szCs w:val="21"/>
-              </w:rPr>
-              <w:t xml:space="preserve">Profil pro</w:t>
-            </w:r>
-          </w:p>
-        </w:tc>
-        <w:tc>
-          <w:tcPr>
-            <w:tcW w:type="dxa" w:w="4860"/>
-            <w:tcBorders>
-              <w:top w:val="single" w:color="E5E7EB" w:sz="4"/>
-              <w:left w:val="single" w:color="E5E7EB" w:sz="4"/>
-              <w:bottom w:val="single" w:color="E5E7EB" w:sz="4"/>
-              <w:right w:val="single" w:color="E5E7EB" w:sz="4"/>
-            </w:tcBorders>
-            <w:shd w:fill="FFFFFF" w:val="clear"/>
-            <w:tcMar>
-              <w:top w:type="dxa" w:w="100"/>
-              <w:left w:type="dxa" w:w="140"/>
-              <w:bottom w:type="dxa" w:w="100"/>
-              <w:right w:type="dxa" w:w="140"/>
-            </w:tcMar>
-          </w:tcPr>
-          <w:p>
-            <w:pPr>
-              <w:spacing w:after="80" w:before="80"/>
-            </w:pPr>
-            <w:r>
-              <w:rPr>
-                <w:color w:val="0F1729"/>
-                <w:sz w:val="21"/>
-                <w:szCs w:val="21"/>
-              </w:rPr>
-              <w:t xml:space="preserve">À propos (opt), LinkedIn (opt), Centres d'intérêt (obligatoire ≥ 1)</w:t>
-            </w:r>
-          </w:p>
-        </w:tc>
-      </w:tr>
-      <w:tr>
-        <w:trPr>
-          <w:tblHeader w:val="false"/>
-        </w:trPr>
-        <w:tc>
-          <w:tcPr>
-            <w:tcW w:type="dxa" w:w="1500"/>
-            <w:tcBorders>
-              <w:top w:val="single" w:color="E5E7EB" w:sz="4"/>
-              <w:left w:val="single" w:color="E5E7EB" w:sz="4"/>
-              <w:bottom w:val="single" w:color="E5E7EB" w:sz="4"/>
-              <w:right w:val="single" w:color="E5E7EB" w:sz="4"/>
-            </w:tcBorders>
-            <w:shd w:fill="FFFFFF" w:val="clear"/>
-            <w:tcMar>
-              <w:top w:type="dxa" w:w="100"/>
-              <w:left w:type="dxa" w:w="140"/>
-              <w:bottom w:type="dxa" w:w="100"/>
-              <w:right w:type="dxa" w:w="140"/>
-            </w:tcMar>
-          </w:tcPr>
-          <w:p>
-            <w:pPr>
-              <w:spacing w:after="80" w:before="80"/>
-            </w:pPr>
-            <w:r>
-              <w:rPr>
-                <w:b/>
-                <w:bCs/>
-                <w:color w:val="0F1729"/>
-                <w:sz w:val="21"/>
-                <w:szCs w:val="21"/>
-              </w:rPr>
-              <w:t xml:space="preserve">4 / 4</w:t>
-            </w:r>
-          </w:p>
-        </w:tc>
-        <w:tc>
-          <w:tcPr>
-            <w:tcW w:type="dxa" w:w="3000"/>
-            <w:tcBorders>
-              <w:top w:val="single" w:color="E5E7EB" w:sz="4"/>
-              <w:left w:val="single" w:color="E5E7EB" w:sz="4"/>
-              <w:bottom w:val="single" w:color="E5E7EB" w:sz="4"/>
-              <w:right w:val="single" w:color="E5E7EB" w:sz="4"/>
-            </w:tcBorders>
-            <w:shd w:fill="FFFFFF" w:val="clear"/>
-            <w:tcMar>
-              <w:top w:type="dxa" w:w="100"/>
-              <w:left w:type="dxa" w:w="140"/>
-              <w:bottom w:type="dxa" w:w="100"/>
-              <w:right w:type="dxa" w:w="140"/>
-            </w:tcMar>
-          </w:tcPr>
-          <w:p>
-            <w:pPr>
-              <w:spacing w:after="80" w:before="80"/>
-            </w:pPr>
-            <w:r>
-              <w:rPr>
-                <w:color w:val="0F1729"/>
-                <w:sz w:val="21"/>
-                <w:szCs w:val="21"/>
-              </w:rPr>
-              <w:t xml:space="preserve">Sécurité</w:t>
-            </w:r>
-          </w:p>
-        </w:tc>
-        <w:tc>
-          <w:tcPr>
-            <w:tcW w:type="dxa" w:w="4860"/>
-            <w:tcBorders>
-              <w:top w:val="single" w:color="E5E7EB" w:sz="4"/>
-              <w:left w:val="single" w:color="E5E7EB" w:sz="4"/>
-              <w:bottom w:val="single" w:color="E5E7EB" w:sz="4"/>
-              <w:right w:val="single" w:color="E5E7EB" w:sz="4"/>
-            </w:tcBorders>
-            <w:shd w:fill="FFFFFF" w:val="clear"/>
-            <w:tcMar>
-              <w:top w:type="dxa" w:w="100"/>
-              <w:left w:type="dxa" w:w="140"/>
-              <w:bottom w:type="dxa" w:w="100"/>
-              <w:right w:type="dxa" w:w="140"/>
-            </w:tcMar>
-          </w:tcPr>
-          <w:p>
-            <w:pPr>
-              <w:spacing w:after="80" w:before="80"/>
-            </w:pPr>
-            <w:r>
-              <w:rPr>
-                <w:color w:val="0F1729"/>
-                <w:sz w:val="21"/>
-                <w:szCs w:val="21"/>
-              </w:rPr>
-              <w:t xml:space="preserve">Téléphone (auto-format) + Mdp (force) + Confirmation + CGU</w:t>
-            </w:r>
-          </w:p>
-        </w:tc>
-      </w:tr>
-    </w:tbl>
-    <w:p>
-      <w:pPr>
-        <w:pStyle w:val="Heading3"/>
-        <w:spacing w:after="100" w:before="200"/>
+        <w:t xml:space="preserve">5.2 Auto-login au démarrage</w:t>
+      </w:r>
+    </w:p>
+    <w:p>
+      <w:pPr>
+        <w:spacing w:after="80" w:before="60"/>
+      </w:pPr>
+      <w:r>
+        <w:rPr>
+          <w:color w:val="0F1729"/>
+          <w:sz w:val="22"/>
+          <w:szCs w:val="22"/>
+        </w:rPr>
+        <w:t xml:space="preserve">Le splash sert aussi de gate d'authentification. Dans </w:t>
+      </w:r>
+      <w:r>
+        <w:rPr>
+          <w:rFonts w:ascii="Consolas" w:cs="Consolas" w:eastAsia="Consolas" w:hAnsi="Consolas"/>
+          <w:color w:val="1E50A0"/>
+          <w:sz w:val="21"/>
+          <w:szCs w:val="21"/>
+        </w:rPr>
+        <w:t xml:space="preserve">main.dart</w:t>
+      </w:r>
+      <w:r>
+        <w:rPr>
+          <w:color w:val="0F1729"/>
+          <w:sz w:val="22"/>
+          <w:szCs w:val="22"/>
+        </w:rPr>
+        <w:t xml:space="preserve">, la variable globale </w:t>
+      </w:r>
+      <w:r>
+        <w:rPr>
+          <w:rFonts w:ascii="Consolas" w:cs="Consolas" w:eastAsia="Consolas" w:hAnsi="Consolas"/>
+          <w:color w:val="1E50A0"/>
+          <w:sz w:val="21"/>
+          <w:szCs w:val="21"/>
+        </w:rPr>
+        <w:t xml:space="preserve">firebaseReady</w:t>
+      </w:r>
+      <w:r>
+        <w:rPr>
+          <w:color w:val="0F1729"/>
+          <w:sz w:val="22"/>
+          <w:szCs w:val="22"/>
+        </w:rPr>
+        <w:t xml:space="preserve"> lance </w:t>
+      </w:r>
+      <w:r>
+        <w:rPr>
+          <w:rFonts w:ascii="Consolas" w:cs="Consolas" w:eastAsia="Consolas" w:hAnsi="Consolas"/>
+          <w:color w:val="1E50A0"/>
+          <w:sz w:val="21"/>
+          <w:szCs w:val="21"/>
+        </w:rPr>
+        <w:t xml:space="preserve">Firebase.initializeApp()</w:t>
+      </w:r>
+      <w:r>
+        <w:rPr>
+          <w:color w:val="0F1729"/>
+          <w:sz w:val="22"/>
+          <w:szCs w:val="22"/>
+        </w:rPr>
+        <w:t xml:space="preserve"> en parallèle de </w:t>
+      </w:r>
+      <w:r>
+        <w:rPr>
+          <w:rFonts w:ascii="Consolas" w:cs="Consolas" w:eastAsia="Consolas" w:hAnsi="Consolas"/>
+          <w:color w:val="1E50A0"/>
+          <w:sz w:val="21"/>
+          <w:szCs w:val="21"/>
+        </w:rPr>
+        <w:t xml:space="preserve">runApp()</w:t>
+      </w:r>
+      <w:r>
+        <w:rPr>
+          <w:color w:val="0F1729"/>
+          <w:sz w:val="22"/>
+          <w:szCs w:val="22"/>
+        </w:rPr>
+        <w:t xml:space="preserve"> — l'animation tourne pendant l'init. La méthode </w:t>
+      </w:r>
+      <w:r>
+        <w:rPr>
+          <w:rFonts w:ascii="Consolas" w:cs="Consolas" w:eastAsia="Consolas" w:hAnsi="Consolas"/>
+          <w:color w:val="1E50A0"/>
+          <w:sz w:val="21"/>
+          <w:szCs w:val="21"/>
+        </w:rPr>
+        <w:t xml:space="preserve">SplashPage._bootstrap()</w:t>
+      </w:r>
+      <w:r>
+        <w:rPr>
+          <w:color w:val="0F1729"/>
+          <w:sz w:val="22"/>
+          <w:szCs w:val="22"/>
+        </w:rPr>
+        <w:t xml:space="preserve"> attend Firebase puis vérifie </w:t>
+      </w:r>
+      <w:r>
+        <w:rPr>
+          <w:rFonts w:ascii="Consolas" w:cs="Consolas" w:eastAsia="Consolas" w:hAnsi="Consolas"/>
+          <w:color w:val="1E50A0"/>
+          <w:sz w:val="21"/>
+          <w:szCs w:val="21"/>
+        </w:rPr>
+        <w:t xml:space="preserve">AuthService.currentUid</w:t>
+      </w:r>
+      <w:r>
+        <w:rPr>
+          <w:color w:val="0F1729"/>
+          <w:sz w:val="22"/>
+          <w:szCs w:val="22"/>
+        </w:rPr>
+        <w:t xml:space="preserve"> : si la session est active, on lit le profil distant via </w:t>
+      </w:r>
+      <w:r>
+        <w:rPr>
+          <w:rFonts w:ascii="Consolas" w:cs="Consolas" w:eastAsia="Consolas" w:hAnsi="Consolas"/>
+          <w:color w:val="1E50A0"/>
+          <w:sz w:val="21"/>
+          <w:szCs w:val="21"/>
+        </w:rPr>
+        <w:t xml:space="preserve">DatabaseService.readUserProfile(uid)</w:t>
+      </w:r>
+      <w:r>
+        <w:rPr>
+          <w:color w:val="0F1729"/>
+          <w:sz w:val="22"/>
+          <w:szCs w:val="22"/>
+        </w:rPr>
+        <w:t xml:space="preserve"> et on route directement vers </w:t>
+      </w:r>
+      <w:r>
+        <w:rPr>
+          <w:rFonts w:ascii="Consolas" w:cs="Consolas" w:eastAsia="Consolas" w:hAnsi="Consolas"/>
+          <w:color w:val="1E50A0"/>
+          <w:sz w:val="21"/>
+          <w:szCs w:val="21"/>
+        </w:rPr>
+        <w:t xml:space="preserve">RootShell</w:t>
+      </w:r>
+      <w:r>
+        <w:rPr>
+          <w:color w:val="0F1729"/>
+          <w:sz w:val="22"/>
+          <w:szCs w:val="22"/>
+        </w:rPr>
+        <w:t xml:space="preserve">. Sinon on tombe sur </w:t>
+      </w:r>
+      <w:r>
+        <w:rPr>
+          <w:rFonts w:ascii="Consolas" w:cs="Consolas" w:eastAsia="Consolas" w:hAnsi="Consolas"/>
+          <w:color w:val="1E50A0"/>
+          <w:sz w:val="21"/>
+          <w:szCs w:val="21"/>
+        </w:rPr>
+        <w:t xml:space="preserve">RoleSelectionPage</w:t>
+      </w:r>
+      <w:r>
+        <w:rPr>
+          <w:color w:val="0F1729"/>
+          <w:sz w:val="22"/>
+          <w:szCs w:val="22"/>
+        </w:rPr>
+        <w:t xml:space="preserve">.</w:t>
+      </w:r>
+    </w:p>
+    <w:p>
+      <w:pPr>
+        <w:spacing w:after="80" w:before="20"/>
       </w:pPr>
       <w:r>
         <w:rPr>
           <w:b/>
           <w:bCs/>
-          <w:color w:val="1E50A0"/>
-        </w:rPr>
-        <w:t xml:space="preserve">Validations live</w:t>
-      </w:r>
-    </w:p>
-    <w:p>
-      <w:pPr>
-        <w:pStyle w:val="ListParagraph"/>
-        <w:numPr>
-          <w:ilvl w:val="0"/>
-          <w:numId w:val="2"/>
-        </w:numPr>
-        <w:spacing w:after="40" w:before="40"/>
-      </w:pPr>
-      <w:r>
-        <w:rPr>
-          <w:color w:val="0F1729"/>
-          <w:sz w:val="22"/>
-          <w:szCs w:val="22"/>
-        </w:rPr>
-        <w:t xml:space="preserve">Email : regex en temps réel, badge ✓ vert / ✗ rouge à droite du champ</w:t>
-      </w:r>
-    </w:p>
-    <w:p>
-      <w:pPr>
-        <w:pStyle w:val="ListParagraph"/>
-        <w:numPr>
-          <w:ilvl w:val="0"/>
-          <w:numId w:val="2"/>
-        </w:numPr>
-        <w:spacing w:after="40" w:before="40"/>
-      </w:pPr>
-      <w:r>
-        <w:rPr>
-          <w:color w:val="0F1729"/>
-          <w:sz w:val="22"/>
-          <w:szCs w:val="22"/>
-        </w:rPr>
-        <w:t xml:space="preserve">Téléphone : auto-format 'XX XXX XX XX' et limite à 9 chiffres</w:t>
-      </w:r>
-    </w:p>
-    <w:p>
-      <w:pPr>
-        <w:pStyle w:val="ListParagraph"/>
-        <w:numPr>
-          <w:ilvl w:val="0"/>
-          <w:numId w:val="2"/>
-        </w:numPr>
-        <w:spacing w:after="40" w:before="40"/>
-      </w:pPr>
-      <w:r>
-        <w:rPr>
-          <w:color w:val="0F1729"/>
-          <w:sz w:val="22"/>
-          <w:szCs w:val="22"/>
-        </w:rPr>
-        <w:t xml:space="preserve">Mot de passe : barre de force colorée (rouge / ambre / vert)</w:t>
-      </w:r>
-    </w:p>
-    <w:p>
-      <w:pPr>
-        <w:pStyle w:val="ListParagraph"/>
-        <w:numPr>
-          <w:ilvl w:val="0"/>
-          <w:numId w:val="2"/>
-        </w:numPr>
-        <w:spacing w:after="40" w:before="40"/>
-      </w:pPr>
-      <w:r>
-        <w:rPr>
-          <w:color w:val="0F1729"/>
-          <w:sz w:val="22"/>
-          <w:szCs w:val="22"/>
-        </w:rPr>
-        <w:t xml:space="preserve">Confirmation : pastille verte/rouge selon match</w:t>
-      </w:r>
-    </w:p>
-    <w:p>
-      <w:pPr>
-        <w:pStyle w:val="ListParagraph"/>
-        <w:numPr>
-          <w:ilvl w:val="0"/>
-          <w:numId w:val="2"/>
-        </w:numPr>
-        <w:spacing w:after="40" w:before="40"/>
-      </w:pPr>
-      <w:r>
-        <w:rPr>
-          <w:color w:val="0F1729"/>
-          <w:sz w:val="22"/>
-          <w:szCs w:val="22"/>
-        </w:rPr>
-        <w:t xml:space="preserve">Boutons CONTINUER / S'INSCRIRE désactivés tant que l'étape courante invalide</w:t>
+          <w:color w:val="6B7280"/>
+          <w:sz w:val="20"/>
+          <w:szCs w:val="20"/>
+        </w:rPr>
+        <w:t xml:space="preserve">Fichiers : </w:t>
+      </w:r>
+      <w:r>
+        <w:rPr>
+          <w:rFonts w:ascii="Consolas" w:cs="Consolas" w:eastAsia="Consolas" w:hAnsi="Consolas"/>
+          <w:color w:val="1E50A0"/>
+          <w:sz w:val="21"/>
+          <w:szCs w:val="21"/>
+        </w:rPr>
+        <w:t xml:space="preserve">lib/main.dart</w:t>
+      </w:r>
+      <w:r>
+        <w:rPr>
+          <w:color w:val="6B7280"/>
+          <w:sz w:val="20"/>
+          <w:szCs w:val="20"/>
+        </w:rPr>
+        <w:t xml:space="preserve"> · </w:t>
+      </w:r>
+      <w:r>
+        <w:rPr>
+          <w:rFonts w:ascii="Consolas" w:cs="Consolas" w:eastAsia="Consolas" w:hAnsi="Consolas"/>
+          <w:color w:val="1E50A0"/>
+          <w:sz w:val="21"/>
+          <w:szCs w:val="21"/>
+        </w:rPr>
+        <w:t xml:space="preserve">lib/screens/splash_page.dart</w:t>
+      </w:r>
+      <w:r>
+        <w:rPr>
+          <w:sz w:val="20"/>
+          <w:szCs w:val="20"/>
+        </w:rPr>
+        <w:t xml:space="preserve"/>
       </w:r>
     </w:p>
     <w:p>
@@ -2374,7 +2160,7 @@
           <w:bCs/>
           <w:color w:val="0A234B"/>
         </w:rPr>
-        <w:t xml:space="preserve">5.3 Profil utilisateur (Realtime Database)</w:t>
+        <w:t xml:space="preserve">5.3 Inscription Entrepreneur en 4 étapes</w:t>
       </w:r>
     </w:p>
     <w:p>
@@ -2384,8 +2170,990 @@
       <w:r>
         <w:rPr>
           <w:color w:val="0F1729"/>
-        </w:rPr>
-        <w:t xml:space="preserve">Stockage complet dans /users/{uid} avec les champs suivants :</w:t>
+          <w:sz w:val="22"/>
+          <w:szCs w:val="22"/>
+        </w:rPr>
+        <w:t xml:space="preserve">Toute l'inscription est dans un seul </w:t>
+      </w:r>
+      <w:r>
+        <w:rPr>
+          <w:rFonts w:ascii="Consolas" w:cs="Consolas" w:eastAsia="Consolas" w:hAnsi="Consolas"/>
+          <w:color w:val="1E50A0"/>
+          <w:sz w:val="21"/>
+          <w:szCs w:val="21"/>
+        </w:rPr>
+        <w:t xml:space="preserve">StatefulWidget</w:t>
+      </w:r>
+      <w:r>
+        <w:rPr>
+          <w:color w:val="0F1729"/>
+          <w:sz w:val="22"/>
+          <w:szCs w:val="22"/>
+        </w:rPr>
+        <w:t xml:space="preserve"> — </w:t>
+      </w:r>
+      <w:r>
+        <w:rPr>
+          <w:rFonts w:ascii="Consolas" w:cs="Consolas" w:eastAsia="Consolas" w:hAnsi="Consolas"/>
+          <w:color w:val="1E50A0"/>
+          <w:sz w:val="21"/>
+          <w:szCs w:val="21"/>
+        </w:rPr>
+        <w:t xml:space="preserve">SignUpPage</w:t>
+      </w:r>
+      <w:r>
+        <w:rPr>
+          <w:color w:val="0F1729"/>
+          <w:sz w:val="22"/>
+          <w:szCs w:val="22"/>
+        </w:rPr>
+        <w:t xml:space="preserve"> — qui maintient un compteur </w:t>
+      </w:r>
+      <w:r>
+        <w:rPr>
+          <w:rFonts w:ascii="Consolas" w:cs="Consolas" w:eastAsia="Consolas" w:hAnsi="Consolas"/>
+          <w:color w:val="1E50A0"/>
+          <w:sz w:val="21"/>
+          <w:szCs w:val="21"/>
+        </w:rPr>
+        <w:t xml:space="preserve">_step (0..3)</w:t>
+      </w:r>
+      <w:r>
+        <w:rPr>
+          <w:color w:val="0F1729"/>
+          <w:sz w:val="22"/>
+          <w:szCs w:val="22"/>
+        </w:rPr>
+        <w:t xml:space="preserve"> et 4 builders distincts (</w:t>
+      </w:r>
+      <w:r>
+        <w:rPr>
+          <w:rFonts w:ascii="Consolas" w:cs="Consolas" w:eastAsia="Consolas" w:hAnsi="Consolas"/>
+          <w:color w:val="1E50A0"/>
+          <w:sz w:val="21"/>
+          <w:szCs w:val="21"/>
+        </w:rPr>
+        <w:t xml:space="preserve">_buildStep1</w:t>
+      </w:r>
+      <w:r>
+        <w:rPr>
+          <w:color w:val="0F1729"/>
+          <w:sz w:val="22"/>
+          <w:szCs w:val="22"/>
+        </w:rPr>
+        <w:t xml:space="preserve"> à </w:t>
+      </w:r>
+      <w:r>
+        <w:rPr>
+          <w:rFonts w:ascii="Consolas" w:cs="Consolas" w:eastAsia="Consolas" w:hAnsi="Consolas"/>
+          <w:color w:val="1E50A0"/>
+          <w:sz w:val="21"/>
+          <w:szCs w:val="21"/>
+        </w:rPr>
+        <w:t xml:space="preserve">_buildStep4</w:t>
+      </w:r>
+      <w:r>
+        <w:rPr>
+          <w:color w:val="0F1729"/>
+          <w:sz w:val="22"/>
+          <w:szCs w:val="22"/>
+        </w:rPr>
+        <w:t xml:space="preserve">). Chaque étape a son getter de validation : </w:t>
+      </w:r>
+      <w:r>
+        <w:rPr>
+          <w:rFonts w:ascii="Consolas" w:cs="Consolas" w:eastAsia="Consolas" w:hAnsi="Consolas"/>
+          <w:color w:val="1E50A0"/>
+          <w:sz w:val="21"/>
+          <w:szCs w:val="21"/>
+        </w:rPr>
+        <w:t xml:space="preserve">_step1Valid</w:t>
+      </w:r>
+      <w:r>
+        <w:rPr>
+          <w:color w:val="0F1729"/>
+          <w:sz w:val="22"/>
+          <w:szCs w:val="22"/>
+        </w:rPr>
+        <w:t xml:space="preserve">, </w:t>
+      </w:r>
+      <w:r>
+        <w:rPr>
+          <w:rFonts w:ascii="Consolas" w:cs="Consolas" w:eastAsia="Consolas" w:hAnsi="Consolas"/>
+          <w:color w:val="1E50A0"/>
+          <w:sz w:val="21"/>
+          <w:szCs w:val="21"/>
+        </w:rPr>
+        <w:t xml:space="preserve">_step2Valid</w:t>
+      </w:r>
+      <w:r>
+        <w:rPr>
+          <w:color w:val="0F1729"/>
+          <w:sz w:val="22"/>
+          <w:szCs w:val="22"/>
+        </w:rPr>
+        <w:t xml:space="preserve">, </w:t>
+      </w:r>
+      <w:r>
+        <w:rPr>
+          <w:rFonts w:ascii="Consolas" w:cs="Consolas" w:eastAsia="Consolas" w:hAnsi="Consolas"/>
+          <w:color w:val="1E50A0"/>
+          <w:sz w:val="21"/>
+          <w:szCs w:val="21"/>
+        </w:rPr>
+        <w:t xml:space="preserve">_step3Valid</w:t>
+      </w:r>
+      <w:r>
+        <w:rPr>
+          <w:color w:val="0F1729"/>
+          <w:sz w:val="22"/>
+          <w:szCs w:val="22"/>
+        </w:rPr>
+        <w:t xml:space="preserve">, </w:t>
+      </w:r>
+      <w:r>
+        <w:rPr>
+          <w:rFonts w:ascii="Consolas" w:cs="Consolas" w:eastAsia="Consolas" w:hAnsi="Consolas"/>
+          <w:color w:val="1E50A0"/>
+          <w:sz w:val="21"/>
+          <w:szCs w:val="21"/>
+        </w:rPr>
+        <w:t xml:space="preserve">_step4Valid</w:t>
+      </w:r>
+      <w:r>
+        <w:rPr>
+          <w:color w:val="0F1729"/>
+          <w:sz w:val="22"/>
+          <w:szCs w:val="22"/>
+        </w:rPr>
+        <w:t xml:space="preserve">. Le bouton CONTINUER appelle </w:t>
+      </w:r>
+      <w:r>
+        <w:rPr>
+          <w:rFonts w:ascii="Consolas" w:cs="Consolas" w:eastAsia="Consolas" w:hAnsi="Consolas"/>
+          <w:color w:val="1E50A0"/>
+          <w:sz w:val="21"/>
+          <w:szCs w:val="21"/>
+        </w:rPr>
+        <w:t xml:space="preserve">_next()</w:t>
+      </w:r>
+      <w:r>
+        <w:rPr>
+          <w:color w:val="0F1729"/>
+          <w:sz w:val="22"/>
+          <w:szCs w:val="22"/>
+        </w:rPr>
+        <w:t xml:space="preserve"> qui incrémente </w:t>
+      </w:r>
+      <w:r>
+        <w:rPr>
+          <w:rFonts w:ascii="Consolas" w:cs="Consolas" w:eastAsia="Consolas" w:hAnsi="Consolas"/>
+          <w:color w:val="1E50A0"/>
+          <w:sz w:val="21"/>
+          <w:szCs w:val="21"/>
+        </w:rPr>
+        <w:t xml:space="preserve">_step</w:t>
+      </w:r>
+      <w:r>
+        <w:rPr>
+          <w:color w:val="0F1729"/>
+          <w:sz w:val="22"/>
+          <w:szCs w:val="22"/>
+        </w:rPr>
+        <w:t xml:space="preserve"> ou déclenche </w:t>
+      </w:r>
+      <w:r>
+        <w:rPr>
+          <w:rFonts w:ascii="Consolas" w:cs="Consolas" w:eastAsia="Consolas" w:hAnsi="Consolas"/>
+          <w:color w:val="1E50A0"/>
+          <w:sz w:val="21"/>
+          <w:szCs w:val="21"/>
+        </w:rPr>
+        <w:t xml:space="preserve">_submit()</w:t>
+      </w:r>
+      <w:r>
+        <w:rPr>
+          <w:color w:val="0F1729"/>
+          <w:sz w:val="22"/>
+          <w:szCs w:val="22"/>
+        </w:rPr>
+        <w:t xml:space="preserve"> sur la dernière étape.</w:t>
+      </w:r>
+    </w:p>
+    <w:p>
+      <w:pPr>
+        <w:spacing w:after="80" w:before="60"/>
+      </w:pPr>
+      <w:r>
+        <w:rPr>
+          <w:color w:val="0F1729"/>
+          <w:sz w:val="22"/>
+          <w:szCs w:val="22"/>
+        </w:rPr>
+        <w:t xml:space="preserve">Les validations live utilisent des regex (</w:t>
+      </w:r>
+      <w:r>
+        <w:rPr>
+          <w:rFonts w:ascii="Consolas" w:cs="Consolas" w:eastAsia="Consolas" w:hAnsi="Consolas"/>
+          <w:color w:val="1E50A0"/>
+          <w:sz w:val="21"/>
+          <w:szCs w:val="21"/>
+        </w:rPr>
+        <w:t xml:space="preserve">_emailRegex</w:t>
+      </w:r>
+      <w:r>
+        <w:rPr>
+          <w:color w:val="0F1729"/>
+          <w:sz w:val="22"/>
+          <w:szCs w:val="22"/>
+        </w:rPr>
+        <w:t xml:space="preserve">), un calcul de force de mot de passe (</w:t>
+      </w:r>
+      <w:r>
+        <w:rPr>
+          <w:rFonts w:ascii="Consolas" w:cs="Consolas" w:eastAsia="Consolas" w:hAnsi="Consolas"/>
+          <w:color w:val="1E50A0"/>
+          <w:sz w:val="21"/>
+          <w:szCs w:val="21"/>
+        </w:rPr>
+        <w:t xml:space="preserve">_computeStrength()</w:t>
+      </w:r>
+      <w:r>
+        <w:rPr>
+          <w:color w:val="0F1729"/>
+          <w:sz w:val="22"/>
+          <w:szCs w:val="22"/>
+        </w:rPr>
+        <w:t xml:space="preserve"> → 0..4 affiché par </w:t>
+      </w:r>
+      <w:r>
+        <w:rPr>
+          <w:rFonts w:ascii="Consolas" w:cs="Consolas" w:eastAsia="Consolas" w:hAnsi="Consolas"/>
+          <w:color w:val="1E50A0"/>
+          <w:sz w:val="21"/>
+          <w:szCs w:val="21"/>
+        </w:rPr>
+        <w:t xml:space="preserve">_StrengthMeter</w:t>
+      </w:r>
+      <w:r>
+        <w:rPr>
+          <w:color w:val="0F1729"/>
+          <w:sz w:val="22"/>
+          <w:szCs w:val="22"/>
+        </w:rPr>
+        <w:t xml:space="preserve">), et un formatter de téléphone custom (</w:t>
+      </w:r>
+      <w:r>
+        <w:rPr>
+          <w:rFonts w:ascii="Consolas" w:cs="Consolas" w:eastAsia="Consolas" w:hAnsi="Consolas"/>
+          <w:color w:val="1E50A0"/>
+          <w:sz w:val="21"/>
+          <w:szCs w:val="21"/>
+        </w:rPr>
+        <w:t xml:space="preserve">_PhoneFormatter</w:t>
+      </w:r>
+      <w:r>
+        <w:rPr>
+          <w:color w:val="0F1729"/>
+          <w:sz w:val="22"/>
+          <w:szCs w:val="22"/>
+        </w:rPr>
+        <w:t xml:space="preserve">) qui transforme </w:t>
+      </w:r>
+      <w:r>
+        <w:rPr>
+          <w:rFonts w:ascii="Consolas" w:cs="Consolas" w:eastAsia="Consolas" w:hAnsi="Consolas"/>
+          <w:color w:val="1E50A0"/>
+          <w:sz w:val="21"/>
+          <w:szCs w:val="21"/>
+        </w:rPr>
+        <w:t xml:space="preserve">771234567</w:t>
+      </w:r>
+      <w:r>
+        <w:rPr>
+          <w:color w:val="0F1729"/>
+          <w:sz w:val="22"/>
+          <w:szCs w:val="22"/>
+        </w:rPr>
+        <w:t xml:space="preserve"> en </w:t>
+      </w:r>
+      <w:r>
+        <w:rPr>
+          <w:rFonts w:ascii="Consolas" w:cs="Consolas" w:eastAsia="Consolas" w:hAnsi="Consolas"/>
+          <w:color w:val="1E50A0"/>
+          <w:sz w:val="21"/>
+          <w:szCs w:val="21"/>
+        </w:rPr>
+        <w:t xml:space="preserve">77 123 45 67</w:t>
+      </w:r>
+      <w:r>
+        <w:rPr>
+          <w:color w:val="0F1729"/>
+          <w:sz w:val="22"/>
+          <w:szCs w:val="22"/>
+        </w:rPr>
+        <w:t xml:space="preserve"> automatiquement.</w:t>
+      </w:r>
+    </w:p>
+    <w:p>
+      <w:pPr>
+        <w:spacing w:after="80" w:before="60"/>
+      </w:pPr>
+      <w:r>
+        <w:rPr>
+          <w:color w:val="0F1729"/>
+          <w:sz w:val="22"/>
+          <w:szCs w:val="22"/>
+        </w:rPr>
+        <w:t xml:space="preserve">Les pays et villes en cascade viennent de </w:t>
+      </w:r>
+      <w:r>
+        <w:rPr>
+          <w:rFonts w:ascii="Consolas" w:cs="Consolas" w:eastAsia="Consolas" w:hAnsi="Consolas"/>
+          <w:color w:val="1E50A0"/>
+          <w:sz w:val="21"/>
+          <w:szCs w:val="21"/>
+        </w:rPr>
+        <w:t xml:space="preserve">data/countries.dart</w:t>
+      </w:r>
+      <w:r>
+        <w:rPr>
+          <w:color w:val="0F1729"/>
+          <w:sz w:val="22"/>
+          <w:szCs w:val="22"/>
+        </w:rPr>
+        <w:t xml:space="preserve"> : 3 pays (Sénégal, Gambie, Mali) avec leurs villes. Quand l'utilisateur change le pays, on appelle </w:t>
+      </w:r>
+      <w:r>
+        <w:rPr>
+          <w:rFonts w:ascii="Consolas" w:cs="Consolas" w:eastAsia="Consolas" w:hAnsi="Consolas"/>
+          <w:color w:val="1E50A0"/>
+          <w:sz w:val="21"/>
+          <w:szCs w:val="21"/>
+        </w:rPr>
+        <w:t xml:space="preserve">citiesOf(country).first</w:t>
+      </w:r>
+      <w:r>
+        <w:rPr>
+          <w:color w:val="0F1729"/>
+          <w:sz w:val="22"/>
+          <w:szCs w:val="22"/>
+        </w:rPr>
+        <w:t xml:space="preserve"> pour reset la ville. La date de naissance ouvre un </w:t>
+      </w:r>
+      <w:r>
+        <w:rPr>
+          <w:rFonts w:ascii="Consolas" w:cs="Consolas" w:eastAsia="Consolas" w:hAnsi="Consolas"/>
+          <w:color w:val="1E50A0"/>
+          <w:sz w:val="21"/>
+          <w:szCs w:val="21"/>
+        </w:rPr>
+        <w:t xml:space="preserve">showDatePicker()</w:t>
+      </w:r>
+      <w:r>
+        <w:rPr>
+          <w:color w:val="0F1729"/>
+          <w:sz w:val="22"/>
+          <w:szCs w:val="22"/>
+        </w:rPr>
+        <w:t xml:space="preserve"> et l'âge live est calculé par </w:t>
+      </w:r>
+      <w:r>
+        <w:rPr>
+          <w:rFonts w:ascii="Consolas" w:cs="Consolas" w:eastAsia="Consolas" w:hAnsi="Consolas"/>
+          <w:color w:val="1E50A0"/>
+          <w:sz w:val="21"/>
+          <w:szCs w:val="21"/>
+        </w:rPr>
+        <w:t xml:space="preserve">ageFromBirthDate(_birthDate)</w:t>
+      </w:r>
+      <w:r>
+        <w:rPr>
+          <w:color w:val="0F1729"/>
+          <w:sz w:val="22"/>
+          <w:szCs w:val="22"/>
+        </w:rPr>
+        <w:t xml:space="preserve">.</w:t>
+      </w:r>
+    </w:p>
+    <w:p>
+      <w:pPr>
+        <w:spacing w:after="80" w:before="60"/>
+      </w:pPr>
+      <w:r>
+        <w:rPr>
+          <w:color w:val="0F1729"/>
+          <w:sz w:val="22"/>
+          <w:szCs w:val="22"/>
+        </w:rPr>
+        <w:t xml:space="preserve">Pour Mentor et Investisseur, le formulaire est volontairement vide — on affiche </w:t>
+      </w:r>
+      <w:r>
+        <w:rPr>
+          <w:rFonts w:ascii="Consolas" w:cs="Consolas" w:eastAsia="Consolas" w:hAnsi="Consolas"/>
+          <w:color w:val="1E50A0"/>
+          <w:sz w:val="21"/>
+          <w:szCs w:val="21"/>
+        </w:rPr>
+        <w:t xml:space="preserve">SizedBox.shrink()</w:t>
+      </w:r>
+      <w:r>
+        <w:rPr>
+          <w:color w:val="0F1729"/>
+          <w:sz w:val="22"/>
+          <w:szCs w:val="22"/>
+        </w:rPr>
+        <w:t xml:space="preserve"> à la place du contenu. Le bouton CONTINUER reste désactivé tant que </w:t>
+      </w:r>
+      <w:r>
+        <w:rPr>
+          <w:rFonts w:ascii="Consolas" w:cs="Consolas" w:eastAsia="Consolas" w:hAnsi="Consolas"/>
+          <w:color w:val="1E50A0"/>
+          <w:sz w:val="21"/>
+          <w:szCs w:val="21"/>
+        </w:rPr>
+        <w:t xml:space="preserve">_role != UserRole.entrepreneur</w:t>
+      </w:r>
+      <w:r>
+        <w:rPr>
+          <w:color w:val="0F1729"/>
+          <w:sz w:val="22"/>
+          <w:szCs w:val="22"/>
+        </w:rPr>
+        <w:t xml:space="preserve">.</w:t>
+      </w:r>
+    </w:p>
+    <w:p>
+      <w:pPr>
+        <w:spacing w:after="80" w:before="20"/>
+      </w:pPr>
+      <w:r>
+        <w:rPr>
+          <w:b/>
+          <w:bCs/>
+          <w:color w:val="6B7280"/>
+          <w:sz w:val="20"/>
+          <w:szCs w:val="20"/>
+        </w:rPr>
+        <w:t xml:space="preserve">Fichiers : </w:t>
+      </w:r>
+      <w:r>
+        <w:rPr>
+          <w:rFonts w:ascii="Consolas" w:cs="Consolas" w:eastAsia="Consolas" w:hAnsi="Consolas"/>
+          <w:color w:val="1E50A0"/>
+          <w:sz w:val="21"/>
+          <w:szCs w:val="21"/>
+        </w:rPr>
+        <w:t xml:space="preserve">lib/screens/signup_page.dart</w:t>
+      </w:r>
+      <w:r>
+        <w:rPr>
+          <w:color w:val="6B7280"/>
+          <w:sz w:val="20"/>
+          <w:szCs w:val="20"/>
+        </w:rPr>
+        <w:t xml:space="preserve"> · </w:t>
+      </w:r>
+      <w:r>
+        <w:rPr>
+          <w:rFonts w:ascii="Consolas" w:cs="Consolas" w:eastAsia="Consolas" w:hAnsi="Consolas"/>
+          <w:color w:val="1E50A0"/>
+          <w:sz w:val="21"/>
+          <w:szCs w:val="21"/>
+        </w:rPr>
+        <w:t xml:space="preserve">lib/data/countries.dart</w:t>
+      </w:r>
+      <w:r>
+        <w:rPr>
+          <w:sz w:val="20"/>
+          <w:szCs w:val="20"/>
+        </w:rPr>
+        <w:t xml:space="preserve"/>
+      </w:r>
+    </w:p>
+    <w:p>
+      <w:pPr>
+        <w:pStyle w:val="Heading2"/>
+        <w:spacing w:after="120" w:before="280"/>
+      </w:pPr>
+      <w:r>
+        <w:rPr>
+          <w:b/>
+          <w:bCs/>
+          <w:color w:val="0A234B"/>
+        </w:rPr>
+        <w:t xml:space="preserve">5.4 Profil utilisateur partagé en mémoire</w:t>
+      </w:r>
+    </w:p>
+    <w:p>
+      <w:pPr>
+        <w:spacing w:after="80" w:before="60"/>
+      </w:pPr>
+      <w:r>
+        <w:rPr>
+          <w:color w:val="0F1729"/>
+          <w:sz w:val="22"/>
+          <w:szCs w:val="22"/>
+        </w:rPr>
+        <w:t xml:space="preserve">L'état du profil est centralisé dans </w:t>
+      </w:r>
+      <w:r>
+        <w:rPr>
+          <w:rFonts w:ascii="Consolas" w:cs="Consolas" w:eastAsia="Consolas" w:hAnsi="Consolas"/>
+          <w:color w:val="1E50A0"/>
+          <w:sz w:val="21"/>
+          <w:szCs w:val="21"/>
+        </w:rPr>
+        <w:t xml:space="preserve">UserProfileController.profile</w:t>
+      </w:r>
+      <w:r>
+        <w:rPr>
+          <w:color w:val="0F1729"/>
+          <w:sz w:val="22"/>
+          <w:szCs w:val="22"/>
+        </w:rPr>
+        <w:t xml:space="preserve"> — un </w:t>
+      </w:r>
+      <w:r>
+        <w:rPr>
+          <w:rFonts w:ascii="Consolas" w:cs="Consolas" w:eastAsia="Consolas" w:hAnsi="Consolas"/>
+          <w:color w:val="1E50A0"/>
+          <w:sz w:val="21"/>
+          <w:szCs w:val="21"/>
+        </w:rPr>
+        <w:t xml:space="preserve">ValueNotifier&lt;UserProfile&gt;</w:t>
+      </w:r>
+      <w:r>
+        <w:rPr>
+          <w:color w:val="0F1729"/>
+          <w:sz w:val="22"/>
+          <w:szCs w:val="22"/>
+        </w:rPr>
+        <w:t xml:space="preserve"> unique pour toute l'app. Toutes les vues qui affichent ou modifient le profil l'écoutent via </w:t>
+      </w:r>
+      <w:r>
+        <w:rPr>
+          <w:rFonts w:ascii="Consolas" w:cs="Consolas" w:eastAsia="Consolas" w:hAnsi="Consolas"/>
+          <w:color w:val="1E50A0"/>
+          <w:sz w:val="21"/>
+          <w:szCs w:val="21"/>
+        </w:rPr>
+        <w:t xml:space="preserve">ValueListenableBuilder&lt;UserProfile&gt;</w:t>
+      </w:r>
+      <w:r>
+        <w:rPr>
+          <w:color w:val="0F1729"/>
+          <w:sz w:val="22"/>
+          <w:szCs w:val="22"/>
+        </w:rPr>
+        <w:t xml:space="preserve"> : </w:t>
+      </w:r>
+      <w:r>
+        <w:rPr>
+          <w:rFonts w:ascii="Consolas" w:cs="Consolas" w:eastAsia="Consolas" w:hAnsi="Consolas"/>
+          <w:color w:val="1E50A0"/>
+          <w:sz w:val="21"/>
+          <w:szCs w:val="21"/>
+        </w:rPr>
+        <w:t xml:space="preserve">HomePage._Header</w:t>
+      </w:r>
+      <w:r>
+        <w:rPr>
+          <w:color w:val="0F1729"/>
+          <w:sz w:val="22"/>
+          <w:szCs w:val="22"/>
+        </w:rPr>
+        <w:t xml:space="preserve">, </w:t>
+      </w:r>
+      <w:r>
+        <w:rPr>
+          <w:rFonts w:ascii="Consolas" w:cs="Consolas" w:eastAsia="Consolas" w:hAnsi="Consolas"/>
+          <w:color w:val="1E50A0"/>
+          <w:sz w:val="21"/>
+          <w:szCs w:val="21"/>
+        </w:rPr>
+        <w:t xml:space="preserve">ProfilePage</w:t>
+      </w:r>
+      <w:r>
+        <w:rPr>
+          <w:color w:val="0F1729"/>
+          <w:sz w:val="22"/>
+          <w:szCs w:val="22"/>
+        </w:rPr>
+        <w:t xml:space="preserve">, </w:t>
+      </w:r>
+      <w:r>
+        <w:rPr>
+          <w:rFonts w:ascii="Consolas" w:cs="Consolas" w:eastAsia="Consolas" w:hAnsi="Consolas"/>
+          <w:color w:val="1E50A0"/>
+          <w:sz w:val="21"/>
+          <w:szCs w:val="21"/>
+        </w:rPr>
+        <w:t xml:space="preserve">ProfileSheet</w:t>
+      </w:r>
+      <w:r>
+        <w:rPr>
+          <w:color w:val="0F1729"/>
+          <w:sz w:val="22"/>
+          <w:szCs w:val="22"/>
+        </w:rPr>
+        <w:t xml:space="preserve">, </w:t>
+      </w:r>
+      <w:r>
+        <w:rPr>
+          <w:rFonts w:ascii="Consolas" w:cs="Consolas" w:eastAsia="Consolas" w:hAnsi="Consolas"/>
+          <w:color w:val="1E50A0"/>
+          <w:sz w:val="21"/>
+          <w:szCs w:val="21"/>
+        </w:rPr>
+        <w:t xml:space="preserve">EditProfilePage</w:t>
+      </w:r>
+      <w:r>
+        <w:rPr>
+          <w:color w:val="0F1729"/>
+          <w:sz w:val="22"/>
+          <w:szCs w:val="22"/>
+        </w:rPr>
+        <w:t xml:space="preserve">. Quand on appelle </w:t>
+      </w:r>
+      <w:r>
+        <w:rPr>
+          <w:rFonts w:ascii="Consolas" w:cs="Consolas" w:eastAsia="Consolas" w:hAnsi="Consolas"/>
+          <w:color w:val="1E50A0"/>
+          <w:sz w:val="21"/>
+          <w:szCs w:val="21"/>
+        </w:rPr>
+        <w:t xml:space="preserve">UserProfileController.update(next)</w:t>
+      </w:r>
+      <w:r>
+        <w:rPr>
+          <w:color w:val="0F1729"/>
+          <w:sz w:val="22"/>
+          <w:szCs w:val="22"/>
+        </w:rPr>
+        <w:t xml:space="preserve">, toutes ces vues se rebuild instantanément.</w:t>
+      </w:r>
+    </w:p>
+    <w:p>
+      <w:pPr>
+        <w:spacing w:after="80" w:before="60"/>
+      </w:pPr>
+      <w:r>
+        <w:rPr>
+          <w:color w:val="0F1729"/>
+          <w:sz w:val="22"/>
+          <w:szCs w:val="22"/>
+        </w:rPr>
+        <w:t xml:space="preserve">Le modèle </w:t>
+      </w:r>
+      <w:r>
+        <w:rPr>
+          <w:rFonts w:ascii="Consolas" w:cs="Consolas" w:eastAsia="Consolas" w:hAnsi="Consolas"/>
+          <w:color w:val="1E50A0"/>
+          <w:sz w:val="21"/>
+          <w:szCs w:val="21"/>
+        </w:rPr>
+        <w:t xml:space="preserve">UserProfile</w:t>
+      </w:r>
+      <w:r>
+        <w:rPr>
+          <w:color w:val="0F1729"/>
+          <w:sz w:val="22"/>
+          <w:szCs w:val="22"/>
+        </w:rPr>
+        <w:t xml:space="preserve"> est </w:t>
+      </w:r>
+      <w:r>
+        <w:rPr>
+          <w:rFonts w:ascii="Consolas" w:cs="Consolas" w:eastAsia="Consolas" w:hAnsi="Consolas"/>
+          <w:color w:val="1E50A0"/>
+          <w:sz w:val="21"/>
+          <w:szCs w:val="21"/>
+        </w:rPr>
+        <w:t xml:space="preserve">@immutable</w:t>
+      </w:r>
+      <w:r>
+        <w:rPr>
+          <w:color w:val="0F1729"/>
+          <w:sz w:val="22"/>
+          <w:szCs w:val="22"/>
+        </w:rPr>
+        <w:t xml:space="preserve"> avec un </w:t>
+      </w:r>
+      <w:r>
+        <w:rPr>
+          <w:rFonts w:ascii="Consolas" w:cs="Consolas" w:eastAsia="Consolas" w:hAnsi="Consolas"/>
+          <w:color w:val="1E50A0"/>
+          <w:sz w:val="21"/>
+          <w:szCs w:val="21"/>
+        </w:rPr>
+        <w:t xml:space="preserve">copyWith()</w:t>
+      </w:r>
+      <w:r>
+        <w:rPr>
+          <w:color w:val="0F1729"/>
+          <w:sz w:val="22"/>
+          <w:szCs w:val="22"/>
+        </w:rPr>
+        <w:t xml:space="preserve"> complet. Les champs : </w:t>
+      </w:r>
+      <w:r>
+        <w:rPr>
+          <w:rFonts w:ascii="Consolas" w:cs="Consolas" w:eastAsia="Consolas" w:hAnsi="Consolas"/>
+          <w:color w:val="1E50A0"/>
+          <w:sz w:val="21"/>
+          <w:szCs w:val="21"/>
+        </w:rPr>
+        <w:t xml:space="preserve">firstName, lastName, email, phone, gender, birthDate, address, city, country, sector, role, bio, linkedin, interests, projects, mentorsActive, sessionsCount, favoritesCount, score</w:t>
+      </w:r>
+      <w:r>
+        <w:rPr>
+          <w:color w:val="0F1729"/>
+          <w:sz w:val="22"/>
+          <w:szCs w:val="22"/>
+        </w:rPr>
+        <w:t xml:space="preserve">.</w:t>
+      </w:r>
+    </w:p>
+    <w:p>
+      <w:pPr>
+        <w:spacing w:after="80" w:before="20"/>
+      </w:pPr>
+      <w:r>
+        <w:rPr>
+          <w:b/>
+          <w:bCs/>
+          <w:color w:val="6B7280"/>
+          <w:sz w:val="20"/>
+          <w:szCs w:val="20"/>
+        </w:rPr>
+        <w:t xml:space="preserve">Fichiers : </w:t>
+      </w:r>
+      <w:r>
+        <w:rPr>
+          <w:rFonts w:ascii="Consolas" w:cs="Consolas" w:eastAsia="Consolas" w:hAnsi="Consolas"/>
+          <w:color w:val="1E50A0"/>
+          <w:sz w:val="21"/>
+          <w:szCs w:val="21"/>
+        </w:rPr>
+        <w:t xml:space="preserve">lib/data/user_profile.dart</w:t>
+      </w:r>
+      <w:r>
+        <w:rPr>
+          <w:sz w:val="20"/>
+          <w:szCs w:val="20"/>
+        </w:rPr>
+        <w:t xml:space="preserve"/>
+      </w:r>
+    </w:p>
+    <w:p>
+      <w:pPr>
+        <w:pStyle w:val="Heading2"/>
+        <w:spacing w:after="120" w:before="280"/>
+      </w:pPr>
+      <w:r>
+        <w:rPr>
+          <w:b/>
+          <w:bCs/>
+          <w:color w:val="0A234B"/>
+        </w:rPr>
+        <w:t xml:space="preserve">5.5 Persistance dans la Realtime Database</w:t>
+      </w:r>
+    </w:p>
+    <w:p>
+      <w:pPr>
+        <w:spacing w:after="80" w:before="60"/>
+      </w:pPr>
+      <w:r>
+        <w:rPr>
+          <w:color w:val="0F1729"/>
+          <w:sz w:val="22"/>
+          <w:szCs w:val="22"/>
+        </w:rPr>
+        <w:t xml:space="preserve">Les méthodes CRUD du profil sont dans </w:t>
+      </w:r>
+      <w:r>
+        <w:rPr>
+          <w:rFonts w:ascii="Consolas" w:cs="Consolas" w:eastAsia="Consolas" w:hAnsi="Consolas"/>
+          <w:color w:val="1E50A0"/>
+          <w:sz w:val="21"/>
+          <w:szCs w:val="21"/>
+        </w:rPr>
+        <w:t xml:space="preserve">DatabaseService</w:t>
+      </w:r>
+      <w:r>
+        <w:rPr>
+          <w:color w:val="0F1729"/>
+          <w:sz w:val="22"/>
+          <w:szCs w:val="22"/>
+        </w:rPr>
+        <w:t xml:space="preserve"> : </w:t>
+      </w:r>
+      <w:r>
+        <w:rPr>
+          <w:rFonts w:ascii="Consolas" w:cs="Consolas" w:eastAsia="Consolas" w:hAnsi="Consolas"/>
+          <w:color w:val="1E50A0"/>
+          <w:sz w:val="21"/>
+          <w:szCs w:val="21"/>
+        </w:rPr>
+        <w:t xml:space="preserve">createUserProfile(uid, profile)</w:t>
+      </w:r>
+      <w:r>
+        <w:rPr>
+          <w:color w:val="0F1729"/>
+          <w:sz w:val="22"/>
+          <w:szCs w:val="22"/>
+        </w:rPr>
+        <w:t xml:space="preserve">, </w:t>
+      </w:r>
+      <w:r>
+        <w:rPr>
+          <w:rFonts w:ascii="Consolas" w:cs="Consolas" w:eastAsia="Consolas" w:hAnsi="Consolas"/>
+          <w:color w:val="1E50A0"/>
+          <w:sz w:val="21"/>
+          <w:szCs w:val="21"/>
+        </w:rPr>
+        <w:t xml:space="preserve">updateUserProfile(uid, profile)</w:t>
+      </w:r>
+      <w:r>
+        <w:rPr>
+          <w:color w:val="0F1729"/>
+          <w:sz w:val="22"/>
+          <w:szCs w:val="22"/>
+        </w:rPr>
+        <w:t xml:space="preserve">, </w:t>
+      </w:r>
+      <w:r>
+        <w:rPr>
+          <w:rFonts w:ascii="Consolas" w:cs="Consolas" w:eastAsia="Consolas" w:hAnsi="Consolas"/>
+          <w:color w:val="1E50A0"/>
+          <w:sz w:val="21"/>
+          <w:szCs w:val="21"/>
+        </w:rPr>
+        <w:t xml:space="preserve">readUserProfile(uid)</w:t>
+      </w:r>
+      <w:r>
+        <w:rPr>
+          <w:color w:val="0F1729"/>
+          <w:sz w:val="22"/>
+          <w:szCs w:val="22"/>
+        </w:rPr>
+        <w:t xml:space="preserve">. La sérialisation se fait via les helpers privés </w:t>
+      </w:r>
+      <w:r>
+        <w:rPr>
+          <w:rFonts w:ascii="Consolas" w:cs="Consolas" w:eastAsia="Consolas" w:hAnsi="Consolas"/>
+          <w:color w:val="1E50A0"/>
+          <w:sz w:val="21"/>
+          <w:szCs w:val="21"/>
+        </w:rPr>
+        <w:t xml:space="preserve">_toMap(p)</w:t>
+      </w:r>
+      <w:r>
+        <w:rPr>
+          <w:color w:val="0F1729"/>
+          <w:sz w:val="22"/>
+          <w:szCs w:val="22"/>
+        </w:rPr>
+        <w:t xml:space="preserve"> et </w:t>
+      </w:r>
+      <w:r>
+        <w:rPr>
+          <w:rFonts w:ascii="Consolas" w:cs="Consolas" w:eastAsia="Consolas" w:hAnsi="Consolas"/>
+          <w:color w:val="1E50A0"/>
+          <w:sz w:val="21"/>
+          <w:szCs w:val="21"/>
+        </w:rPr>
+        <w:t xml:space="preserve">_fromMap(m)</w:t>
+      </w:r>
+      <w:r>
+        <w:rPr>
+          <w:color w:val="0F1729"/>
+          <w:sz w:val="22"/>
+          <w:szCs w:val="22"/>
+        </w:rPr>
+        <w:t xml:space="preserve"> qui gèrent la conversion </w:t>
+      </w:r>
+      <w:r>
+        <w:rPr>
+          <w:rFonts w:ascii="Consolas" w:cs="Consolas" w:eastAsia="Consolas" w:hAnsi="Consolas"/>
+          <w:color w:val="1E50A0"/>
+          <w:sz w:val="21"/>
+          <w:szCs w:val="21"/>
+        </w:rPr>
+        <w:t xml:space="preserve">Gender ↔ String</w:t>
+      </w:r>
+      <w:r>
+        <w:rPr>
+          <w:color w:val="0F1729"/>
+          <w:sz w:val="22"/>
+          <w:szCs w:val="22"/>
+        </w:rPr>
+        <w:t xml:space="preserve">, </w:t>
+      </w:r>
+      <w:r>
+        <w:rPr>
+          <w:rFonts w:ascii="Consolas" w:cs="Consolas" w:eastAsia="Consolas" w:hAnsi="Consolas"/>
+          <w:color w:val="1E50A0"/>
+          <w:sz w:val="21"/>
+          <w:szCs w:val="21"/>
+        </w:rPr>
+        <w:t xml:space="preserve">DateTime ↔ ISO 8601</w:t>
+      </w:r>
+      <w:r>
+        <w:rPr>
+          <w:color w:val="0F1729"/>
+          <w:sz w:val="22"/>
+          <w:szCs w:val="22"/>
+        </w:rPr>
+        <w:t xml:space="preserve">, et la liste imbriquée des projets.</w:t>
+      </w:r>
+    </w:p>
+    <w:p>
+      <w:pPr>
+        <w:spacing w:after="80" w:before="60"/>
+      </w:pPr>
+      <w:r>
+        <w:rPr>
+          <w:color w:val="0F1729"/>
+          <w:sz w:val="22"/>
+          <w:szCs w:val="22"/>
+        </w:rPr>
+        <w:t xml:space="preserve">À chaque sauvegarde, on ajoute </w:t>
+      </w:r>
+      <w:r>
+        <w:rPr>
+          <w:rFonts w:ascii="Consolas" w:cs="Consolas" w:eastAsia="Consolas" w:hAnsi="Consolas"/>
+          <w:color w:val="1E50A0"/>
+          <w:sz w:val="21"/>
+          <w:szCs w:val="21"/>
+        </w:rPr>
+        <w:t xml:space="preserve">ServerValue.timestamp</w:t>
+      </w:r>
+      <w:r>
+        <w:rPr>
+          <w:color w:val="0F1729"/>
+          <w:sz w:val="22"/>
+          <w:szCs w:val="22"/>
+        </w:rPr>
+        <w:t xml:space="preserve"> sur le champ </w:t>
+      </w:r>
+      <w:r>
+        <w:rPr>
+          <w:rFonts w:ascii="Consolas" w:cs="Consolas" w:eastAsia="Consolas" w:hAnsi="Consolas"/>
+          <w:color w:val="1E50A0"/>
+          <w:sz w:val="21"/>
+          <w:szCs w:val="21"/>
+        </w:rPr>
+        <w:t xml:space="preserve">updatedAt</w:t>
+      </w:r>
+      <w:r>
+        <w:rPr>
+          <w:color w:val="0F1729"/>
+          <w:sz w:val="22"/>
+          <w:szCs w:val="22"/>
+        </w:rPr>
+        <w:t xml:space="preserve"> — utile pour les futurs sync conflicts.</w:t>
       </w:r>
     </w:p>
     <w:p>
@@ -2407,70 +3175,45 @@
           <w:sz w:val="20"/>
           <w:szCs w:val="20"/>
         </w:rPr>
-        <w:t xml:space="preserve">{
-  firstName, lastName, email, phone,
-  gender (female|male), birthDate (ISO),
-  address, city, country,
-  sector, role, bio, linkedin,
-  interests: [],
-  projects: [{ id, name, description, sector, step, totalSteps }],
-  mentorsActive, sessionsCount, favoritesCount, score,
-  updatedAt: ServerValue.timestamp
-}</w:t>
-      </w:r>
-    </w:p>
-    <w:p>
-      <w:pPr>
-        <w:pStyle w:val="ListParagraph"/>
-        <w:numPr>
-          <w:ilvl w:val="0"/>
-          <w:numId w:val="2"/>
-        </w:numPr>
-        <w:spacing w:after="40" w:before="40"/>
-      </w:pPr>
-      <w:r>
-        <w:rPr>
-          <w:color w:val="0F1729"/>
-          <w:sz w:val="22"/>
-          <w:szCs w:val="22"/>
-        </w:rPr>
-        <w:t xml:space="preserve">Page Mon profil compacte (identité + coords + projets + intérêts + bio)</w:t>
-      </w:r>
-    </w:p>
-    <w:p>
-      <w:pPr>
-        <w:pStyle w:val="ListParagraph"/>
-        <w:numPr>
-          <w:ilvl w:val="0"/>
-          <w:numId w:val="2"/>
-        </w:numPr>
-        <w:spacing w:after="40" w:before="40"/>
-      </w:pPr>
-      <w:r>
-        <w:rPr>
-          <w:color w:val="0F1729"/>
-          <w:sz w:val="22"/>
-          <w:szCs w:val="22"/>
-        </w:rPr>
-        <w:t xml:space="preserve">EditProfilePage avec dropdowns cascading pays/ville + multi-select 31 secteurs</w:t>
-      </w:r>
-    </w:p>
-    <w:p>
-      <w:pPr>
-        <w:pStyle w:val="ListParagraph"/>
-        <w:numPr>
-          <w:ilvl w:val="0"/>
-          <w:numId w:val="2"/>
-        </w:numPr>
-        <w:spacing w:after="40" w:before="40"/>
-      </w:pPr>
-      <w:r>
-        <w:rPr>
-          <w:color w:val="0F1729"/>
-          <w:sz w:val="22"/>
-          <w:szCs w:val="22"/>
-        </w:rPr>
-        <w:t xml:space="preserve">ValueListenableBuilder&lt;UserProfile&gt; dans toutes les vues — refresh live</w:t>
+        <w:t xml:space="preserve">/users/{uid}
+  ├── firstName, lastName, email, phone
+  ├── gender, birthDate, address, city, country
+  ├── sector, role, bio, linkedin
+  ├── interests: [String]
+  ├── projects: [{ id, name, description, sector, step, totalSteps }]
+  ├── mentorsActive, sessionsCount, favoritesCount, score
+  └── updatedAt (ServerValue.timestamp)</w:t>
+      </w:r>
+    </w:p>
+    <w:p>
+      <w:pPr>
+        <w:spacing w:after="80" w:before="20"/>
+      </w:pPr>
+      <w:r>
+        <w:rPr>
+          <w:b/>
+          <w:bCs/>
+          <w:color w:val="6B7280"/>
+          <w:sz w:val="20"/>
+          <w:szCs w:val="20"/>
+        </w:rPr>
+        <w:t xml:space="preserve">Fichiers : </w:t>
+      </w:r>
+      <w:r>
+        <w:rPr>
+          <w:rFonts w:ascii="Consolas" w:cs="Consolas" w:eastAsia="Consolas" w:hAnsi="Consolas"/>
+          <w:color w:val="1E50A0"/>
+          <w:sz w:val="21"/>
+          <w:szCs w:val="21"/>
+        </w:rPr>
+        <w:t xml:space="preserve">lib/services/database_service.dart</w:t>
+      </w:r>
+      <w:r>
+        <w:rPr>
+          <w:sz w:val="20"/>
+          <w:szCs w:val="20"/>
+        </w:rPr>
+        <w:t xml:space="preserve"/>
       </w:r>
     </w:p>
     <w:p>
@@ -2484,97 +3227,332 @@
           <w:bCs/>
           <w:color w:val="0A234B"/>
         </w:rPr>
-        <w:t xml:space="preserve">5.4 Multi-projets</w:t>
-      </w:r>
-    </w:p>
-    <w:p>
-      <w:pPr>
-        <w:pStyle w:val="ListParagraph"/>
-        <w:numPr>
-          <w:ilvl w:val="0"/>
-          <w:numId w:val="2"/>
-        </w:numPr>
-        <w:spacing w:after="40" w:before="40"/>
-      </w:pPr>
-      <w:r>
-        <w:rPr>
-          <w:color w:val="0F1729"/>
-          <w:sz w:val="22"/>
-          <w:szCs w:val="22"/>
-        </w:rPr>
-        <w:t xml:space="preserve">Modèle Project avec id, nom, description, secteur, step, totalSteps</w:t>
-      </w:r>
-    </w:p>
-    <w:p>
-      <w:pPr>
-        <w:pStyle w:val="ListParagraph"/>
-        <w:numPr>
-          <w:ilvl w:val="0"/>
-          <w:numId w:val="2"/>
-        </w:numPr>
-        <w:spacing w:after="40" w:before="40"/>
-      </w:pPr>
-      <w:r>
-        <w:rPr>
-          <w:color w:val="0F1729"/>
-          <w:sz w:val="22"/>
-          <w:szCs w:val="22"/>
-        </w:rPr>
-        <w:t xml:space="preserve">Règle métier : « 1 actif à la fois » — canStartNewProject = tous les projets terminés</w:t>
-      </w:r>
-    </w:p>
-    <w:p>
-      <w:pPr>
-        <w:pStyle w:val="ListParagraph"/>
-        <w:numPr>
-          <w:ilvl w:val="0"/>
-          <w:numId w:val="2"/>
-        </w:numPr>
-        <w:spacing w:after="40" w:before="40"/>
-      </w:pPr>
-      <w:r>
-        <w:rPr>
-          <w:color w:val="0F1729"/>
-          <w:sz w:val="22"/>
-          <w:szCs w:val="22"/>
-        </w:rPr>
-        <w:t xml:space="preserve">Empty state : gros bouton + ambre dans le hero du dashboard et du profil</w:t>
-      </w:r>
-    </w:p>
-    <w:p>
-      <w:pPr>
-        <w:pStyle w:val="ListParagraph"/>
-        <w:numPr>
-          <w:ilvl w:val="0"/>
-          <w:numId w:val="2"/>
-        </w:numPr>
-        <w:spacing w:after="40" w:before="40"/>
-      </w:pPr>
-      <w:r>
-        <w:rPr>
-          <w:color w:val="0F1729"/>
-          <w:sz w:val="22"/>
-          <w:szCs w:val="22"/>
-        </w:rPr>
-        <w:t xml:space="preserve">AddProjectPage : nom + secteur (dropdown 31) + description</w:t>
-      </w:r>
-    </w:p>
-    <w:p>
-      <w:pPr>
-        <w:pStyle w:val="ListParagraph"/>
-        <w:numPr>
-          <w:ilvl w:val="0"/>
-          <w:numId w:val="2"/>
-        </w:numPr>
-        <w:spacing w:after="40" w:before="40"/>
-      </w:pPr>
-      <w:r>
-        <w:rPr>
-          <w:color w:val="0F1729"/>
-          <w:sz w:val="22"/>
-          <w:szCs w:val="22"/>
-        </w:rPr>
-        <w:t xml:space="preserve">Badges : EN COURS (ambre) / TERMINÉ (vert)</w:t>
+        <w:t xml:space="preserve">5.6 Multi-projets avec règle « 1 actif à la fois »</w:t>
+      </w:r>
+    </w:p>
+    <w:p>
+      <w:pPr>
+        <w:spacing w:after="80" w:before="60"/>
+      </w:pPr>
+      <w:r>
+        <w:rPr>
+          <w:color w:val="0F1729"/>
+          <w:sz w:val="22"/>
+          <w:szCs w:val="22"/>
+        </w:rPr>
+        <w:t xml:space="preserve">Le modèle </w:t>
+      </w:r>
+      <w:r>
+        <w:rPr>
+          <w:rFonts w:ascii="Consolas" w:cs="Consolas" w:eastAsia="Consolas" w:hAnsi="Consolas"/>
+          <w:color w:val="1E50A0"/>
+          <w:sz w:val="21"/>
+          <w:szCs w:val="21"/>
+        </w:rPr>
+        <w:t xml:space="preserve">Project</w:t>
+      </w:r>
+      <w:r>
+        <w:rPr>
+          <w:color w:val="0F1729"/>
+          <w:sz w:val="22"/>
+          <w:szCs w:val="22"/>
+        </w:rPr>
+        <w:t xml:space="preserve"> est défini dans </w:t>
+      </w:r>
+      <w:r>
+        <w:rPr>
+          <w:rFonts w:ascii="Consolas" w:cs="Consolas" w:eastAsia="Consolas" w:hAnsi="Consolas"/>
+          <w:color w:val="1E50A0"/>
+          <w:sz w:val="21"/>
+          <w:szCs w:val="21"/>
+        </w:rPr>
+        <w:t xml:space="preserve">user_profile.dart</w:t>
+      </w:r>
+      <w:r>
+        <w:rPr>
+          <w:color w:val="0F1729"/>
+          <w:sz w:val="22"/>
+          <w:szCs w:val="22"/>
+        </w:rPr>
+        <w:t xml:space="preserve"> avec ses helpers </w:t>
+      </w:r>
+      <w:r>
+        <w:rPr>
+          <w:rFonts w:ascii="Consolas" w:cs="Consolas" w:eastAsia="Consolas" w:hAnsi="Consolas"/>
+          <w:color w:val="1E50A0"/>
+          <w:sz w:val="21"/>
+          <w:szCs w:val="21"/>
+        </w:rPr>
+        <w:t xml:space="preserve">isCompleted</w:t>
+      </w:r>
+      <w:r>
+        <w:rPr>
+          <w:color w:val="0F1729"/>
+          <w:sz w:val="22"/>
+          <w:szCs w:val="22"/>
+        </w:rPr>
+        <w:t xml:space="preserve"> (step ≥ totalSteps) et </w:t>
+      </w:r>
+      <w:r>
+        <w:rPr>
+          <w:rFonts w:ascii="Consolas" w:cs="Consolas" w:eastAsia="Consolas" w:hAnsi="Consolas"/>
+          <w:color w:val="1E50A0"/>
+          <w:sz w:val="21"/>
+          <w:szCs w:val="21"/>
+        </w:rPr>
+        <w:t xml:space="preserve">progress</w:t>
+      </w:r>
+      <w:r>
+        <w:rPr>
+          <w:color w:val="0F1729"/>
+          <w:sz w:val="22"/>
+          <w:szCs w:val="22"/>
+        </w:rPr>
+        <w:t xml:space="preserve"> (step / totalSteps). La règle métier est centralisée dans le getter </w:t>
+      </w:r>
+      <w:r>
+        <w:rPr>
+          <w:rFonts w:ascii="Consolas" w:cs="Consolas" w:eastAsia="Consolas" w:hAnsi="Consolas"/>
+          <w:color w:val="1E50A0"/>
+          <w:sz w:val="21"/>
+          <w:szCs w:val="21"/>
+        </w:rPr>
+        <w:t xml:space="preserve">UserProfile.canStartNewProject</w:t>
+      </w:r>
+      <w:r>
+        <w:rPr>
+          <w:color w:val="0F1729"/>
+          <w:sz w:val="22"/>
+          <w:szCs w:val="22"/>
+        </w:rPr>
+        <w:t xml:space="preserve"> : il retourne </w:t>
+      </w:r>
+      <w:r>
+        <w:rPr>
+          <w:rFonts w:ascii="Consolas" w:cs="Consolas" w:eastAsia="Consolas" w:hAnsi="Consolas"/>
+          <w:color w:val="1E50A0"/>
+          <w:sz w:val="21"/>
+          <w:szCs w:val="21"/>
+        </w:rPr>
+        <w:t xml:space="preserve">true</w:t>
+      </w:r>
+      <w:r>
+        <w:rPr>
+          <w:color w:val="0F1729"/>
+          <w:sz w:val="22"/>
+          <w:szCs w:val="22"/>
+        </w:rPr>
+        <w:t xml:space="preserve"> uniquement si tous les projets existants sont terminés (ou s'il n'y en a aucun).</w:t>
+      </w:r>
+    </w:p>
+    <w:p>
+      <w:pPr>
+        <w:spacing w:after="80" w:before="60"/>
+      </w:pPr>
+      <w:r>
+        <w:rPr>
+          <w:color w:val="0F1729"/>
+          <w:sz w:val="22"/>
+          <w:szCs w:val="22"/>
+        </w:rPr>
+        <w:t xml:space="preserve">L'ajout passe par </w:t>
+      </w:r>
+      <w:r>
+        <w:rPr>
+          <w:rFonts w:ascii="Consolas" w:cs="Consolas" w:eastAsia="Consolas" w:hAnsi="Consolas"/>
+          <w:color w:val="1E50A0"/>
+          <w:sz w:val="21"/>
+          <w:szCs w:val="21"/>
+        </w:rPr>
+        <w:t xml:space="preserve">UserProfileController.addProject(p)</w:t>
+      </w:r>
+      <w:r>
+        <w:rPr>
+          <w:color w:val="0F1729"/>
+          <w:sz w:val="22"/>
+          <w:szCs w:val="22"/>
+        </w:rPr>
+        <w:t xml:space="preserve"> qui vérifie d'abord la règle. La page </w:t>
+      </w:r>
+      <w:r>
+        <w:rPr>
+          <w:rFonts w:ascii="Consolas" w:cs="Consolas" w:eastAsia="Consolas" w:hAnsi="Consolas"/>
+          <w:color w:val="1E50A0"/>
+          <w:sz w:val="21"/>
+          <w:szCs w:val="21"/>
+        </w:rPr>
+        <w:t xml:space="preserve">AddProjectPage</w:t>
+      </w:r>
+      <w:r>
+        <w:rPr>
+          <w:color w:val="0F1729"/>
+          <w:sz w:val="22"/>
+          <w:szCs w:val="22"/>
+        </w:rPr>
+        <w:t xml:space="preserve"> présente un formulaire simple (nom + secteur + description) avec validation. Le bouton « + Nouveau projet » sur </w:t>
+      </w:r>
+      <w:r>
+        <w:rPr>
+          <w:rFonts w:ascii="Consolas" w:cs="Consolas" w:eastAsia="Consolas" w:hAnsi="Consolas"/>
+          <w:color w:val="1E50A0"/>
+          <w:sz w:val="21"/>
+          <w:szCs w:val="21"/>
+        </w:rPr>
+        <w:t xml:space="preserve">ProfilePage</w:t>
+      </w:r>
+      <w:r>
+        <w:rPr>
+          <w:color w:val="0F1729"/>
+          <w:sz w:val="22"/>
+          <w:szCs w:val="22"/>
+        </w:rPr>
+        <w:t xml:space="preserve"> est grisé via </w:t>
+      </w:r>
+      <w:r>
+        <w:rPr>
+          <w:rFonts w:ascii="Consolas" w:cs="Consolas" w:eastAsia="Consolas" w:hAnsi="Consolas"/>
+          <w:color w:val="1E50A0"/>
+          <w:sz w:val="21"/>
+          <w:szCs w:val="21"/>
+        </w:rPr>
+        <w:t xml:space="preserve">_NewProjectButton(canStart: profile.canStartNewProject)</w:t>
+      </w:r>
+      <w:r>
+        <w:rPr>
+          <w:color w:val="0F1729"/>
+          <w:sz w:val="22"/>
+          <w:szCs w:val="22"/>
+        </w:rPr>
+        <w:t xml:space="preserve">.</w:t>
+      </w:r>
+    </w:p>
+    <w:p>
+      <w:pPr>
+        <w:spacing w:after="80" w:before="60"/>
+      </w:pPr>
+      <w:r>
+        <w:rPr>
+          <w:color w:val="0F1729"/>
+          <w:sz w:val="22"/>
+          <w:szCs w:val="22"/>
+        </w:rPr>
+        <w:t xml:space="preserve">Quand l'utilisateur n'a aucun projet, le hero du dashboard bascule en mode empty state via </w:t>
+      </w:r>
+      <w:r>
+        <w:rPr>
+          <w:rFonts w:ascii="Consolas" w:cs="Consolas" w:eastAsia="Consolas" w:hAnsi="Consolas"/>
+          <w:color w:val="1E50A0"/>
+          <w:sz w:val="21"/>
+          <w:szCs w:val="21"/>
+        </w:rPr>
+        <w:t xml:space="preserve">_EmptyProjectHero</w:t>
+      </w:r>
+      <w:r>
+        <w:rPr>
+          <w:color w:val="0F1729"/>
+          <w:sz w:val="22"/>
+          <w:szCs w:val="22"/>
+        </w:rPr>
+        <w:t xml:space="preserve"> — un gros bouton + ambre cliquable qui ouvre </w:t>
+      </w:r>
+      <w:r>
+        <w:rPr>
+          <w:rFonts w:ascii="Consolas" w:cs="Consolas" w:eastAsia="Consolas" w:hAnsi="Consolas"/>
+          <w:color w:val="1E50A0"/>
+          <w:sz w:val="21"/>
+          <w:szCs w:val="21"/>
+        </w:rPr>
+        <w:t xml:space="preserve">AddProjectPage</w:t>
+      </w:r>
+      <w:r>
+        <w:rPr>
+          <w:color w:val="0F1729"/>
+          <w:sz w:val="22"/>
+          <w:szCs w:val="22"/>
+        </w:rPr>
+        <w:t xml:space="preserve">.</w:t>
+      </w:r>
+    </w:p>
+    <w:p>
+      <w:pPr>
+        <w:spacing w:after="80" w:before="20"/>
+      </w:pPr>
+      <w:r>
+        <w:rPr>
+          <w:b/>
+          <w:bCs/>
+          <w:color w:val="6B7280"/>
+          <w:sz w:val="20"/>
+          <w:szCs w:val="20"/>
+        </w:rPr>
+        <w:t xml:space="preserve">Fichiers : </w:t>
+      </w:r>
+      <w:r>
+        <w:rPr>
+          <w:rFonts w:ascii="Consolas" w:cs="Consolas" w:eastAsia="Consolas" w:hAnsi="Consolas"/>
+          <w:color w:val="1E50A0"/>
+          <w:sz w:val="21"/>
+          <w:szCs w:val="21"/>
+        </w:rPr>
+        <w:t xml:space="preserve">lib/data/user_profile.dart</w:t>
+      </w:r>
+      <w:r>
+        <w:rPr>
+          <w:color w:val="6B7280"/>
+          <w:sz w:val="20"/>
+          <w:szCs w:val="20"/>
+        </w:rPr>
+        <w:t xml:space="preserve"> · </w:t>
+      </w:r>
+      <w:r>
+        <w:rPr>
+          <w:rFonts w:ascii="Consolas" w:cs="Consolas" w:eastAsia="Consolas" w:hAnsi="Consolas"/>
+          <w:color w:val="1E50A0"/>
+          <w:sz w:val="21"/>
+          <w:szCs w:val="21"/>
+        </w:rPr>
+        <w:t xml:space="preserve">lib/screens/profile_page.dart</w:t>
+      </w:r>
+      <w:r>
+        <w:rPr>
+          <w:color w:val="6B7280"/>
+          <w:sz w:val="20"/>
+          <w:szCs w:val="20"/>
+        </w:rPr>
+        <w:t xml:space="preserve"> · </w:t>
+      </w:r>
+      <w:r>
+        <w:rPr>
+          <w:rFonts w:ascii="Consolas" w:cs="Consolas" w:eastAsia="Consolas" w:hAnsi="Consolas"/>
+          <w:color w:val="1E50A0"/>
+          <w:sz w:val="21"/>
+          <w:szCs w:val="21"/>
+        </w:rPr>
+        <w:t xml:space="preserve">lib/screens/add_project_page.dart</w:t>
+      </w:r>
+      <w:r>
+        <w:rPr>
+          <w:color w:val="6B7280"/>
+          <w:sz w:val="20"/>
+          <w:szCs w:val="20"/>
+        </w:rPr>
+        <w:t xml:space="preserve"> · </w:t>
+      </w:r>
+      <w:r>
+        <w:rPr>
+          <w:rFonts w:ascii="Consolas" w:cs="Consolas" w:eastAsia="Consolas" w:hAnsi="Consolas"/>
+          <w:color w:val="1E50A0"/>
+          <w:sz w:val="21"/>
+          <w:szCs w:val="21"/>
+        </w:rPr>
+        <w:t xml:space="preserve">lib/screens/home_page.dart</w:t>
+      </w:r>
+      <w:r>
+        <w:rPr>
+          <w:sz w:val="20"/>
+          <w:szCs w:val="20"/>
+        </w:rPr>
+        <w:t xml:space="preserve"/>
       </w:r>
     </w:p>
     <w:p>
@@ -2588,151 +3566,332 @@
           <w:bCs/>
           <w:color w:val="0A234B"/>
         </w:rPr>
-        <w:t xml:space="preserve">5.5 Dashboard Entrepreneur</w:t>
-      </w:r>
-    </w:p>
-    <w:p>
-      <w:pPr>
-        <w:pStyle w:val="ListParagraph"/>
-        <w:numPr>
-          <w:ilvl w:val="0"/>
-          <w:numId w:val="2"/>
-        </w:numPr>
-        <w:spacing w:after="40" w:before="40"/>
-      </w:pPr>
-      <w:r>
-        <w:rPr>
-          <w:color w:val="0F1729"/>
-          <w:sz w:val="22"/>
-          <w:szCs w:val="22"/>
-        </w:rPr>
-        <w:t xml:space="preserve">Greeting personnalisé « Bonjour [prénom] » + tagline rotative (citations 6s)</w:t>
-      </w:r>
-    </w:p>
-    <w:p>
-      <w:pPr>
-        <w:pStyle w:val="ListParagraph"/>
-        <w:numPr>
-          <w:ilvl w:val="0"/>
-          <w:numId w:val="2"/>
-        </w:numPr>
-        <w:spacing w:after="40" w:before="40"/>
-      </w:pPr>
-      <w:r>
-        <w:rPr>
-          <w:color w:val="0F1729"/>
-          <w:sz w:val="22"/>
-          <w:szCs w:val="22"/>
-        </w:rPr>
-        <w:t xml:space="preserve">Avatar tappable → bottom sheet profil</w:t>
-      </w:r>
-    </w:p>
-    <w:p>
-      <w:pPr>
-        <w:pStyle w:val="ListParagraph"/>
-        <w:numPr>
-          <w:ilvl w:val="0"/>
-          <w:numId w:val="2"/>
-        </w:numPr>
-        <w:spacing w:after="40" w:before="40"/>
-      </w:pPr>
-      <w:r>
-        <w:rPr>
-          <w:color w:val="0F1729"/>
-          <w:sz w:val="22"/>
-          <w:szCs w:val="22"/>
-        </w:rPr>
-        <w:t xml:space="preserve">Cloche avec badge non-lus</w:t>
-      </w:r>
-    </w:p>
-    <w:p>
-      <w:pPr>
-        <w:pStyle w:val="ListParagraph"/>
-        <w:numPr>
-          <w:ilvl w:val="0"/>
-          <w:numId w:val="2"/>
-        </w:numPr>
-        <w:spacing w:after="40" w:before="40"/>
-      </w:pPr>
-      <w:r>
-        <w:rPr>
-          <w:color w:val="0F1729"/>
-          <w:sz w:val="22"/>
-          <w:szCs w:val="22"/>
-        </w:rPr>
-        <w:t xml:space="preserve">Hero card projet : gradient navy + cercles décoratifs + progress animé</w:t>
-      </w:r>
-    </w:p>
-    <w:p>
-      <w:pPr>
-        <w:pStyle w:val="ListParagraph"/>
-        <w:numPr>
-          <w:ilvl w:val="0"/>
-          <w:numId w:val="2"/>
-        </w:numPr>
-        <w:spacing w:after="40" w:before="40"/>
-      </w:pPr>
-      <w:r>
-        <w:rPr>
-          <w:color w:val="0F1729"/>
-          <w:sz w:val="22"/>
-          <w:szCs w:val="22"/>
-        </w:rPr>
-        <w:t xml:space="preserve">Stats horizontales (5 stats lues du profile) avec compteurs animés</w:t>
-      </w:r>
-    </w:p>
-    <w:p>
-      <w:pPr>
-        <w:pStyle w:val="ListParagraph"/>
-        <w:numPr>
-          <w:ilvl w:val="0"/>
-          <w:numId w:val="2"/>
-        </w:numPr>
-        <w:spacing w:after="40" w:before="40"/>
-      </w:pPr>
-      <w:r>
-        <w:rPr>
-          <w:color w:val="0F1729"/>
-          <w:sz w:val="22"/>
-          <w:szCs w:val="22"/>
-        </w:rPr>
-        <w:t xml:space="preserve">Mentors recommandés calculés dynamiquement (sector ∪ projects ∪ interests)</w:t>
-      </w:r>
-    </w:p>
-    <w:p>
-      <w:pPr>
-        <w:pStyle w:val="ListParagraph"/>
-        <w:numPr>
-          <w:ilvl w:val="0"/>
-          <w:numId w:val="2"/>
-        </w:numPr>
-        <w:spacing w:after="40" w:before="40"/>
-      </w:pPr>
-      <w:r>
-        <w:rPr>
-          <w:color w:val="0F1729"/>
-          <w:sz w:val="22"/>
-          <w:szCs w:val="22"/>
-        </w:rPr>
-        <w:t xml:space="preserve">Card DER/FJ PAVIE 2</w:t>
-      </w:r>
-    </w:p>
-    <w:p>
-      <w:pPr>
-        <w:pStyle w:val="ListParagraph"/>
-        <w:numPr>
-          <w:ilvl w:val="0"/>
-          <w:numId w:val="2"/>
-        </w:numPr>
-        <w:spacing w:after="40" w:before="40"/>
-      </w:pPr>
-      <w:r>
-        <w:rPr>
-          <w:color w:val="0F1729"/>
-          <w:sz w:val="22"/>
-          <w:szCs w:val="22"/>
-        </w:rPr>
-        <w:t xml:space="preserve">Pull-to-refresh + skeletons shimmer 900ms au démarrage</w:t>
+        <w:t xml:space="preserve">5.7 Dashboard Entrepreneur</w:t>
+      </w:r>
+    </w:p>
+    <w:p>
+      <w:pPr>
+        <w:spacing w:after="80" w:before="60"/>
+      </w:pPr>
+      <w:r>
+        <w:rPr>
+          <w:color w:val="0F1729"/>
+          <w:sz w:val="22"/>
+          <w:szCs w:val="22"/>
+        </w:rPr>
+        <w:t xml:space="preserve">Le dashboard </w:t>
+      </w:r>
+      <w:r>
+        <w:rPr>
+          <w:rFonts w:ascii="Consolas" w:cs="Consolas" w:eastAsia="Consolas" w:hAnsi="Consolas"/>
+          <w:color w:val="1E50A0"/>
+          <w:sz w:val="21"/>
+          <w:szCs w:val="21"/>
+        </w:rPr>
+        <w:t xml:space="preserve">HomePage</w:t>
+      </w:r>
+      <w:r>
+        <w:rPr>
+          <w:color w:val="0F1729"/>
+          <w:sz w:val="22"/>
+          <w:szCs w:val="22"/>
+        </w:rPr>
+        <w:t xml:space="preserve"> est un </w:t>
+      </w:r>
+      <w:r>
+        <w:rPr>
+          <w:rFonts w:ascii="Consolas" w:cs="Consolas" w:eastAsia="Consolas" w:hAnsi="Consolas"/>
+          <w:color w:val="1E50A0"/>
+          <w:sz w:val="21"/>
+          <w:szCs w:val="21"/>
+        </w:rPr>
+        <w:t xml:space="preserve">StatefulWidget</w:t>
+      </w:r>
+      <w:r>
+        <w:rPr>
+          <w:color w:val="0F1729"/>
+          <w:sz w:val="22"/>
+          <w:szCs w:val="22"/>
+        </w:rPr>
+        <w:t xml:space="preserve"> avec un flag </w:t>
+      </w:r>
+      <w:r>
+        <w:rPr>
+          <w:rFonts w:ascii="Consolas" w:cs="Consolas" w:eastAsia="Consolas" w:hAnsi="Consolas"/>
+          <w:color w:val="1E50A0"/>
+          <w:sz w:val="21"/>
+          <w:szCs w:val="21"/>
+        </w:rPr>
+        <w:t xml:space="preserve">_loading</w:t>
+      </w:r>
+      <w:r>
+        <w:rPr>
+          <w:color w:val="0F1729"/>
+          <w:sz w:val="22"/>
+          <w:szCs w:val="22"/>
+        </w:rPr>
+        <w:t xml:space="preserve"> qui affiche les skeletons shimmer pendant 900 ms au boot. Le </w:t>
+      </w:r>
+      <w:r>
+        <w:rPr>
+          <w:rFonts w:ascii="Consolas" w:cs="Consolas" w:eastAsia="Consolas" w:hAnsi="Consolas"/>
+          <w:color w:val="1E50A0"/>
+          <w:sz w:val="21"/>
+          <w:szCs w:val="21"/>
+        </w:rPr>
+        <w:t xml:space="preserve">RefreshIndicator</w:t>
+      </w:r>
+      <w:r>
+        <w:rPr>
+          <w:color w:val="0F1729"/>
+          <w:sz w:val="22"/>
+          <w:szCs w:val="22"/>
+        </w:rPr>
+        <w:t xml:space="preserve"> déclenche </w:t>
+      </w:r>
+      <w:r>
+        <w:rPr>
+          <w:rFonts w:ascii="Consolas" w:cs="Consolas" w:eastAsia="Consolas" w:hAnsi="Consolas"/>
+          <w:color w:val="1E50A0"/>
+          <w:sz w:val="21"/>
+          <w:szCs w:val="21"/>
+        </w:rPr>
+        <w:t xml:space="preserve">_refresh()</w:t>
+      </w:r>
+      <w:r>
+        <w:rPr>
+          <w:color w:val="0F1729"/>
+          <w:sz w:val="22"/>
+          <w:szCs w:val="22"/>
+        </w:rPr>
+        <w:t xml:space="preserve"> qui simule un reload (700 ms).</w:t>
+      </w:r>
+    </w:p>
+    <w:p>
+      <w:pPr>
+        <w:spacing w:after="80" w:before="60"/>
+      </w:pPr>
+      <w:r>
+        <w:rPr>
+          <w:color w:val="0F1729"/>
+          <w:sz w:val="22"/>
+          <w:szCs w:val="22"/>
+        </w:rPr>
+        <w:t xml:space="preserve">Tous les sous-blocs réagissent au profile : </w:t>
+      </w:r>
+      <w:r>
+        <w:rPr>
+          <w:rFonts w:ascii="Consolas" w:cs="Consolas" w:eastAsia="Consolas" w:hAnsi="Consolas"/>
+          <w:color w:val="1E50A0"/>
+          <w:sz w:val="21"/>
+          <w:szCs w:val="21"/>
+        </w:rPr>
+        <w:t xml:space="preserve">_Header</w:t>
+      </w:r>
+      <w:r>
+        <w:rPr>
+          <w:color w:val="0F1729"/>
+          <w:sz w:val="22"/>
+          <w:szCs w:val="22"/>
+        </w:rPr>
+        <w:t xml:space="preserve"> (greeting + avatar + tagline), </w:t>
+      </w:r>
+      <w:r>
+        <w:rPr>
+          <w:rFonts w:ascii="Consolas" w:cs="Consolas" w:eastAsia="Consolas" w:hAnsi="Consolas"/>
+          <w:color w:val="1E50A0"/>
+          <w:sz w:val="21"/>
+          <w:szCs w:val="21"/>
+        </w:rPr>
+        <w:t xml:space="preserve">_ProjectHero</w:t>
+      </w:r>
+      <w:r>
+        <w:rPr>
+          <w:color w:val="0F1729"/>
+          <w:sz w:val="22"/>
+          <w:szCs w:val="22"/>
+        </w:rPr>
+        <w:t xml:space="preserve"> (bascule entre la card projet et l'empty state), </w:t>
+      </w:r>
+      <w:r>
+        <w:rPr>
+          <w:rFonts w:ascii="Consolas" w:cs="Consolas" w:eastAsia="Consolas" w:hAnsi="Consolas"/>
+          <w:color w:val="1E50A0"/>
+          <w:sz w:val="21"/>
+          <w:szCs w:val="21"/>
+        </w:rPr>
+        <w:t xml:space="preserve">_StatsStrip</w:t>
+      </w:r>
+      <w:r>
+        <w:rPr>
+          <w:color w:val="0F1729"/>
+          <w:sz w:val="22"/>
+          <w:szCs w:val="22"/>
+        </w:rPr>
+        <w:t xml:space="preserve"> (5 mini-cards lues du profile via </w:t>
+      </w:r>
+      <w:r>
+        <w:rPr>
+          <w:rFonts w:ascii="Consolas" w:cs="Consolas" w:eastAsia="Consolas" w:hAnsi="Consolas"/>
+          <w:color w:val="1E50A0"/>
+          <w:sz w:val="21"/>
+          <w:szCs w:val="21"/>
+        </w:rPr>
+        <w:t xml:space="preserve">ValueListenableBuilder</w:t>
+      </w:r>
+      <w:r>
+        <w:rPr>
+          <w:color w:val="0F1729"/>
+          <w:sz w:val="22"/>
+          <w:szCs w:val="22"/>
+        </w:rPr>
+        <w:t xml:space="preserve">), et </w:t>
+      </w:r>
+      <w:r>
+        <w:rPr>
+          <w:rFonts w:ascii="Consolas" w:cs="Consolas" w:eastAsia="Consolas" w:hAnsi="Consolas"/>
+          <w:color w:val="1E50A0"/>
+          <w:sz w:val="21"/>
+          <w:szCs w:val="21"/>
+        </w:rPr>
+        <w:t xml:space="preserve">_RecommendedMentors</w:t>
+      </w:r>
+      <w:r>
+        <w:rPr>
+          <w:color w:val="0F1729"/>
+          <w:sz w:val="22"/>
+          <w:szCs w:val="22"/>
+        </w:rPr>
+        <w:t xml:space="preserve"> (top 2 mentors filtrés en live).</w:t>
+      </w:r>
+    </w:p>
+    <w:p>
+      <w:pPr>
+        <w:spacing w:after="80" w:before="60"/>
+      </w:pPr>
+      <w:r>
+        <w:rPr>
+          <w:color w:val="0F1729"/>
+          <w:sz w:val="22"/>
+          <w:szCs w:val="22"/>
+        </w:rPr>
+        <w:t xml:space="preserve">Le greeting personnalisé utilise </w:t>
+      </w:r>
+      <w:r>
+        <w:rPr>
+          <w:rFonts w:ascii="Consolas" w:cs="Consolas" w:eastAsia="Consolas" w:hAnsi="Consolas"/>
+          <w:color w:val="1E50A0"/>
+          <w:sz w:val="21"/>
+          <w:szCs w:val="21"/>
+        </w:rPr>
+        <w:t xml:space="preserve">p.firstName</w:t>
+      </w:r>
+      <w:r>
+        <w:rPr>
+          <w:color w:val="0F1729"/>
+          <w:sz w:val="22"/>
+          <w:szCs w:val="22"/>
+        </w:rPr>
+        <w:t xml:space="preserve">. La tagline rotative </w:t>
+      </w:r>
+      <w:r>
+        <w:rPr>
+          <w:rFonts w:ascii="Consolas" w:cs="Consolas" w:eastAsia="Consolas" w:hAnsi="Consolas"/>
+          <w:color w:val="1E50A0"/>
+          <w:sz w:val="21"/>
+          <w:szCs w:val="21"/>
+        </w:rPr>
+        <w:t xml:space="preserve">RotatingTagline</w:t>
+      </w:r>
+      <w:r>
+        <w:rPr>
+          <w:color w:val="0F1729"/>
+          <w:sz w:val="22"/>
+          <w:szCs w:val="22"/>
+        </w:rPr>
+        <w:t xml:space="preserve"> est un widget qui alterne les 8 citations toutes les 6 secondes via un </w:t>
+      </w:r>
+      <w:r>
+        <w:rPr>
+          <w:rFonts w:ascii="Consolas" w:cs="Consolas" w:eastAsia="Consolas" w:hAnsi="Consolas"/>
+          <w:color w:val="1E50A0"/>
+          <w:sz w:val="21"/>
+          <w:szCs w:val="21"/>
+        </w:rPr>
+        <w:t xml:space="preserve">Timer.periodic</w:t>
+      </w:r>
+      <w:r>
+        <w:rPr>
+          <w:color w:val="0F1729"/>
+          <w:sz w:val="22"/>
+          <w:szCs w:val="22"/>
+        </w:rPr>
+        <w:t xml:space="preserve">.</w:t>
+      </w:r>
+    </w:p>
+    <w:p>
+      <w:pPr>
+        <w:spacing w:after="80" w:before="20"/>
+      </w:pPr>
+      <w:r>
+        <w:rPr>
+          <w:b/>
+          <w:bCs/>
+          <w:color w:val="6B7280"/>
+          <w:sz w:val="20"/>
+          <w:szCs w:val="20"/>
+        </w:rPr>
+        <w:t xml:space="preserve">Fichiers : </w:t>
+      </w:r>
+      <w:r>
+        <w:rPr>
+          <w:rFonts w:ascii="Consolas" w:cs="Consolas" w:eastAsia="Consolas" w:hAnsi="Consolas"/>
+          <w:color w:val="1E50A0"/>
+          <w:sz w:val="21"/>
+          <w:szCs w:val="21"/>
+        </w:rPr>
+        <w:t xml:space="preserve">lib/screens/home_page.dart</w:t>
+      </w:r>
+      <w:r>
+        <w:rPr>
+          <w:color w:val="6B7280"/>
+          <w:sz w:val="20"/>
+          <w:szCs w:val="20"/>
+        </w:rPr>
+        <w:t xml:space="preserve"> · </w:t>
+      </w:r>
+      <w:r>
+        <w:rPr>
+          <w:rFonts w:ascii="Consolas" w:cs="Consolas" w:eastAsia="Consolas" w:hAnsi="Consolas"/>
+          <w:color w:val="1E50A0"/>
+          <w:sz w:val="21"/>
+          <w:szCs w:val="21"/>
+        </w:rPr>
+        <w:t xml:space="preserve">lib/widgets/rotating_tagline.dart</w:t>
+      </w:r>
+      <w:r>
+        <w:rPr>
+          <w:color w:val="6B7280"/>
+          <w:sz w:val="20"/>
+          <w:szCs w:val="20"/>
+        </w:rPr>
+        <w:t xml:space="preserve"> · </w:t>
+      </w:r>
+      <w:r>
+        <w:rPr>
+          <w:rFonts w:ascii="Consolas" w:cs="Consolas" w:eastAsia="Consolas" w:hAnsi="Consolas"/>
+          <w:color w:val="1E50A0"/>
+          <w:sz w:val="21"/>
+          <w:szCs w:val="21"/>
+        </w:rPr>
+        <w:t xml:space="preserve">lib/widgets/skeleton.dart</w:t>
+      </w:r>
+      <w:r>
+        <w:rPr>
+          <w:sz w:val="20"/>
+          <w:szCs w:val="20"/>
+        </w:rPr>
+        <w:t xml:space="preserve"/>
       </w:r>
     </w:p>
     <w:p>
@@ -2746,115 +3905,268 @@
           <w:bCs/>
           <w:color w:val="0A234B"/>
         </w:rPr>
-        <w:t xml:space="preserve">5.6 Matching</w:t>
-      </w:r>
-    </w:p>
-    <w:p>
-      <w:pPr>
-        <w:pStyle w:val="ListParagraph"/>
-        <w:numPr>
-          <w:ilvl w:val="0"/>
-          <w:numId w:val="2"/>
-        </w:numPr>
-        <w:spacing w:after="40" w:before="40"/>
-      </w:pPr>
-      <w:r>
-        <w:rPr>
-          <w:color w:val="0F1729"/>
-          <w:sz w:val="22"/>
-          <w:szCs w:val="22"/>
-        </w:rPr>
-        <w:t xml:space="preserve">12 mentors sénégalais avec entreprises détaillées (3 à 8 par mentor)</w:t>
-      </w:r>
-    </w:p>
-    <w:p>
-      <w:pPr>
-        <w:pStyle w:val="ListParagraph"/>
-        <w:numPr>
-          <w:ilvl w:val="0"/>
-          <w:numId w:val="2"/>
-        </w:numPr>
-        <w:spacing w:after="40" w:before="40"/>
-      </w:pPr>
-      <w:r>
-        <w:rPr>
-          <w:color w:val="0F1729"/>
-          <w:sz w:val="22"/>
-          <w:szCs w:val="22"/>
-        </w:rPr>
-        <w:t xml:space="preserve">Recherche live (nom, secteur, ville)</w:t>
-      </w:r>
-    </w:p>
-    <w:p>
-      <w:pPr>
-        <w:pStyle w:val="ListParagraph"/>
-        <w:numPr>
-          <w:ilvl w:val="0"/>
-          <w:numId w:val="2"/>
-        </w:numPr>
-        <w:spacing w:after="40" w:before="40"/>
-      </w:pPr>
-      <w:r>
-        <w:rPr>
-          <w:color w:val="0F1729"/>
-          <w:sz w:val="22"/>
-          <w:szCs w:val="22"/>
-        </w:rPr>
-        <w:t xml:space="preserve">Pills filtres (10 secteurs) + dropdown ville</w:t>
-      </w:r>
-    </w:p>
-    <w:p>
-      <w:pPr>
-        <w:pStyle w:val="ListParagraph"/>
-        <w:numPr>
-          <w:ilvl w:val="0"/>
-          <w:numId w:val="2"/>
-        </w:numPr>
-        <w:spacing w:after="40" w:before="40"/>
-      </w:pPr>
-      <w:r>
-        <w:rPr>
-          <w:color w:val="0F1729"/>
-          <w:sz w:val="22"/>
-          <w:szCs w:val="22"/>
-        </w:rPr>
-        <w:t xml:space="preserve">Tri automatique par compatibility décroissante</w:t>
-      </w:r>
-    </w:p>
-    <w:p>
-      <w:pPr>
-        <w:pStyle w:val="ListParagraph"/>
-        <w:numPr>
-          <w:ilvl w:val="0"/>
-          <w:numId w:val="2"/>
-        </w:numPr>
-        <w:spacing w:after="40" w:before="40"/>
-      </w:pPr>
-      <w:r>
-        <w:rPr>
-          <w:color w:val="0F1729"/>
-          <w:sz w:val="22"/>
-          <w:szCs w:val="22"/>
-        </w:rPr>
-        <w:t xml:space="preserve">Empty state si 0 résultat</w:t>
-      </w:r>
-    </w:p>
-    <w:p>
-      <w:pPr>
-        <w:pStyle w:val="ListParagraph"/>
-        <w:numPr>
-          <w:ilvl w:val="0"/>
-          <w:numId w:val="2"/>
-        </w:numPr>
-        <w:spacing w:after="40" w:before="40"/>
-      </w:pPr>
-      <w:r>
-        <w:rPr>
-          <w:color w:val="0F1729"/>
-          <w:sz w:val="22"/>
-          <w:szCs w:val="22"/>
-        </w:rPr>
-        <w:t xml:space="preserve">Page détail mentor : SliverAppBar gradient + 4 stats + entreprises + créneaux + 2 CTA</w:t>
+        <w:t xml:space="preserve">5.8 Algorithme de recommandation</w:t>
+      </w:r>
+    </w:p>
+    <w:p>
+      <w:pPr>
+        <w:spacing w:after="80" w:before="60"/>
+      </w:pPr>
+      <w:r>
+        <w:rPr>
+          <w:color w:val="0F1729"/>
+          <w:sz w:val="22"/>
+          <w:szCs w:val="22"/>
+        </w:rPr>
+        <w:t xml:space="preserve">La fonction </w:t>
+      </w:r>
+      <w:r>
+        <w:rPr>
+          <w:rFonts w:ascii="Consolas" w:cs="Consolas" w:eastAsia="Consolas" w:hAnsi="Consolas"/>
+          <w:color w:val="1E50A0"/>
+          <w:sz w:val="21"/>
+          <w:szCs w:val="21"/>
+        </w:rPr>
+        <w:t xml:space="preserve">recommendedMentorsFor()</w:t>
+      </w:r>
+      <w:r>
+        <w:rPr>
+          <w:color w:val="0F1729"/>
+          <w:sz w:val="22"/>
+          <w:szCs w:val="22"/>
+        </w:rPr>
+        <w:t xml:space="preserve"> dans </w:t>
+      </w:r>
+      <w:r>
+        <w:rPr>
+          <w:rFonts w:ascii="Consolas" w:cs="Consolas" w:eastAsia="Consolas" w:hAnsi="Consolas"/>
+          <w:color w:val="1E50A0"/>
+          <w:sz w:val="21"/>
+          <w:szCs w:val="21"/>
+        </w:rPr>
+        <w:t xml:space="preserve">data/mock_data.dart</w:t>
+      </w:r>
+      <w:r>
+        <w:rPr>
+          <w:color w:val="0F1729"/>
+          <w:sz w:val="22"/>
+          <w:szCs w:val="22"/>
+        </w:rPr>
+        <w:t xml:space="preserve"> prend trois sources de secteurs : </w:t>
+      </w:r>
+      <w:r>
+        <w:rPr>
+          <w:rFonts w:ascii="Consolas" w:cs="Consolas" w:eastAsia="Consolas" w:hAnsi="Consolas"/>
+          <w:color w:val="1E50A0"/>
+          <w:sz w:val="21"/>
+          <w:szCs w:val="21"/>
+        </w:rPr>
+        <w:t xml:space="preserve">userSector</w:t>
+      </w:r>
+      <w:r>
+        <w:rPr>
+          <w:color w:val="0F1729"/>
+          <w:sz w:val="22"/>
+          <w:szCs w:val="22"/>
+        </w:rPr>
+        <w:t xml:space="preserve">, </w:t>
+      </w:r>
+      <w:r>
+        <w:rPr>
+          <w:rFonts w:ascii="Consolas" w:cs="Consolas" w:eastAsia="Consolas" w:hAnsi="Consolas"/>
+          <w:color w:val="1E50A0"/>
+          <w:sz w:val="21"/>
+          <w:szCs w:val="21"/>
+        </w:rPr>
+        <w:t xml:space="preserve">userInterests</w:t>
+      </w:r>
+      <w:r>
+        <w:rPr>
+          <w:color w:val="0F1729"/>
+          <w:sz w:val="22"/>
+          <w:szCs w:val="22"/>
+        </w:rPr>
+        <w:t xml:space="preserve">, </w:t>
+      </w:r>
+      <w:r>
+        <w:rPr>
+          <w:rFonts w:ascii="Consolas" w:cs="Consolas" w:eastAsia="Consolas" w:hAnsi="Consolas"/>
+          <w:color w:val="1E50A0"/>
+          <w:sz w:val="21"/>
+          <w:szCs w:val="21"/>
+        </w:rPr>
+        <w:t xml:space="preserve">projectSectors</w:t>
+      </w:r>
+      <w:r>
+        <w:rPr>
+          <w:color w:val="0F1729"/>
+          <w:sz w:val="22"/>
+          <w:szCs w:val="22"/>
+        </w:rPr>
+        <w:t xml:space="preserve">. Elle calcule pour chaque mentor le nombre de secteurs en commun (</w:t>
+      </w:r>
+      <w:r>
+        <w:rPr>
+          <w:rFonts w:ascii="Consolas" w:cs="Consolas" w:eastAsia="Consolas" w:hAnsi="Consolas"/>
+          <w:color w:val="1E50A0"/>
+          <w:sz w:val="21"/>
+          <w:szCs w:val="21"/>
+        </w:rPr>
+        <w:t xml:space="preserve">overlap</w:t>
+      </w:r>
+      <w:r>
+        <w:rPr>
+          <w:color w:val="0F1729"/>
+          <w:sz w:val="22"/>
+          <w:szCs w:val="22"/>
+        </w:rPr>
+        <w:t xml:space="preserve">), filtre ceux avec overlap &gt; 0, et trie d'abord par overlap décroissant puis par </w:t>
+      </w:r>
+      <w:r>
+        <w:rPr>
+          <w:rFonts w:ascii="Consolas" w:cs="Consolas" w:eastAsia="Consolas" w:hAnsi="Consolas"/>
+          <w:color w:val="1E50A0"/>
+          <w:sz w:val="21"/>
+          <w:szCs w:val="21"/>
+        </w:rPr>
+        <w:t xml:space="preserve">compatibility</w:t>
+      </w:r>
+      <w:r>
+        <w:rPr>
+          <w:color w:val="0F1729"/>
+          <w:sz w:val="22"/>
+          <w:szCs w:val="22"/>
+        </w:rPr>
+        <w:t xml:space="preserve">.</w:t>
+      </w:r>
+    </w:p>
+    <w:p>
+      <w:pPr>
+        <w:spacing w:after="80" w:before="60"/>
+      </w:pPr>
+      <w:r>
+        <w:rPr>
+          <w:color w:val="0F1729"/>
+          <w:sz w:val="22"/>
+          <w:szCs w:val="22"/>
+        </w:rPr>
+        <w:t xml:space="preserve">Le widget </w:t>
+      </w:r>
+      <w:r>
+        <w:rPr>
+          <w:rFonts w:ascii="Consolas" w:cs="Consolas" w:eastAsia="Consolas" w:hAnsi="Consolas"/>
+          <w:color w:val="1E50A0"/>
+          <w:sz w:val="21"/>
+          <w:szCs w:val="21"/>
+        </w:rPr>
+        <w:t xml:space="preserve">_RecommendedMentors</w:t>
+      </w:r>
+      <w:r>
+        <w:rPr>
+          <w:color w:val="0F1729"/>
+          <w:sz w:val="22"/>
+          <w:szCs w:val="22"/>
+        </w:rPr>
+        <w:t xml:space="preserve"> (dans </w:t>
+      </w:r>
+      <w:r>
+        <w:rPr>
+          <w:rFonts w:ascii="Consolas" w:cs="Consolas" w:eastAsia="Consolas" w:hAnsi="Consolas"/>
+          <w:color w:val="1E50A0"/>
+          <w:sz w:val="21"/>
+          <w:szCs w:val="21"/>
+        </w:rPr>
+        <w:t xml:space="preserve">home_page.dart</w:t>
+      </w:r>
+      <w:r>
+        <w:rPr>
+          <w:color w:val="0F1729"/>
+          <w:sz w:val="22"/>
+          <w:szCs w:val="22"/>
+        </w:rPr>
+        <w:t xml:space="preserve">) l'appelle dans un </w:t>
+      </w:r>
+      <w:r>
+        <w:rPr>
+          <w:rFonts w:ascii="Consolas" w:cs="Consolas" w:eastAsia="Consolas" w:hAnsi="Consolas"/>
+          <w:color w:val="1E50A0"/>
+          <w:sz w:val="21"/>
+          <w:szCs w:val="21"/>
+        </w:rPr>
+        <w:t xml:space="preserve">ValueListenableBuilder</w:t>
+      </w:r>
+      <w:r>
+        <w:rPr>
+          <w:color w:val="0F1729"/>
+          <w:sz w:val="22"/>
+          <w:szCs w:val="22"/>
+        </w:rPr>
+        <w:t xml:space="preserve"> : dès que l'utilisateur modifie ses centres d'intérêt dans </w:t>
+      </w:r>
+      <w:r>
+        <w:rPr>
+          <w:rFonts w:ascii="Consolas" w:cs="Consolas" w:eastAsia="Consolas" w:hAnsi="Consolas"/>
+          <w:color w:val="1E50A0"/>
+          <w:sz w:val="21"/>
+          <w:szCs w:val="21"/>
+        </w:rPr>
+        <w:t xml:space="preserve">EditProfilePage</w:t>
+      </w:r>
+      <w:r>
+        <w:rPr>
+          <w:color w:val="0F1729"/>
+          <w:sz w:val="22"/>
+          <w:szCs w:val="22"/>
+        </w:rPr>
+        <w:t xml:space="preserve">, le dashboard se rafraîchit avec les nouvelles recommandations.</w:t>
+      </w:r>
+    </w:p>
+    <w:p>
+      <w:pPr>
+        <w:spacing w:after="80" w:before="20"/>
+      </w:pPr>
+      <w:r>
+        <w:rPr>
+          <w:b/>
+          <w:bCs/>
+          <w:color w:val="6B7280"/>
+          <w:sz w:val="20"/>
+          <w:szCs w:val="20"/>
+        </w:rPr>
+        <w:t xml:space="preserve">Fichiers : </w:t>
+      </w:r>
+      <w:r>
+        <w:rPr>
+          <w:rFonts w:ascii="Consolas" w:cs="Consolas" w:eastAsia="Consolas" w:hAnsi="Consolas"/>
+          <w:color w:val="1E50A0"/>
+          <w:sz w:val="21"/>
+          <w:szCs w:val="21"/>
+        </w:rPr>
+        <w:t xml:space="preserve">lib/data/mock_data.dart</w:t>
+      </w:r>
+      <w:r>
+        <w:rPr>
+          <w:color w:val="6B7280"/>
+          <w:sz w:val="20"/>
+          <w:szCs w:val="20"/>
+        </w:rPr>
+        <w:t xml:space="preserve"> · </w:t>
+      </w:r>
+      <w:r>
+        <w:rPr>
+          <w:rFonts w:ascii="Consolas" w:cs="Consolas" w:eastAsia="Consolas" w:hAnsi="Consolas"/>
+          <w:color w:val="1E50A0"/>
+          <w:sz w:val="21"/>
+          <w:szCs w:val="21"/>
+        </w:rPr>
+        <w:t xml:space="preserve">lib/screens/home_page.dart</w:t>
+      </w:r>
+      <w:r>
+        <w:rPr>
+          <w:sz w:val="20"/>
+          <w:szCs w:val="20"/>
+        </w:rPr>
+        <w:t xml:space="preserve"/>
       </w:r>
     </w:p>
     <w:p>
@@ -2868,79 +4180,302 @@
           <w:bCs/>
           <w:color w:val="0A234B"/>
         </w:rPr>
-        <w:t xml:space="preserve">5.7 Pitch deck</w:t>
-      </w:r>
-    </w:p>
-    <w:p>
-      <w:pPr>
-        <w:pStyle w:val="ListParagraph"/>
-        <w:numPr>
-          <w:ilvl w:val="0"/>
-          <w:numId w:val="2"/>
-        </w:numPr>
-        <w:spacing w:after="40" w:before="40"/>
-      </w:pPr>
-      <w:r>
-        <w:rPr>
-          <w:color w:val="0F1729"/>
-          <w:sz w:val="22"/>
-          <w:szCs w:val="22"/>
-        </w:rPr>
-        <w:t xml:space="preserve">FAB ambre central pour y accéder depuis n'importe quel onglet</w:t>
-      </w:r>
-    </w:p>
-    <w:p>
-      <w:pPr>
-        <w:pStyle w:val="ListParagraph"/>
-        <w:numPr>
-          <w:ilvl w:val="0"/>
-          <w:numId w:val="2"/>
-        </w:numPr>
-        <w:spacing w:after="40" w:before="40"/>
-      </w:pPr>
-      <w:r>
-        <w:rPr>
-          <w:color w:val="0F1729"/>
-          <w:sz w:val="22"/>
-          <w:szCs w:val="22"/>
-        </w:rPr>
-        <w:t xml:space="preserve">Stepper 3 étapes : infos → secteur (dropdown) → documents</w:t>
-      </w:r>
-    </w:p>
-    <w:p>
-      <w:pPr>
-        <w:pStyle w:val="ListParagraph"/>
-        <w:numPr>
-          <w:ilvl w:val="0"/>
-          <w:numId w:val="2"/>
-        </w:numPr>
-        <w:spacing w:after="40" w:before="40"/>
-      </w:pPr>
-      <w:r>
-        <w:rPr>
-          <w:color w:val="0F1729"/>
-          <w:sz w:val="22"/>
-          <w:szCs w:val="22"/>
-        </w:rPr>
-        <w:t xml:space="preserve">Upload zones pointillées (PDF + vidéo)</w:t>
-      </w:r>
-    </w:p>
-    <w:p>
-      <w:pPr>
-        <w:pStyle w:val="ListParagraph"/>
-        <w:numPr>
-          <w:ilvl w:val="0"/>
-          <w:numId w:val="2"/>
-        </w:numPr>
-        <w:spacing w:after="40" w:before="40"/>
-      </w:pPr>
-      <w:r>
-        <w:rPr>
-          <w:color w:val="0F1729"/>
-          <w:sz w:val="22"/>
-          <w:szCs w:val="22"/>
-        </w:rPr>
-        <w:t xml:space="preserve">Snackbar succès vert au dépôt</w:t>
+        <w:t xml:space="preserve">5.9 Matching de mentors</w:t>
+      </w:r>
+    </w:p>
+    <w:p>
+      <w:pPr>
+        <w:spacing w:after="80" w:before="60"/>
+      </w:pPr>
+      <w:r>
+        <w:rPr>
+          <w:color w:val="0F1729"/>
+          <w:sz w:val="22"/>
+          <w:szCs w:val="22"/>
+        </w:rPr>
+        <w:t xml:space="preserve">La page </w:t>
+      </w:r>
+      <w:r>
+        <w:rPr>
+          <w:rFonts w:ascii="Consolas" w:cs="Consolas" w:eastAsia="Consolas" w:hAnsi="Consolas"/>
+          <w:color w:val="1E50A0"/>
+          <w:sz w:val="21"/>
+          <w:szCs w:val="21"/>
+        </w:rPr>
+        <w:t xml:space="preserve">MatchingPage</w:t>
+      </w:r>
+      <w:r>
+        <w:rPr>
+          <w:color w:val="0F1729"/>
+          <w:sz w:val="22"/>
+          <w:szCs w:val="22"/>
+        </w:rPr>
+        <w:t xml:space="preserve"> contient les 12 mentors hardcodés dans </w:t>
+      </w:r>
+      <w:r>
+        <w:rPr>
+          <w:rFonts w:ascii="Consolas" w:cs="Consolas" w:eastAsia="Consolas" w:hAnsi="Consolas"/>
+          <w:color w:val="1E50A0"/>
+          <w:sz w:val="21"/>
+          <w:szCs w:val="21"/>
+        </w:rPr>
+        <w:t xml:space="preserve">mock_data.dart</w:t>
+      </w:r>
+      <w:r>
+        <w:rPr>
+          <w:color w:val="0F1729"/>
+          <w:sz w:val="22"/>
+          <w:szCs w:val="22"/>
+        </w:rPr>
+        <w:t xml:space="preserve">. Le filtrage combine recherche texte (</w:t>
+      </w:r>
+      <w:r>
+        <w:rPr>
+          <w:rFonts w:ascii="Consolas" w:cs="Consolas" w:eastAsia="Consolas" w:hAnsi="Consolas"/>
+          <w:color w:val="1E50A0"/>
+          <w:sz w:val="21"/>
+          <w:szCs w:val="21"/>
+        </w:rPr>
+        <w:t xml:space="preserve">Mentor.matches(query)</w:t>
+      </w:r>
+      <w:r>
+        <w:rPr>
+          <w:color w:val="0F1729"/>
+          <w:sz w:val="22"/>
+          <w:szCs w:val="22"/>
+        </w:rPr>
+        <w:t xml:space="preserve"> — case-insensitive sur nom, secteurs, ville, titre), un filtre de secteur (pills horizontales) et un filtre de ville (</w:t>
+      </w:r>
+      <w:r>
+        <w:rPr>
+          <w:rFonts w:ascii="Consolas" w:cs="Consolas" w:eastAsia="Consolas" w:hAnsi="Consolas"/>
+          <w:color w:val="1E50A0"/>
+          <w:sz w:val="21"/>
+          <w:szCs w:val="21"/>
+        </w:rPr>
+        <w:t xml:space="preserve">DropdownButton</w:t>
+      </w:r>
+      <w:r>
+        <w:rPr>
+          <w:color w:val="0F1729"/>
+          <w:sz w:val="22"/>
+          <w:szCs w:val="22"/>
+        </w:rPr>
+        <w:t xml:space="preserve">). Le getter </w:t>
+      </w:r>
+      <w:r>
+        <w:rPr>
+          <w:rFonts w:ascii="Consolas" w:cs="Consolas" w:eastAsia="Consolas" w:hAnsi="Consolas"/>
+          <w:color w:val="1E50A0"/>
+          <w:sz w:val="21"/>
+          <w:szCs w:val="21"/>
+        </w:rPr>
+        <w:t xml:space="preserve">_filtered</w:t>
+      </w:r>
+      <w:r>
+        <w:rPr>
+          <w:color w:val="0F1729"/>
+          <w:sz w:val="22"/>
+          <w:szCs w:val="22"/>
+        </w:rPr>
+        <w:t xml:space="preserve"> applique les 3 filtres et trie par compatibility.</w:t>
+      </w:r>
+    </w:p>
+    <w:p>
+      <w:pPr>
+        <w:spacing w:after="80" w:before="60"/>
+      </w:pPr>
+      <w:r>
+        <w:rPr>
+          <w:color w:val="0F1729"/>
+          <w:sz w:val="22"/>
+          <w:szCs w:val="22"/>
+        </w:rPr>
+        <w:t xml:space="preserve">Au tap sur une carte, </w:t>
+      </w:r>
+      <w:r>
+        <w:rPr>
+          <w:rFonts w:ascii="Consolas" w:cs="Consolas" w:eastAsia="Consolas" w:hAnsi="Consolas"/>
+          <w:color w:val="1E50A0"/>
+          <w:sz w:val="21"/>
+          <w:szCs w:val="21"/>
+        </w:rPr>
+        <w:t xml:space="preserve">MentorCard</w:t>
+      </w:r>
+      <w:r>
+        <w:rPr>
+          <w:color w:val="0F1729"/>
+          <w:sz w:val="22"/>
+          <w:szCs w:val="22"/>
+        </w:rPr>
+        <w:t xml:space="preserve"> ouvre </w:t>
+      </w:r>
+      <w:r>
+        <w:rPr>
+          <w:rFonts w:ascii="Consolas" w:cs="Consolas" w:eastAsia="Consolas" w:hAnsi="Consolas"/>
+          <w:color w:val="1E50A0"/>
+          <w:sz w:val="21"/>
+          <w:szCs w:val="21"/>
+        </w:rPr>
+        <w:t xml:space="preserve">MentorDetailPage</w:t>
+      </w:r>
+      <w:r>
+        <w:rPr>
+          <w:color w:val="0F1729"/>
+          <w:sz w:val="22"/>
+          <w:szCs w:val="22"/>
+        </w:rPr>
+        <w:t xml:space="preserve"> — un </w:t>
+      </w:r>
+      <w:r>
+        <w:rPr>
+          <w:rFonts w:ascii="Consolas" w:cs="Consolas" w:eastAsia="Consolas" w:hAnsi="Consolas"/>
+          <w:color w:val="1E50A0"/>
+          <w:sz w:val="21"/>
+          <w:szCs w:val="21"/>
+        </w:rPr>
+        <w:t xml:space="preserve">CustomScrollView</w:t>
+      </w:r>
+      <w:r>
+        <w:rPr>
+          <w:color w:val="0F1729"/>
+          <w:sz w:val="22"/>
+          <w:szCs w:val="22"/>
+        </w:rPr>
+        <w:t xml:space="preserve"> avec </w:t>
+      </w:r>
+      <w:r>
+        <w:rPr>
+          <w:rFonts w:ascii="Consolas" w:cs="Consolas" w:eastAsia="Consolas" w:hAnsi="Consolas"/>
+          <w:color w:val="1E50A0"/>
+          <w:sz w:val="21"/>
+          <w:szCs w:val="21"/>
+        </w:rPr>
+        <w:t xml:space="preserve">SliverAppBar</w:t>
+      </w:r>
+      <w:r>
+        <w:rPr>
+          <w:color w:val="0F1729"/>
+          <w:sz w:val="22"/>
+          <w:szCs w:val="22"/>
+        </w:rPr>
+        <w:t xml:space="preserve"> gradient navy. La page affiche 4 stats (note, match, années, avis), les domaines, la liste complète des entreprises (</w:t>
+      </w:r>
+      <w:r>
+        <w:rPr>
+          <w:rFonts w:ascii="Consolas" w:cs="Consolas" w:eastAsia="Consolas" w:hAnsi="Consolas"/>
+          <w:color w:val="1E50A0"/>
+          <w:sz w:val="21"/>
+          <w:szCs w:val="21"/>
+        </w:rPr>
+        <w:t xml:space="preserve">_CompaniesList</w:t>
+      </w:r>
+      <w:r>
+        <w:rPr>
+          <w:color w:val="0F1729"/>
+          <w:sz w:val="22"/>
+          <w:szCs w:val="22"/>
+        </w:rPr>
+        <w:t xml:space="preserve">), les créneaux (</w:t>
+      </w:r>
+      <w:r>
+        <w:rPr>
+          <w:rFonts w:ascii="Consolas" w:cs="Consolas" w:eastAsia="Consolas" w:hAnsi="Consolas"/>
+          <w:color w:val="1E50A0"/>
+          <w:sz w:val="21"/>
+          <w:szCs w:val="21"/>
+        </w:rPr>
+        <w:t xml:space="preserve">_SlotsRow</w:t>
+      </w:r>
+      <w:r>
+        <w:rPr>
+          <w:color w:val="0F1729"/>
+          <w:sz w:val="22"/>
+          <w:szCs w:val="22"/>
+        </w:rPr>
+        <w:t xml:space="preserve">), et 2 CTA (Message / Réserver).</w:t>
+      </w:r>
+    </w:p>
+    <w:p>
+      <w:pPr>
+        <w:spacing w:after="80" w:before="20"/>
+      </w:pPr>
+      <w:r>
+        <w:rPr>
+          <w:b/>
+          <w:bCs/>
+          <w:color w:val="6B7280"/>
+          <w:sz w:val="20"/>
+          <w:szCs w:val="20"/>
+        </w:rPr>
+        <w:t xml:space="preserve">Fichiers : </w:t>
+      </w:r>
+      <w:r>
+        <w:rPr>
+          <w:rFonts w:ascii="Consolas" w:cs="Consolas" w:eastAsia="Consolas" w:hAnsi="Consolas"/>
+          <w:color w:val="1E50A0"/>
+          <w:sz w:val="21"/>
+          <w:szCs w:val="21"/>
+        </w:rPr>
+        <w:t xml:space="preserve">lib/screens/matching_page.dart</w:t>
+      </w:r>
+      <w:r>
+        <w:rPr>
+          <w:color w:val="6B7280"/>
+          <w:sz w:val="20"/>
+          <w:szCs w:val="20"/>
+        </w:rPr>
+        <w:t xml:space="preserve"> · </w:t>
+      </w:r>
+      <w:r>
+        <w:rPr>
+          <w:rFonts w:ascii="Consolas" w:cs="Consolas" w:eastAsia="Consolas" w:hAnsi="Consolas"/>
+          <w:color w:val="1E50A0"/>
+          <w:sz w:val="21"/>
+          <w:szCs w:val="21"/>
+        </w:rPr>
+        <w:t xml:space="preserve">lib/screens/mentor_detail_page.dart</w:t>
+      </w:r>
+      <w:r>
+        <w:rPr>
+          <w:color w:val="6B7280"/>
+          <w:sz w:val="20"/>
+          <w:szCs w:val="20"/>
+        </w:rPr>
+        <w:t xml:space="preserve"> · </w:t>
+      </w:r>
+      <w:r>
+        <w:rPr>
+          <w:rFonts w:ascii="Consolas" w:cs="Consolas" w:eastAsia="Consolas" w:hAnsi="Consolas"/>
+          <w:color w:val="1E50A0"/>
+          <w:sz w:val="21"/>
+          <w:szCs w:val="21"/>
+        </w:rPr>
+        <w:t xml:space="preserve">lib/widgets/mentor_card.dart</w:t>
+      </w:r>
+      <w:r>
+        <w:rPr>
+          <w:color w:val="6B7280"/>
+          <w:sz w:val="20"/>
+          <w:szCs w:val="20"/>
+        </w:rPr>
+        <w:t xml:space="preserve"> · </w:t>
+      </w:r>
+      <w:r>
+        <w:rPr>
+          <w:rFonts w:ascii="Consolas" w:cs="Consolas" w:eastAsia="Consolas" w:hAnsi="Consolas"/>
+          <w:color w:val="1E50A0"/>
+          <w:sz w:val="21"/>
+          <w:szCs w:val="21"/>
+        </w:rPr>
+        <w:t xml:space="preserve">lib/data/mock_data.dart</w:t>
+      </w:r>
+      <w:r>
+        <w:rPr>
+          <w:sz w:val="20"/>
+          <w:szCs w:val="20"/>
+        </w:rPr>
+        <w:t xml:space="preserve"/>
       </w:r>
     </w:p>
     <w:p>
@@ -2954,187 +4489,285 @@
           <w:bCs/>
           <w:color w:val="0A234B"/>
         </w:rPr>
-        <w:t xml:space="preserve">5.8 UX premium</w:t>
-      </w:r>
-    </w:p>
-    <w:p>
-      <w:pPr>
-        <w:pStyle w:val="ListParagraph"/>
-        <w:numPr>
-          <w:ilvl w:val="0"/>
-          <w:numId w:val="2"/>
-        </w:numPr>
-        <w:spacing w:after="40" w:before="40"/>
-      </w:pPr>
-      <w:r>
-        <w:rPr>
-          <w:color w:val="0F1729"/>
-          <w:sz w:val="22"/>
-          <w:szCs w:val="22"/>
-        </w:rPr>
-        <w:t xml:space="preserve">Splash 1.1s : logo handshake construit + 3 orbites drapeau Sénégal allumées en cascade</w:t>
-      </w:r>
-    </w:p>
-    <w:p>
-      <w:pPr>
-        <w:pStyle w:val="ListParagraph"/>
-        <w:numPr>
-          <w:ilvl w:val="0"/>
-          <w:numId w:val="2"/>
-        </w:numPr>
-        <w:spacing w:after="40" w:before="40"/>
-      </w:pPr>
-      <w:r>
-        <w:rPr>
-          <w:color w:val="0F1729"/>
-          <w:sz w:val="22"/>
-          <w:szCs w:val="22"/>
-        </w:rPr>
-        <w:t xml:space="preserve">Curseur étoiles drapeau qui suit la souris (web/desktop, no-op sur tactile)</w:t>
-      </w:r>
-    </w:p>
-    <w:p>
-      <w:pPr>
-        <w:pStyle w:val="ListParagraph"/>
-        <w:numPr>
-          <w:ilvl w:val="0"/>
-          <w:numId w:val="2"/>
-        </w:numPr>
-        <w:spacing w:after="40" w:before="40"/>
-      </w:pPr>
-      <w:r>
-        <w:rPr>
-          <w:color w:val="0F1729"/>
-          <w:sz w:val="22"/>
-          <w:szCs w:val="22"/>
-        </w:rPr>
-        <w:t xml:space="preserve">Hover glow sur cards : scale 1.015 + shadow ambré + bordure bleue</w:t>
-      </w:r>
-    </w:p>
-    <w:p>
-      <w:pPr>
-        <w:pStyle w:val="ListParagraph"/>
-        <w:numPr>
-          <w:ilvl w:val="0"/>
-          <w:numId w:val="2"/>
-        </w:numPr>
-        <w:spacing w:after="40" w:before="40"/>
-      </w:pPr>
-      <w:r>
-        <w:rPr>
-          <w:color w:val="0F1729"/>
-          <w:sz w:val="22"/>
-          <w:szCs w:val="22"/>
-        </w:rPr>
-        <w:t xml:space="preserve">Compteurs animés (TweenAnimationBuilder, Curves.easeOutQuart)</w:t>
-      </w:r>
-    </w:p>
-    <w:p>
-      <w:pPr>
-        <w:pStyle w:val="ListParagraph"/>
-        <w:numPr>
-          <w:ilvl w:val="0"/>
-          <w:numId w:val="2"/>
-        </w:numPr>
-        <w:spacing w:after="40" w:before="40"/>
-      </w:pPr>
-      <w:r>
-        <w:rPr>
-          <w:color w:val="0F1729"/>
-          <w:sz w:val="22"/>
-          <w:szCs w:val="22"/>
-        </w:rPr>
-        <w:t xml:space="preserve">Skeletons shimmer pour le chargement initial</w:t>
-      </w:r>
-    </w:p>
-    <w:p>
-      <w:pPr>
-        <w:pStyle w:val="ListParagraph"/>
-        <w:numPr>
-          <w:ilvl w:val="0"/>
-          <w:numId w:val="2"/>
-        </w:numPr>
-        <w:spacing w:after="40" w:before="40"/>
-      </w:pPr>
-      <w:r>
-        <w:rPr>
-          <w:color w:val="0F1729"/>
-          <w:sz w:val="22"/>
-          <w:szCs w:val="22"/>
-        </w:rPr>
-        <w:t xml:space="preserve">Pull-to-refresh sur le dashboard</w:t>
-      </w:r>
-    </w:p>
-    <w:p>
-      <w:pPr>
-        <w:pStyle w:val="ListParagraph"/>
-        <w:numPr>
-          <w:ilvl w:val="0"/>
-          <w:numId w:val="2"/>
-        </w:numPr>
-        <w:spacing w:after="40" w:before="40"/>
-      </w:pPr>
-      <w:r>
-        <w:rPr>
-          <w:color w:val="0F1729"/>
-          <w:sz w:val="22"/>
-          <w:szCs w:val="22"/>
-        </w:rPr>
-        <w:t xml:space="preserve">Transitions fade-through entre toutes les pages</w:t>
-      </w:r>
-    </w:p>
-    <w:p>
-      <w:pPr>
-        <w:pStyle w:val="ListParagraph"/>
-        <w:numPr>
-          <w:ilvl w:val="0"/>
-          <w:numId w:val="2"/>
-        </w:numPr>
-        <w:spacing w:after="40" w:before="40"/>
-      </w:pPr>
-      <w:r>
-        <w:rPr>
-          <w:color w:val="0F1729"/>
-          <w:sz w:val="22"/>
-          <w:szCs w:val="22"/>
-        </w:rPr>
-        <w:t xml:space="preserve">Bottom sheet profil avec liste d'options + logout</w:t>
-      </w:r>
-    </w:p>
-    <w:p>
-      <w:pPr>
-        <w:pStyle w:val="ListParagraph"/>
-        <w:numPr>
-          <w:ilvl w:val="0"/>
-          <w:numId w:val="2"/>
-        </w:numPr>
-        <w:spacing w:after="40" w:before="40"/>
-      </w:pPr>
-      <w:r>
-        <w:rPr>
-          <w:color w:val="0F1729"/>
-          <w:sz w:val="22"/>
-          <w:szCs w:val="22"/>
-        </w:rPr>
-        <w:t xml:space="preserve">Bouton SE CONNECTER avec gradient navy → bleu + glow ambre</w:t>
-      </w:r>
-    </w:p>
-    <w:p>
-      <w:pPr>
-        <w:pStyle w:val="ListParagraph"/>
-        <w:numPr>
-          <w:ilvl w:val="0"/>
-          <w:numId w:val="2"/>
-        </w:numPr>
-        <w:spacing w:after="40" w:before="40"/>
-      </w:pPr>
-      <w:r>
-        <w:rPr>
-          <w:color w:val="0F1729"/>
-          <w:sz w:val="22"/>
-          <w:szCs w:val="22"/>
-        </w:rPr>
-        <w:t xml:space="preserve">Mode --release optimisé pour la démo (5× plus rapide que --debug)</w:t>
+        <w:t xml:space="preserve">5.10 Dépôt de pitch</w:t>
+      </w:r>
+    </w:p>
+    <w:p>
+      <w:pPr>
+        <w:spacing w:after="80" w:before="60"/>
+      </w:pPr>
+      <w:r>
+        <w:rPr>
+          <w:color w:val="0F1729"/>
+          <w:sz w:val="22"/>
+          <w:szCs w:val="22"/>
+        </w:rPr>
+        <w:t xml:space="preserve">Accessible via le </w:t>
+      </w:r>
+      <w:r>
+        <w:rPr>
+          <w:rFonts w:ascii="Consolas" w:cs="Consolas" w:eastAsia="Consolas" w:hAnsi="Consolas"/>
+          <w:color w:val="1E50A0"/>
+          <w:sz w:val="21"/>
+          <w:szCs w:val="21"/>
+        </w:rPr>
+        <w:t xml:space="preserve">FloatingActionButton</w:t>
+      </w:r>
+      <w:r>
+        <w:rPr>
+          <w:color w:val="0F1729"/>
+          <w:sz w:val="22"/>
+          <w:szCs w:val="22"/>
+        </w:rPr>
+        <w:t xml:space="preserve"> ambre central de </w:t>
+      </w:r>
+      <w:r>
+        <w:rPr>
+          <w:rFonts w:ascii="Consolas" w:cs="Consolas" w:eastAsia="Consolas" w:hAnsi="Consolas"/>
+          <w:color w:val="1E50A0"/>
+          <w:sz w:val="21"/>
+          <w:szCs w:val="21"/>
+        </w:rPr>
+        <w:t xml:space="preserve">RootShell</w:t>
+      </w:r>
+      <w:r>
+        <w:rPr>
+          <w:color w:val="0F1729"/>
+          <w:sz w:val="22"/>
+          <w:szCs w:val="22"/>
+        </w:rPr>
+        <w:t xml:space="preserve"> (placement </w:t>
+      </w:r>
+      <w:r>
+        <w:rPr>
+          <w:rFonts w:ascii="Consolas" w:cs="Consolas" w:eastAsia="Consolas" w:hAnsi="Consolas"/>
+          <w:color w:val="1E50A0"/>
+          <w:sz w:val="21"/>
+          <w:szCs w:val="21"/>
+        </w:rPr>
+        <w:t xml:space="preserve">centerDocked</w:t>
+      </w:r>
+      <w:r>
+        <w:rPr>
+          <w:color w:val="0F1729"/>
+          <w:sz w:val="22"/>
+          <w:szCs w:val="22"/>
+        </w:rPr>
+        <w:t xml:space="preserve">). La page </w:t>
+      </w:r>
+      <w:r>
+        <w:rPr>
+          <w:rFonts w:ascii="Consolas" w:cs="Consolas" w:eastAsia="Consolas" w:hAnsi="Consolas"/>
+          <w:color w:val="1E50A0"/>
+          <w:sz w:val="21"/>
+          <w:szCs w:val="21"/>
+        </w:rPr>
+        <w:t xml:space="preserve">PitchPage</w:t>
+      </w:r>
+      <w:r>
+        <w:rPr>
+          <w:color w:val="0F1729"/>
+          <w:sz w:val="22"/>
+          <w:szCs w:val="22"/>
+        </w:rPr>
+        <w:t xml:space="preserve"> utilise un compteur </w:t>
+      </w:r>
+      <w:r>
+        <w:rPr>
+          <w:rFonts w:ascii="Consolas" w:cs="Consolas" w:eastAsia="Consolas" w:hAnsi="Consolas"/>
+          <w:color w:val="1E50A0"/>
+          <w:sz w:val="21"/>
+          <w:szCs w:val="21"/>
+        </w:rPr>
+        <w:t xml:space="preserve">_step (0..2)</w:t>
+      </w:r>
+      <w:r>
+        <w:rPr>
+          <w:color w:val="0F1729"/>
+          <w:sz w:val="22"/>
+          <w:szCs w:val="22"/>
+        </w:rPr>
+        <w:t xml:space="preserve"> avec </w:t>
+      </w:r>
+      <w:r>
+        <w:rPr>
+          <w:rFonts w:ascii="Consolas" w:cs="Consolas" w:eastAsia="Consolas" w:hAnsi="Consolas"/>
+          <w:color w:val="1E50A0"/>
+          <w:sz w:val="21"/>
+          <w:szCs w:val="21"/>
+        </w:rPr>
+        <w:t xml:space="preserve">_buildStep1</w:t>
+      </w:r>
+      <w:r>
+        <w:rPr>
+          <w:color w:val="0F1729"/>
+          <w:sz w:val="22"/>
+          <w:szCs w:val="22"/>
+        </w:rPr>
+        <w:t xml:space="preserve"> (titre + élévator pitch), </w:t>
+      </w:r>
+      <w:r>
+        <w:rPr>
+          <w:rFonts w:ascii="Consolas" w:cs="Consolas" w:eastAsia="Consolas" w:hAnsi="Consolas"/>
+          <w:color w:val="1E50A0"/>
+          <w:sz w:val="21"/>
+          <w:szCs w:val="21"/>
+        </w:rPr>
+        <w:t xml:space="preserve">_buildStep2</w:t>
+      </w:r>
+      <w:r>
+        <w:rPr>
+          <w:color w:val="0F1729"/>
+          <w:sz w:val="22"/>
+          <w:szCs w:val="22"/>
+        </w:rPr>
+        <w:t xml:space="preserve"> (secteur via dropdown des 31 secteurs définis dans </w:t>
+      </w:r>
+      <w:r>
+        <w:rPr>
+          <w:rFonts w:ascii="Consolas" w:cs="Consolas" w:eastAsia="Consolas" w:hAnsi="Consolas"/>
+          <w:color w:val="1E50A0"/>
+          <w:sz w:val="21"/>
+          <w:szCs w:val="21"/>
+        </w:rPr>
+        <w:t xml:space="preserve">allSectors</w:t>
+      </w:r>
+      <w:r>
+        <w:rPr>
+          <w:color w:val="0F1729"/>
+          <w:sz w:val="22"/>
+          <w:szCs w:val="22"/>
+        </w:rPr>
+        <w:t xml:space="preserve">, + description), et </w:t>
+      </w:r>
+      <w:r>
+        <w:rPr>
+          <w:rFonts w:ascii="Consolas" w:cs="Consolas" w:eastAsia="Consolas" w:hAnsi="Consolas"/>
+          <w:color w:val="1E50A0"/>
+          <w:sz w:val="21"/>
+          <w:szCs w:val="21"/>
+        </w:rPr>
+        <w:t xml:space="preserve">_buildStep3</w:t>
+      </w:r>
+      <w:r>
+        <w:rPr>
+          <w:color w:val="0F1729"/>
+          <w:sz w:val="22"/>
+          <w:szCs w:val="22"/>
+        </w:rPr>
+        <w:t xml:space="preserve"> (montant FCFA + zones d'upload pointillées via </w:t>
+      </w:r>
+      <w:r>
+        <w:rPr>
+          <w:rFonts w:ascii="Consolas" w:cs="Consolas" w:eastAsia="Consolas" w:hAnsi="Consolas"/>
+          <w:color w:val="1E50A0"/>
+          <w:sz w:val="21"/>
+          <w:szCs w:val="21"/>
+        </w:rPr>
+        <w:t xml:space="preserve">DottedBorder</w:t>
+      </w:r>
+      <w:r>
+        <w:rPr>
+          <w:color w:val="0F1729"/>
+          <w:sz w:val="22"/>
+          <w:szCs w:val="22"/>
+        </w:rPr>
+        <w:t xml:space="preserve"> + </w:t>
+      </w:r>
+      <w:r>
+        <w:rPr>
+          <w:rFonts w:ascii="Consolas" w:cs="Consolas" w:eastAsia="Consolas" w:hAnsi="Consolas"/>
+          <w:color w:val="1E50A0"/>
+          <w:sz w:val="21"/>
+          <w:szCs w:val="21"/>
+        </w:rPr>
+        <w:t xml:space="preserve">_DottedPainter</w:t>
+      </w:r>
+      <w:r>
+        <w:rPr>
+          <w:color w:val="0F1729"/>
+          <w:sz w:val="22"/>
+          <w:szCs w:val="22"/>
+        </w:rPr>
+        <w:t xml:space="preserve">).</w:t>
+      </w:r>
+    </w:p>
+    <w:p>
+      <w:pPr>
+        <w:spacing w:after="80" w:before="60"/>
+      </w:pPr>
+      <w:r>
+        <w:rPr>
+          <w:color w:val="0F1729"/>
+          <w:sz w:val="22"/>
+          <w:szCs w:val="22"/>
+        </w:rPr>
+        <w:t xml:space="preserve">À la validation, on affiche un </w:t>
+      </w:r>
+      <w:r>
+        <w:rPr>
+          <w:rFonts w:ascii="Consolas" w:cs="Consolas" w:eastAsia="Consolas" w:hAnsi="Consolas"/>
+          <w:color w:val="1E50A0"/>
+          <w:sz w:val="21"/>
+          <w:szCs w:val="21"/>
+        </w:rPr>
+        <w:t xml:space="preserve">SnackBar</w:t>
+      </w:r>
+      <w:r>
+        <w:rPr>
+          <w:color w:val="0F1729"/>
+          <w:sz w:val="22"/>
+          <w:szCs w:val="22"/>
+        </w:rPr>
+        <w:t xml:space="preserve"> vert et on ferme la page. Le pitch n'est pas encore persisté — c'est sur la TODO Livrable 1.</w:t>
+      </w:r>
+    </w:p>
+    <w:p>
+      <w:pPr>
+        <w:spacing w:after="80" w:before="20"/>
+      </w:pPr>
+      <w:r>
+        <w:rPr>
+          <w:b/>
+          <w:bCs/>
+          <w:color w:val="6B7280"/>
+          <w:sz w:val="20"/>
+          <w:szCs w:val="20"/>
+        </w:rPr>
+        <w:t xml:space="preserve">Fichiers : </w:t>
+      </w:r>
+      <w:r>
+        <w:rPr>
+          <w:rFonts w:ascii="Consolas" w:cs="Consolas" w:eastAsia="Consolas" w:hAnsi="Consolas"/>
+          <w:color w:val="1E50A0"/>
+          <w:sz w:val="21"/>
+          <w:szCs w:val="21"/>
+        </w:rPr>
+        <w:t xml:space="preserve">lib/screens/pitch_page.dart</w:t>
+      </w:r>
+      <w:r>
+        <w:rPr>
+          <w:color w:val="6B7280"/>
+          <w:sz w:val="20"/>
+          <w:szCs w:val="20"/>
+        </w:rPr>
+        <w:t xml:space="preserve"> · </w:t>
+      </w:r>
+      <w:r>
+        <w:rPr>
+          <w:rFonts w:ascii="Consolas" w:cs="Consolas" w:eastAsia="Consolas" w:hAnsi="Consolas"/>
+          <w:color w:val="1E50A0"/>
+          <w:sz w:val="21"/>
+          <w:szCs w:val="21"/>
+        </w:rPr>
+        <w:t xml:space="preserve">lib/screens/root_shell.dart</w:t>
+      </w:r>
+      <w:r>
+        <w:rPr>
+          <w:sz w:val="20"/>
+          <w:szCs w:val="20"/>
+        </w:rPr>
+        <w:t xml:space="preserve"/>
       </w:r>
     </w:p>
     <w:p>
@@ -3148,97 +4781,593 @@
           <w:bCs/>
           <w:color w:val="0A234B"/>
         </w:rPr>
-        <w:t xml:space="preserve">5.9 Branch protection GitHub</w:t>
-      </w:r>
-    </w:p>
-    <w:p>
-      <w:pPr>
-        <w:pStyle w:val="ListParagraph"/>
-        <w:numPr>
-          <w:ilvl w:val="0"/>
-          <w:numId w:val="2"/>
-        </w:numPr>
-        <w:spacing w:after="40" w:before="40"/>
-      </w:pPr>
-      <w:r>
-        <w:rPr>
-          <w:color w:val="0F1729"/>
-          <w:sz w:val="22"/>
-          <w:szCs w:val="22"/>
-        </w:rPr>
-        <w:t xml:space="preserve">Require pull request before merging (1 approval required = owner)</w:t>
-      </w:r>
-    </w:p>
-    <w:p>
-      <w:pPr>
-        <w:pStyle w:val="ListParagraph"/>
-        <w:numPr>
-          <w:ilvl w:val="0"/>
-          <w:numId w:val="2"/>
-        </w:numPr>
-        <w:spacing w:after="40" w:before="40"/>
-      </w:pPr>
-      <w:r>
-        <w:rPr>
-          <w:color w:val="0F1729"/>
-          <w:sz w:val="22"/>
-          <w:szCs w:val="22"/>
-        </w:rPr>
-        <w:t xml:space="preserve">Dismiss stale approvals on new commits</w:t>
-      </w:r>
-    </w:p>
-    <w:p>
-      <w:pPr>
-        <w:pStyle w:val="ListParagraph"/>
-        <w:numPr>
-          <w:ilvl w:val="0"/>
-          <w:numId w:val="2"/>
-        </w:numPr>
-        <w:spacing w:after="40" w:before="40"/>
-      </w:pPr>
-      <w:r>
-        <w:rPr>
-          <w:color w:val="0F1729"/>
-          <w:sz w:val="22"/>
-          <w:szCs w:val="22"/>
-        </w:rPr>
-        <w:t xml:space="preserve">Require conversation resolution before merging</w:t>
-      </w:r>
-    </w:p>
-    <w:p>
-      <w:pPr>
-        <w:pStyle w:val="ListParagraph"/>
-        <w:numPr>
-          <w:ilvl w:val="0"/>
-          <w:numId w:val="2"/>
-        </w:numPr>
-        <w:spacing w:after="40" w:before="40"/>
-      </w:pPr>
-      <w:r>
-        <w:rPr>
-          <w:color w:val="0F1729"/>
-          <w:sz w:val="22"/>
-          <w:szCs w:val="22"/>
-        </w:rPr>
-        <w:t xml:space="preserve">Block force pushes + block deletions</w:t>
-      </w:r>
-    </w:p>
-    <w:p>
-      <w:pPr>
-        <w:pStyle w:val="ListParagraph"/>
-        <w:numPr>
-          <w:ilvl w:val="0"/>
-          <w:numId w:val="2"/>
-        </w:numPr>
-        <w:spacing w:after="40" w:before="40"/>
-      </w:pPr>
-      <w:r>
-        <w:rPr>
-          <w:color w:val="0F1729"/>
-          <w:sz w:val="22"/>
-          <w:szCs w:val="22"/>
-        </w:rPr>
-        <w:t xml:space="preserve">Workflow : feature branch → push → PR → review owner → merge</w:t>
+        <w:t xml:space="preserve">5.11 UX premium</w:t>
+      </w:r>
+    </w:p>
+    <w:p>
+      <w:pPr>
+        <w:spacing w:after="80" w:before="60"/>
+      </w:pPr>
+      <w:r>
+        <w:rPr>
+          <w:color w:val="0F1729"/>
+          <w:sz w:val="22"/>
+          <w:szCs w:val="22"/>
+        </w:rPr>
+        <w:t xml:space="preserve">Le splash </w:t>
+      </w:r>
+      <w:r>
+        <w:rPr>
+          <w:rFonts w:ascii="Consolas" w:cs="Consolas" w:eastAsia="Consolas" w:hAnsi="Consolas"/>
+          <w:color w:val="1E50A0"/>
+          <w:sz w:val="21"/>
+          <w:szCs w:val="21"/>
+        </w:rPr>
+        <w:t xml:space="preserve">SplashPage</w:t>
+      </w:r>
+      <w:r>
+        <w:rPr>
+          <w:color w:val="0F1729"/>
+          <w:sz w:val="22"/>
+          <w:szCs w:val="22"/>
+        </w:rPr>
+        <w:t xml:space="preserve"> utilise un </w:t>
+      </w:r>
+      <w:r>
+        <w:rPr>
+          <w:rFonts w:ascii="Consolas" w:cs="Consolas" w:eastAsia="Consolas" w:hAnsi="Consolas"/>
+          <w:color w:val="1E50A0"/>
+          <w:sz w:val="21"/>
+          <w:szCs w:val="21"/>
+        </w:rPr>
+        <w:t xml:space="preserve">AnimationController</w:t>
+      </w:r>
+      <w:r>
+        <w:rPr>
+          <w:color w:val="0F1729"/>
+          <w:sz w:val="22"/>
+          <w:szCs w:val="22"/>
+        </w:rPr>
+        <w:t xml:space="preserve"> 1.1 s avec un mixin </w:t>
+      </w:r>
+      <w:r>
+        <w:rPr>
+          <w:rFonts w:ascii="Consolas" w:cs="Consolas" w:eastAsia="Consolas" w:hAnsi="Consolas"/>
+          <w:color w:val="1E50A0"/>
+          <w:sz w:val="21"/>
+          <w:szCs w:val="21"/>
+        </w:rPr>
+        <w:t xml:space="preserve">TickerProviderStateMixin</w:t>
+      </w:r>
+      <w:r>
+        <w:rPr>
+          <w:color w:val="0F1729"/>
+          <w:sz w:val="22"/>
+          <w:szCs w:val="22"/>
+        </w:rPr>
+        <w:t xml:space="preserve">. Les 3 orbites drapeau s'allument en cascade via des </w:t>
+      </w:r>
+      <w:r>
+        <w:rPr>
+          <w:rFonts w:ascii="Consolas" w:cs="Consolas" w:eastAsia="Consolas" w:hAnsi="Consolas"/>
+          <w:color w:val="1E50A0"/>
+          <w:sz w:val="21"/>
+          <w:szCs w:val="21"/>
+        </w:rPr>
+        <w:t xml:space="preserve">Interval</w:t>
+      </w:r>
+      <w:r>
+        <w:rPr>
+          <w:color w:val="0F1729"/>
+          <w:sz w:val="22"/>
+          <w:szCs w:val="22"/>
+        </w:rPr>
+        <w:t xml:space="preserve"> (0.30→0.50, 0.40→0.60, 0.50→0.70).</w:t>
+      </w:r>
+    </w:p>
+    <w:p>
+      <w:pPr>
+        <w:spacing w:after="80" w:before="60"/>
+      </w:pPr>
+      <w:r>
+        <w:rPr>
+          <w:color w:val="0F1729"/>
+          <w:sz w:val="22"/>
+          <w:szCs w:val="22"/>
+        </w:rPr>
+        <w:t xml:space="preserve">Le curseur étoiles est dans </w:t>
+      </w:r>
+      <w:r>
+        <w:rPr>
+          <w:rFonts w:ascii="Consolas" w:cs="Consolas" w:eastAsia="Consolas" w:hAnsi="Consolas"/>
+          <w:color w:val="1E50A0"/>
+          <w:sz w:val="21"/>
+          <w:szCs w:val="21"/>
+        </w:rPr>
+        <w:t xml:space="preserve">CursorFollower</w:t>
+      </w:r>
+      <w:r>
+        <w:rPr>
+          <w:color w:val="0F1729"/>
+          <w:sz w:val="22"/>
+          <w:szCs w:val="22"/>
+        </w:rPr>
+        <w:t xml:space="preserve"> (web/desktop seulement, no-op via </w:t>
+      </w:r>
+      <w:r>
+        <w:rPr>
+          <w:rFonts w:ascii="Consolas" w:cs="Consolas" w:eastAsia="Consolas" w:hAnsi="Consolas"/>
+          <w:color w:val="1E50A0"/>
+          <w:sz w:val="21"/>
+          <w:szCs w:val="21"/>
+        </w:rPr>
+        <w:t xml:space="preserve">kIsWeb</w:t>
+      </w:r>
+      <w:r>
+        <w:rPr>
+          <w:color w:val="0F1729"/>
+          <w:sz w:val="22"/>
+          <w:szCs w:val="22"/>
+        </w:rPr>
+        <w:t xml:space="preserve">). Il maintient une liste de </w:t>
+      </w:r>
+      <w:r>
+        <w:rPr>
+          <w:rFonts w:ascii="Consolas" w:cs="Consolas" w:eastAsia="Consolas" w:hAnsi="Consolas"/>
+          <w:color w:val="1E50A0"/>
+          <w:sz w:val="21"/>
+          <w:szCs w:val="21"/>
+        </w:rPr>
+        <w:t xml:space="preserve">_Star</w:t>
+      </w:r>
+      <w:r>
+        <w:rPr>
+          <w:color w:val="0F1729"/>
+          <w:sz w:val="22"/>
+          <w:szCs w:val="22"/>
+        </w:rPr>
+        <w:t xml:space="preserve"> avec position, couleur (drapeau Sénégal), durée de vie 900 ms. Un </w:t>
+      </w:r>
+      <w:r>
+        <w:rPr>
+          <w:rFonts w:ascii="Consolas" w:cs="Consolas" w:eastAsia="Consolas" w:hAnsi="Consolas"/>
+          <w:color w:val="1E50A0"/>
+          <w:sz w:val="21"/>
+          <w:szCs w:val="21"/>
+        </w:rPr>
+        <w:t xml:space="preserve">Ticker</w:t>
+      </w:r>
+      <w:r>
+        <w:rPr>
+          <w:color w:val="0F1729"/>
+          <w:sz w:val="22"/>
+          <w:szCs w:val="22"/>
+        </w:rPr>
+        <w:t xml:space="preserve"> supprime les étoiles expirées et le </w:t>
+      </w:r>
+      <w:r>
+        <w:rPr>
+          <w:rFonts w:ascii="Consolas" w:cs="Consolas" w:eastAsia="Consolas" w:hAnsi="Consolas"/>
+          <w:color w:val="1E50A0"/>
+          <w:sz w:val="21"/>
+          <w:szCs w:val="21"/>
+        </w:rPr>
+        <w:t xml:space="preserve">CustomPainter</w:t>
+      </w:r>
+      <w:r>
+        <w:rPr>
+          <w:color w:val="0F1729"/>
+          <w:sz w:val="22"/>
+          <w:szCs w:val="22"/>
+        </w:rPr>
+        <w:t xml:space="preserve"> </w:t>
+      </w:r>
+      <w:r>
+        <w:rPr>
+          <w:rFonts w:ascii="Consolas" w:cs="Consolas" w:eastAsia="Consolas" w:hAnsi="Consolas"/>
+          <w:color w:val="1E50A0"/>
+          <w:sz w:val="21"/>
+          <w:szCs w:val="21"/>
+        </w:rPr>
+        <w:t xml:space="preserve">_StarsPainter</w:t>
+      </w:r>
+      <w:r>
+        <w:rPr>
+          <w:color w:val="0F1729"/>
+          <w:sz w:val="22"/>
+          <w:szCs w:val="22"/>
+        </w:rPr>
+        <w:t xml:space="preserve"> les redessine.</w:t>
+      </w:r>
+    </w:p>
+    <w:p>
+      <w:pPr>
+        <w:spacing w:after="80" w:before="60"/>
+      </w:pPr>
+      <w:r>
+        <w:rPr>
+          <w:color w:val="0F1729"/>
+          <w:sz w:val="22"/>
+          <w:szCs w:val="22"/>
+        </w:rPr>
+        <w:t xml:space="preserve">Le hover glow sur les cards est implémenté dans </w:t>
+      </w:r>
+      <w:r>
+        <w:rPr>
+          <w:rFonts w:ascii="Consolas" w:cs="Consolas" w:eastAsia="Consolas" w:hAnsi="Consolas"/>
+          <w:color w:val="1E50A0"/>
+          <w:sz w:val="21"/>
+          <w:szCs w:val="21"/>
+        </w:rPr>
+        <w:t xml:space="preserve">HoverGlowCard</w:t>
+      </w:r>
+      <w:r>
+        <w:rPr>
+          <w:color w:val="0F1729"/>
+          <w:sz w:val="22"/>
+          <w:szCs w:val="22"/>
+        </w:rPr>
+        <w:t xml:space="preserve"> via </w:t>
+      </w:r>
+      <w:r>
+        <w:rPr>
+          <w:rFonts w:ascii="Consolas" w:cs="Consolas" w:eastAsia="Consolas" w:hAnsi="Consolas"/>
+          <w:color w:val="1E50A0"/>
+          <w:sz w:val="21"/>
+          <w:szCs w:val="21"/>
+        </w:rPr>
+        <w:t xml:space="preserve">MouseRegion</w:t>
+      </w:r>
+      <w:r>
+        <w:rPr>
+          <w:color w:val="0F1729"/>
+          <w:sz w:val="22"/>
+          <w:szCs w:val="22"/>
+        </w:rPr>
+        <w:t xml:space="preserve"> + </w:t>
+      </w:r>
+      <w:r>
+        <w:rPr>
+          <w:rFonts w:ascii="Consolas" w:cs="Consolas" w:eastAsia="Consolas" w:hAnsi="Consolas"/>
+          <w:color w:val="1E50A0"/>
+          <w:sz w:val="21"/>
+          <w:szCs w:val="21"/>
+        </w:rPr>
+        <w:t xml:space="preserve">AnimatedContainer</w:t>
+      </w:r>
+      <w:r>
+        <w:rPr>
+          <w:color w:val="0F1729"/>
+          <w:sz w:val="22"/>
+          <w:szCs w:val="22"/>
+        </w:rPr>
+        <w:t xml:space="preserve"> (scale 1.015 + shadow ambré). Toutes les cards interactives passent par ce wrapper : </w:t>
+      </w:r>
+      <w:r>
+        <w:rPr>
+          <w:rFonts w:ascii="Consolas" w:cs="Consolas" w:eastAsia="Consolas" w:hAnsi="Consolas"/>
+          <w:color w:val="1E50A0"/>
+          <w:sz w:val="21"/>
+          <w:szCs w:val="21"/>
+        </w:rPr>
+        <w:t xml:space="preserve">MentorCard</w:t>
+      </w:r>
+      <w:r>
+        <w:rPr>
+          <w:color w:val="0F1729"/>
+          <w:sz w:val="22"/>
+          <w:szCs w:val="22"/>
+        </w:rPr>
+        <w:t xml:space="preserve">, </w:t>
+      </w:r>
+      <w:r>
+        <w:rPr>
+          <w:rFonts w:ascii="Consolas" w:cs="Consolas" w:eastAsia="Consolas" w:hAnsi="Consolas"/>
+          <w:color w:val="1E50A0"/>
+          <w:sz w:val="21"/>
+          <w:szCs w:val="21"/>
+        </w:rPr>
+        <w:t xml:space="preserve">_StatCard</w:t>
+      </w:r>
+      <w:r>
+        <w:rPr>
+          <w:color w:val="0F1729"/>
+          <w:sz w:val="22"/>
+          <w:szCs w:val="22"/>
+        </w:rPr>
+        <w:t xml:space="preserve">, </w:t>
+      </w:r>
+      <w:r>
+        <w:rPr>
+          <w:rFonts w:ascii="Consolas" w:cs="Consolas" w:eastAsia="Consolas" w:hAnsi="Consolas"/>
+          <w:color w:val="1E50A0"/>
+          <w:sz w:val="21"/>
+          <w:szCs w:val="21"/>
+        </w:rPr>
+        <w:t xml:space="preserve">_DerCard</w:t>
+      </w:r>
+      <w:r>
+        <w:rPr>
+          <w:color w:val="0F1729"/>
+          <w:sz w:val="22"/>
+          <w:szCs w:val="22"/>
+        </w:rPr>
+        <w:t xml:space="preserve">.</w:t>
+      </w:r>
+    </w:p>
+    <w:p>
+      <w:pPr>
+        <w:spacing w:after="80" w:before="60"/>
+      </w:pPr>
+      <w:r>
+        <w:rPr>
+          <w:color w:val="0F1729"/>
+          <w:sz w:val="22"/>
+          <w:szCs w:val="22"/>
+        </w:rPr>
+        <w:t xml:space="preserve">Les compteurs animés utilisent </w:t>
+      </w:r>
+      <w:r>
+        <w:rPr>
+          <w:rFonts w:ascii="Consolas" w:cs="Consolas" w:eastAsia="Consolas" w:hAnsi="Consolas"/>
+          <w:color w:val="1E50A0"/>
+          <w:sz w:val="21"/>
+          <w:szCs w:val="21"/>
+        </w:rPr>
+        <w:t xml:space="preserve">AnimatedCounter</w:t>
+      </w:r>
+      <w:r>
+        <w:rPr>
+          <w:color w:val="0F1729"/>
+          <w:sz w:val="22"/>
+          <w:szCs w:val="22"/>
+        </w:rPr>
+        <w:t xml:space="preserve"> (TweenAnimationBuilder + </w:t>
+      </w:r>
+      <w:r>
+        <w:rPr>
+          <w:rFonts w:ascii="Consolas" w:cs="Consolas" w:eastAsia="Consolas" w:hAnsi="Consolas"/>
+          <w:color w:val="1E50A0"/>
+          <w:sz w:val="21"/>
+          <w:szCs w:val="21"/>
+        </w:rPr>
+        <w:t xml:space="preserve">Curves.easeOutQuart</w:t>
+      </w:r>
+      <w:r>
+        <w:rPr>
+          <w:color w:val="0F1729"/>
+          <w:sz w:val="22"/>
+          <w:szCs w:val="22"/>
+        </w:rPr>
+        <w:t xml:space="preserve"> sur 1.1 s). Les transitions de page sont configurées globalement dans </w:t>
+      </w:r>
+      <w:r>
+        <w:rPr>
+          <w:rFonts w:ascii="Consolas" w:cs="Consolas" w:eastAsia="Consolas" w:hAnsi="Consolas"/>
+          <w:color w:val="1E50A0"/>
+          <w:sz w:val="21"/>
+          <w:szCs w:val="21"/>
+        </w:rPr>
+        <w:t xml:space="preserve">main.dart</w:t>
+      </w:r>
+      <w:r>
+        <w:rPr>
+          <w:color w:val="0F1729"/>
+          <w:sz w:val="22"/>
+          <w:szCs w:val="22"/>
+        </w:rPr>
+        <w:t xml:space="preserve"> via </w:t>
+      </w:r>
+      <w:r>
+        <w:rPr>
+          <w:rFonts w:ascii="Consolas" w:cs="Consolas" w:eastAsia="Consolas" w:hAnsi="Consolas"/>
+          <w:color w:val="1E50A0"/>
+          <w:sz w:val="21"/>
+          <w:szCs w:val="21"/>
+        </w:rPr>
+        <w:t xml:space="preserve">_FadeThroughBuilder</w:t>
+      </w:r>
+      <w:r>
+        <w:rPr>
+          <w:color w:val="0F1729"/>
+          <w:sz w:val="22"/>
+          <w:szCs w:val="22"/>
+        </w:rPr>
+        <w:t xml:space="preserve">.</w:t>
+      </w:r>
+    </w:p>
+    <w:p>
+      <w:pPr>
+        <w:spacing w:after="80" w:before="20"/>
+      </w:pPr>
+      <w:r>
+        <w:rPr>
+          <w:b/>
+          <w:bCs/>
+          <w:color w:val="6B7280"/>
+          <w:sz w:val="20"/>
+          <w:szCs w:val="20"/>
+        </w:rPr>
+        <w:t xml:space="preserve">Fichiers : </w:t>
+      </w:r>
+      <w:r>
+        <w:rPr>
+          <w:rFonts w:ascii="Consolas" w:cs="Consolas" w:eastAsia="Consolas" w:hAnsi="Consolas"/>
+          <w:color w:val="1E50A0"/>
+          <w:sz w:val="21"/>
+          <w:szCs w:val="21"/>
+        </w:rPr>
+        <w:t xml:space="preserve">lib/screens/splash_page.dart</w:t>
+      </w:r>
+      <w:r>
+        <w:rPr>
+          <w:color w:val="6B7280"/>
+          <w:sz w:val="20"/>
+          <w:szCs w:val="20"/>
+        </w:rPr>
+        <w:t xml:space="preserve"> · </w:t>
+      </w:r>
+      <w:r>
+        <w:rPr>
+          <w:rFonts w:ascii="Consolas" w:cs="Consolas" w:eastAsia="Consolas" w:hAnsi="Consolas"/>
+          <w:color w:val="1E50A0"/>
+          <w:sz w:val="21"/>
+          <w:szCs w:val="21"/>
+        </w:rPr>
+        <w:t xml:space="preserve">lib/widgets/cursor_follower.dart</w:t>
+      </w:r>
+      <w:r>
+        <w:rPr>
+          <w:color w:val="6B7280"/>
+          <w:sz w:val="20"/>
+          <w:szCs w:val="20"/>
+        </w:rPr>
+        <w:t xml:space="preserve"> · </w:t>
+      </w:r>
+      <w:r>
+        <w:rPr>
+          <w:rFonts w:ascii="Consolas" w:cs="Consolas" w:eastAsia="Consolas" w:hAnsi="Consolas"/>
+          <w:color w:val="1E50A0"/>
+          <w:sz w:val="21"/>
+          <w:szCs w:val="21"/>
+        </w:rPr>
+        <w:t xml:space="preserve">lib/widgets/hover_glow_card.dart</w:t>
+      </w:r>
+      <w:r>
+        <w:rPr>
+          <w:color w:val="6B7280"/>
+          <w:sz w:val="20"/>
+          <w:szCs w:val="20"/>
+        </w:rPr>
+        <w:t xml:space="preserve"> · </w:t>
+      </w:r>
+      <w:r>
+        <w:rPr>
+          <w:rFonts w:ascii="Consolas" w:cs="Consolas" w:eastAsia="Consolas" w:hAnsi="Consolas"/>
+          <w:color w:val="1E50A0"/>
+          <w:sz w:val="21"/>
+          <w:szCs w:val="21"/>
+        </w:rPr>
+        <w:t xml:space="preserve">lib/widgets/animated_counter.dart</w:t>
+      </w:r>
+      <w:r>
+        <w:rPr>
+          <w:color w:val="6B7280"/>
+          <w:sz w:val="20"/>
+          <w:szCs w:val="20"/>
+        </w:rPr>
+        <w:t xml:space="preserve"> · </w:t>
+      </w:r>
+      <w:r>
+        <w:rPr>
+          <w:rFonts w:ascii="Consolas" w:cs="Consolas" w:eastAsia="Consolas" w:hAnsi="Consolas"/>
+          <w:color w:val="1E50A0"/>
+          <w:sz w:val="21"/>
+          <w:szCs w:val="21"/>
+        </w:rPr>
+        <w:t xml:space="preserve">lib/main.dart</w:t>
+      </w:r>
+      <w:r>
+        <w:rPr>
+          <w:sz w:val="20"/>
+          <w:szCs w:val="20"/>
+        </w:rPr>
+        <w:t xml:space="preserve"/>
+      </w:r>
+    </w:p>
+    <w:p>
+      <w:pPr>
+        <w:pStyle w:val="Heading2"/>
+        <w:spacing w:after="120" w:before="280"/>
+      </w:pPr>
+      <w:r>
+        <w:rPr>
+          <w:b/>
+          <w:bCs/>
+          <w:color w:val="0A234B"/>
+        </w:rPr>
+        <w:t xml:space="preserve">5.12 Branch protection GitHub</w:t>
+      </w:r>
+    </w:p>
+    <w:p>
+      <w:pPr>
+        <w:spacing w:after="80" w:before="60"/>
+      </w:pPr>
+      <w:r>
+        <w:rPr>
+          <w:color w:val="0F1729"/>
+          <w:sz w:val="22"/>
+          <w:szCs w:val="22"/>
+        </w:rPr>
+        <w:t xml:space="preserve">Configurée via Settings → Branches sur le repo. La branche </w:t>
+      </w:r>
+      <w:r>
+        <w:rPr>
+          <w:rFonts w:ascii="Consolas" w:cs="Consolas" w:eastAsia="Consolas" w:hAnsi="Consolas"/>
+          <w:color w:val="1E50A0"/>
+          <w:sz w:val="21"/>
+          <w:szCs w:val="21"/>
+        </w:rPr>
+        <w:t xml:space="preserve">main</w:t>
+      </w:r>
+      <w:r>
+        <w:rPr>
+          <w:color w:val="0F1729"/>
+          <w:sz w:val="22"/>
+          <w:szCs w:val="22"/>
+        </w:rPr>
+        <w:t xml:space="preserve"> exige : Pull Request avec 1 approval (owner), dismissal des stale approvals, conversation resolution avant merge, et bloque les force pushes et deletions. Pour le développeur, le workflow est : </w:t>
+      </w:r>
+      <w:r>
+        <w:rPr>
+          <w:rFonts w:ascii="Consolas" w:cs="Consolas" w:eastAsia="Consolas" w:hAnsi="Consolas"/>
+          <w:color w:val="1E50A0"/>
+          <w:sz w:val="21"/>
+          <w:szCs w:val="21"/>
+        </w:rPr>
+        <w:t xml:space="preserve">git checkout -b feat/...</w:t>
+      </w:r>
+      <w:r>
+        <w:rPr>
+          <w:color w:val="0F1729"/>
+          <w:sz w:val="22"/>
+          <w:szCs w:val="22"/>
+        </w:rPr>
+        <w:t xml:space="preserve"> → </w:t>
+      </w:r>
+      <w:r>
+        <w:rPr>
+          <w:rFonts w:ascii="Consolas" w:cs="Consolas" w:eastAsia="Consolas" w:hAnsi="Consolas"/>
+          <w:color w:val="1E50A0"/>
+          <w:sz w:val="21"/>
+          <w:szCs w:val="21"/>
+        </w:rPr>
+        <w:t xml:space="preserve">git push -u origin feat/...</w:t>
+      </w:r>
+      <w:r>
+        <w:rPr>
+          <w:color w:val="0F1729"/>
+          <w:sz w:val="22"/>
+          <w:szCs w:val="22"/>
+        </w:rPr>
+        <w:t xml:space="preserve"> → </w:t>
+      </w:r>
+      <w:r>
+        <w:rPr>
+          <w:rFonts w:ascii="Consolas" w:cs="Consolas" w:eastAsia="Consolas" w:hAnsi="Consolas"/>
+          <w:color w:val="1E50A0"/>
+          <w:sz w:val="21"/>
+          <w:szCs w:val="21"/>
+        </w:rPr>
+        <w:t xml:space="preserve">gh pr create</w:t>
+      </w:r>
+      <w:r>
+        <w:rPr>
+          <w:color w:val="0F1729"/>
+          <w:sz w:val="22"/>
+          <w:szCs w:val="22"/>
+        </w:rPr>
+        <w:t xml:space="preserve"> → review → merge.</w:t>
       </w:r>
     </w:p>
     <w:p>
@@ -4327,6 +6456,896 @@
                 <w:sz w:val="21"/>
                 <w:szCs w:val="21"/>
               </w:rPr>
+              <w:t xml:space="preserve">Mot de passe oublié</w:t>
+            </w:r>
+          </w:p>
+        </w:tc>
+        <w:tc>
+          <w:tcPr>
+            <w:tcW w:type="dxa" w:w="1700"/>
+            <w:tcBorders>
+              <w:top w:val="single" w:color="E5E7EB" w:sz="4"/>
+              <w:left w:val="single" w:color="E5E7EB" w:sz="4"/>
+              <w:bottom w:val="single" w:color="E5E7EB" w:sz="4"/>
+              <w:right w:val="single" w:color="E5E7EB" w:sz="4"/>
+            </w:tcBorders>
+            <w:shd w:fill="FEE2E2" w:val="clear"/>
+            <w:tcMar>
+              <w:top w:type="dxa" w:w="100"/>
+              <w:left w:type="dxa" w:w="140"/>
+              <w:bottom w:type="dxa" w:w="100"/>
+              <w:right w:type="dxa" w:w="140"/>
+            </w:tcMar>
+          </w:tcPr>
+          <w:p>
+            <w:pPr>
+              <w:spacing w:after="80" w:before="80"/>
+            </w:pPr>
+            <w:r>
+              <w:rPr>
+                <w:b/>
+                <w:bCs/>
+                <w:color w:val="0F1729"/>
+                <w:sz w:val="21"/>
+                <w:szCs w:val="21"/>
+              </w:rPr>
+              <w:t xml:space="preserve">HAUTE</w:t>
+            </w:r>
+          </w:p>
+        </w:tc>
+        <w:tc>
+          <w:tcPr>
+            <w:tcW w:type="dxa" w:w="4160"/>
+            <w:tcBorders>
+              <w:top w:val="single" w:color="E5E7EB" w:sz="4"/>
+              <w:left w:val="single" w:color="E5E7EB" w:sz="4"/>
+              <w:bottom w:val="single" w:color="E5E7EB" w:sz="4"/>
+              <w:right w:val="single" w:color="E5E7EB" w:sz="4"/>
+            </w:tcBorders>
+            <w:shd w:fill="FFFFFF" w:val="clear"/>
+            <w:tcMar>
+              <w:top w:type="dxa" w:w="100"/>
+              <w:left w:type="dxa" w:w="140"/>
+              <w:bottom w:type="dxa" w:w="100"/>
+              <w:right w:type="dxa" w:w="140"/>
+            </w:tcMar>
+          </w:tcPr>
+          <w:p>
+            <w:pPr>
+              <w:spacing w:after="80" w:before="80"/>
+            </w:pPr>
+            <w:r>
+              <w:rPr>
+                <w:color w:val="0F1729"/>
+                <w:sz w:val="21"/>
+                <w:szCs w:val="21"/>
+              </w:rPr>
+              <w:t xml:space="preserve">FirebaseAuth.sendPasswordResetEmail() + page basique de saisie d'email</w:t>
+            </w:r>
+          </w:p>
+        </w:tc>
+      </w:tr>
+      <w:tr>
+        <w:trPr>
+          <w:tblHeader w:val="false"/>
+        </w:trPr>
+        <w:tc>
+          <w:tcPr>
+            <w:tcW w:type="dxa" w:w="3500"/>
+            <w:tcBorders>
+              <w:top w:val="single" w:color="E5E7EB" w:sz="4"/>
+              <w:left w:val="single" w:color="E5E7EB" w:sz="4"/>
+              <w:bottom w:val="single" w:color="E5E7EB" w:sz="4"/>
+              <w:right w:val="single" w:color="E5E7EB" w:sz="4"/>
+            </w:tcBorders>
+            <w:shd w:fill="FFFFFF" w:val="clear"/>
+            <w:tcMar>
+              <w:top w:type="dxa" w:w="100"/>
+              <w:left w:type="dxa" w:w="140"/>
+              <w:bottom w:type="dxa" w:w="100"/>
+              <w:right w:type="dxa" w:w="140"/>
+            </w:tcMar>
+          </w:tcPr>
+          <w:p>
+            <w:pPr>
+              <w:spacing w:after="80" w:before="80"/>
+            </w:pPr>
+            <w:r>
+              <w:rPr>
+                <w:color w:val="0F1729"/>
+                <w:sz w:val="21"/>
+                <w:szCs w:val="21"/>
+              </w:rPr>
+              <w:t xml:space="preserve">Vérification de l'email à l'inscription</w:t>
+            </w:r>
+          </w:p>
+        </w:tc>
+        <w:tc>
+          <w:tcPr>
+            <w:tcW w:type="dxa" w:w="1700"/>
+            <w:tcBorders>
+              <w:top w:val="single" w:color="E5E7EB" w:sz="4"/>
+              <w:left w:val="single" w:color="E5E7EB" w:sz="4"/>
+              <w:bottom w:val="single" w:color="E5E7EB" w:sz="4"/>
+              <w:right w:val="single" w:color="E5E7EB" w:sz="4"/>
+            </w:tcBorders>
+            <w:shd w:fill="FEE2E2" w:val="clear"/>
+            <w:tcMar>
+              <w:top w:type="dxa" w:w="100"/>
+              <w:left w:type="dxa" w:w="140"/>
+              <w:bottom w:type="dxa" w:w="100"/>
+              <w:right w:type="dxa" w:w="140"/>
+            </w:tcMar>
+          </w:tcPr>
+          <w:p>
+            <w:pPr>
+              <w:spacing w:after="80" w:before="80"/>
+            </w:pPr>
+            <w:r>
+              <w:rPr>
+                <w:b/>
+                <w:bCs/>
+                <w:color w:val="0F1729"/>
+                <w:sz w:val="21"/>
+                <w:szCs w:val="21"/>
+              </w:rPr>
+              <w:t xml:space="preserve">HAUTE</w:t>
+            </w:r>
+          </w:p>
+        </w:tc>
+        <w:tc>
+          <w:tcPr>
+            <w:tcW w:type="dxa" w:w="4160"/>
+            <w:tcBorders>
+              <w:top w:val="single" w:color="E5E7EB" w:sz="4"/>
+              <w:left w:val="single" w:color="E5E7EB" w:sz="4"/>
+              <w:bottom w:val="single" w:color="E5E7EB" w:sz="4"/>
+              <w:right w:val="single" w:color="E5E7EB" w:sz="4"/>
+            </w:tcBorders>
+            <w:shd w:fill="FFFFFF" w:val="clear"/>
+            <w:tcMar>
+              <w:top w:type="dxa" w:w="100"/>
+              <w:left w:type="dxa" w:w="140"/>
+              <w:bottom w:type="dxa" w:w="100"/>
+              <w:right w:type="dxa" w:w="140"/>
+            </w:tcMar>
+          </w:tcPr>
+          <w:p>
+            <w:pPr>
+              <w:spacing w:after="80" w:before="80"/>
+            </w:pPr>
+            <w:r>
+              <w:rPr>
+                <w:color w:val="0F1729"/>
+                <w:sz w:val="21"/>
+                <w:szCs w:val="21"/>
+              </w:rPr>
+              <w:t xml:space="preserve">user.sendEmailVerification() — banner non-vérifié + reauth après clic sur le lien</w:t>
+            </w:r>
+          </w:p>
+        </w:tc>
+      </w:tr>
+      <w:tr>
+        <w:trPr>
+          <w:tblHeader w:val="false"/>
+        </w:trPr>
+        <w:tc>
+          <w:tcPr>
+            <w:tcW w:type="dxa" w:w="3500"/>
+            <w:tcBorders>
+              <w:top w:val="single" w:color="E5E7EB" w:sz="4"/>
+              <w:left w:val="single" w:color="E5E7EB" w:sz="4"/>
+              <w:bottom w:val="single" w:color="E5E7EB" w:sz="4"/>
+              <w:right w:val="single" w:color="E5E7EB" w:sz="4"/>
+            </w:tcBorders>
+            <w:shd w:fill="FFFFFF" w:val="clear"/>
+            <w:tcMar>
+              <w:top w:type="dxa" w:w="100"/>
+              <w:left w:type="dxa" w:w="140"/>
+              <w:bottom w:type="dxa" w:w="100"/>
+              <w:right w:type="dxa" w:w="140"/>
+            </w:tcMar>
+          </w:tcPr>
+          <w:p>
+            <w:pPr>
+              <w:spacing w:after="80" w:before="80"/>
+            </w:pPr>
+            <w:r>
+              <w:rPr>
+                <w:color w:val="0F1729"/>
+                <w:sz w:val="21"/>
+                <w:szCs w:val="21"/>
+              </w:rPr>
+              <w:t xml:space="preserve">OTP par téléphone</w:t>
+            </w:r>
+          </w:p>
+        </w:tc>
+        <w:tc>
+          <w:tcPr>
+            <w:tcW w:type="dxa" w:w="1700"/>
+            <w:tcBorders>
+              <w:top w:val="single" w:color="E5E7EB" w:sz="4"/>
+              <w:left w:val="single" w:color="E5E7EB" w:sz="4"/>
+              <w:bottom w:val="single" w:color="E5E7EB" w:sz="4"/>
+              <w:right w:val="single" w:color="E5E7EB" w:sz="4"/>
+            </w:tcBorders>
+            <w:shd w:fill="FEE2E2" w:val="clear"/>
+            <w:tcMar>
+              <w:top w:type="dxa" w:w="100"/>
+              <w:left w:type="dxa" w:w="140"/>
+              <w:bottom w:type="dxa" w:w="100"/>
+              <w:right w:type="dxa" w:w="140"/>
+            </w:tcMar>
+          </w:tcPr>
+          <w:p>
+            <w:pPr>
+              <w:spacing w:after="80" w:before="80"/>
+            </w:pPr>
+            <w:r>
+              <w:rPr>
+                <w:b/>
+                <w:bCs/>
+                <w:color w:val="0F1729"/>
+                <w:sz w:val="21"/>
+                <w:szCs w:val="21"/>
+              </w:rPr>
+              <w:t xml:space="preserve">HAUTE</w:t>
+            </w:r>
+          </w:p>
+        </w:tc>
+        <w:tc>
+          <w:tcPr>
+            <w:tcW w:type="dxa" w:w="4160"/>
+            <w:tcBorders>
+              <w:top w:val="single" w:color="E5E7EB" w:sz="4"/>
+              <w:left w:val="single" w:color="E5E7EB" w:sz="4"/>
+              <w:bottom w:val="single" w:color="E5E7EB" w:sz="4"/>
+              <w:right w:val="single" w:color="E5E7EB" w:sz="4"/>
+            </w:tcBorders>
+            <w:shd w:fill="FFFFFF" w:val="clear"/>
+            <w:tcMar>
+              <w:top w:type="dxa" w:w="100"/>
+              <w:left w:type="dxa" w:w="140"/>
+              <w:bottom w:type="dxa" w:w="100"/>
+              <w:right w:type="dxa" w:w="140"/>
+            </w:tcMar>
+          </w:tcPr>
+          <w:p>
+            <w:pPr>
+              <w:spacing w:after="80" w:before="80"/>
+            </w:pPr>
+            <w:r>
+              <w:rPr>
+                <w:color w:val="0F1729"/>
+                <w:sz w:val="21"/>
+                <w:szCs w:val="21"/>
+              </w:rPr>
+              <w:t xml:space="preserve">Phone Auth Firebase (le doc DIAPALER original le mentionne explicitement)</w:t>
+            </w:r>
+          </w:p>
+        </w:tc>
+      </w:tr>
+      <w:tr>
+        <w:trPr>
+          <w:tblHeader w:val="false"/>
+        </w:trPr>
+        <w:tc>
+          <w:tcPr>
+            <w:tcW w:type="dxa" w:w="3500"/>
+            <w:tcBorders>
+              <w:top w:val="single" w:color="E5E7EB" w:sz="4"/>
+              <w:left w:val="single" w:color="E5E7EB" w:sz="4"/>
+              <w:bottom w:val="single" w:color="E5E7EB" w:sz="4"/>
+              <w:right w:val="single" w:color="E5E7EB" w:sz="4"/>
+            </w:tcBorders>
+            <w:shd w:fill="FFFFFF" w:val="clear"/>
+            <w:tcMar>
+              <w:top w:type="dxa" w:w="100"/>
+              <w:left w:type="dxa" w:w="140"/>
+              <w:bottom w:type="dxa" w:w="100"/>
+              <w:right w:type="dxa" w:w="140"/>
+            </w:tcMar>
+          </w:tcPr>
+          <w:p>
+            <w:pPr>
+              <w:spacing w:after="80" w:before="80"/>
+            </w:pPr>
+            <w:r>
+              <w:rPr>
+                <w:color w:val="0F1729"/>
+                <w:sz w:val="21"/>
+                <w:szCs w:val="21"/>
+              </w:rPr>
+              <w:t xml:space="preserve">Suppression de compte (CDP Sénégal)</w:t>
+            </w:r>
+          </w:p>
+        </w:tc>
+        <w:tc>
+          <w:tcPr>
+            <w:tcW w:type="dxa" w:w="1700"/>
+            <w:tcBorders>
+              <w:top w:val="single" w:color="E5E7EB" w:sz="4"/>
+              <w:left w:val="single" w:color="E5E7EB" w:sz="4"/>
+              <w:bottom w:val="single" w:color="E5E7EB" w:sz="4"/>
+              <w:right w:val="single" w:color="E5E7EB" w:sz="4"/>
+            </w:tcBorders>
+            <w:shd w:fill="FEE2E2" w:val="clear"/>
+            <w:tcMar>
+              <w:top w:type="dxa" w:w="100"/>
+              <w:left w:type="dxa" w:w="140"/>
+              <w:bottom w:type="dxa" w:w="100"/>
+              <w:right w:type="dxa" w:w="140"/>
+            </w:tcMar>
+          </w:tcPr>
+          <w:p>
+            <w:pPr>
+              <w:spacing w:after="80" w:before="80"/>
+            </w:pPr>
+            <w:r>
+              <w:rPr>
+                <w:b/>
+                <w:bCs/>
+                <w:color w:val="0F1729"/>
+                <w:sz w:val="21"/>
+                <w:szCs w:val="21"/>
+              </w:rPr>
+              <w:t xml:space="preserve">HAUTE</w:t>
+            </w:r>
+          </w:p>
+        </w:tc>
+        <w:tc>
+          <w:tcPr>
+            <w:tcW w:type="dxa" w:w="4160"/>
+            <w:tcBorders>
+              <w:top w:val="single" w:color="E5E7EB" w:sz="4"/>
+              <w:left w:val="single" w:color="E5E7EB" w:sz="4"/>
+              <w:bottom w:val="single" w:color="E5E7EB" w:sz="4"/>
+              <w:right w:val="single" w:color="E5E7EB" w:sz="4"/>
+            </w:tcBorders>
+            <w:shd w:fill="FFFFFF" w:val="clear"/>
+            <w:tcMar>
+              <w:top w:type="dxa" w:w="100"/>
+              <w:left w:type="dxa" w:w="140"/>
+              <w:bottom w:type="dxa" w:w="100"/>
+              <w:right w:type="dxa" w:w="140"/>
+            </w:tcMar>
+          </w:tcPr>
+          <w:p>
+            <w:pPr>
+              <w:spacing w:after="80" w:before="80"/>
+            </w:pPr>
+            <w:r>
+              <w:rPr>
+                <w:color w:val="0F1729"/>
+                <w:sz w:val="21"/>
+                <w:szCs w:val="21"/>
+              </w:rPr>
+              <w:t xml:space="preserve">Obligation légale RGPD/CDP — supprime user Firebase Auth + node /users/{uid}</w:t>
+            </w:r>
+          </w:p>
+        </w:tc>
+      </w:tr>
+      <w:tr>
+        <w:trPr>
+          <w:tblHeader w:val="false"/>
+        </w:trPr>
+        <w:tc>
+          <w:tcPr>
+            <w:tcW w:type="dxa" w:w="3500"/>
+            <w:tcBorders>
+              <w:top w:val="single" w:color="E5E7EB" w:sz="4"/>
+              <w:left w:val="single" w:color="E5E7EB" w:sz="4"/>
+              <w:bottom w:val="single" w:color="E5E7EB" w:sz="4"/>
+              <w:right w:val="single" w:color="E5E7EB" w:sz="4"/>
+            </w:tcBorders>
+            <w:shd w:fill="FFFFFF" w:val="clear"/>
+            <w:tcMar>
+              <w:top w:type="dxa" w:w="100"/>
+              <w:left w:type="dxa" w:w="140"/>
+              <w:bottom w:type="dxa" w:w="100"/>
+              <w:right w:type="dxa" w:w="140"/>
+            </w:tcMar>
+          </w:tcPr>
+          <w:p>
+            <w:pPr>
+              <w:spacing w:after="80" w:before="80"/>
+            </w:pPr>
+            <w:r>
+              <w:rPr>
+                <w:color w:val="0F1729"/>
+                <w:sz w:val="21"/>
+                <w:szCs w:val="21"/>
+              </w:rPr>
+              <w:t xml:space="preserve">Édition / suppression d'un projet existant</w:t>
+            </w:r>
+          </w:p>
+        </w:tc>
+        <w:tc>
+          <w:tcPr>
+            <w:tcW w:type="dxa" w:w="1700"/>
+            <w:tcBorders>
+              <w:top w:val="single" w:color="E5E7EB" w:sz="4"/>
+              <w:left w:val="single" w:color="E5E7EB" w:sz="4"/>
+              <w:bottom w:val="single" w:color="E5E7EB" w:sz="4"/>
+              <w:right w:val="single" w:color="E5E7EB" w:sz="4"/>
+            </w:tcBorders>
+            <w:shd w:fill="FEF3C7" w:val="clear"/>
+            <w:tcMar>
+              <w:top w:type="dxa" w:w="100"/>
+              <w:left w:type="dxa" w:w="140"/>
+              <w:bottom w:type="dxa" w:w="100"/>
+              <w:right w:type="dxa" w:w="140"/>
+            </w:tcMar>
+          </w:tcPr>
+          <w:p>
+            <w:pPr>
+              <w:spacing w:after="80" w:before="80"/>
+            </w:pPr>
+            <w:r>
+              <w:rPr>
+                <w:color w:val="0F1729"/>
+                <w:sz w:val="21"/>
+                <w:szCs w:val="21"/>
+              </w:rPr>
+              <w:t xml:space="preserve">MOYENNE</w:t>
+            </w:r>
+          </w:p>
+        </w:tc>
+        <w:tc>
+          <w:tcPr>
+            <w:tcW w:type="dxa" w:w="4160"/>
+            <w:tcBorders>
+              <w:top w:val="single" w:color="E5E7EB" w:sz="4"/>
+              <w:left w:val="single" w:color="E5E7EB" w:sz="4"/>
+              <w:bottom w:val="single" w:color="E5E7EB" w:sz="4"/>
+              <w:right w:val="single" w:color="E5E7EB" w:sz="4"/>
+            </w:tcBorders>
+            <w:shd w:fill="FFFFFF" w:val="clear"/>
+            <w:tcMar>
+              <w:top w:type="dxa" w:w="100"/>
+              <w:left w:type="dxa" w:w="140"/>
+              <w:bottom w:type="dxa" w:w="100"/>
+              <w:right w:type="dxa" w:w="140"/>
+            </w:tcMar>
+          </w:tcPr>
+          <w:p>
+            <w:pPr>
+              <w:spacing w:after="80" w:before="80"/>
+            </w:pPr>
+            <w:r>
+              <w:rPr>
+                <w:color w:val="0F1729"/>
+                <w:sz w:val="21"/>
+                <w:szCs w:val="21"/>
+              </w:rPr>
+              <w:t xml:space="preserve">Aujourd'hui on peut créer mais pas modifier — ajouter EditProjectPage</w:t>
+            </w:r>
+          </w:p>
+        </w:tc>
+      </w:tr>
+      <w:tr>
+        <w:trPr>
+          <w:tblHeader w:val="false"/>
+        </w:trPr>
+        <w:tc>
+          <w:tcPr>
+            <w:tcW w:type="dxa" w:w="3500"/>
+            <w:tcBorders>
+              <w:top w:val="single" w:color="E5E7EB" w:sz="4"/>
+              <w:left w:val="single" w:color="E5E7EB" w:sz="4"/>
+              <w:bottom w:val="single" w:color="E5E7EB" w:sz="4"/>
+              <w:right w:val="single" w:color="E5E7EB" w:sz="4"/>
+            </w:tcBorders>
+            <w:shd w:fill="FFFFFF" w:val="clear"/>
+            <w:tcMar>
+              <w:top w:type="dxa" w:w="100"/>
+              <w:left w:type="dxa" w:w="140"/>
+              <w:bottom w:type="dxa" w:w="100"/>
+              <w:right w:type="dxa" w:w="140"/>
+            </w:tcMar>
+          </w:tcPr>
+          <w:p>
+            <w:pPr>
+              <w:spacing w:after="80" w:before="80"/>
+            </w:pPr>
+            <w:r>
+              <w:rPr>
+                <w:color w:val="0F1729"/>
+                <w:sz w:val="21"/>
+                <w:szCs w:val="21"/>
+              </w:rPr>
+              <w:t xml:space="preserve">Module DER/FJ avec vraies fiches</w:t>
+            </w:r>
+          </w:p>
+        </w:tc>
+        <w:tc>
+          <w:tcPr>
+            <w:tcW w:type="dxa" w:w="1700"/>
+            <w:tcBorders>
+              <w:top w:val="single" w:color="E5E7EB" w:sz="4"/>
+              <w:left w:val="single" w:color="E5E7EB" w:sz="4"/>
+              <w:bottom w:val="single" w:color="E5E7EB" w:sz="4"/>
+              <w:right w:val="single" w:color="E5E7EB" w:sz="4"/>
+            </w:tcBorders>
+            <w:shd w:fill="FEF3C7" w:val="clear"/>
+            <w:tcMar>
+              <w:top w:type="dxa" w:w="100"/>
+              <w:left w:type="dxa" w:w="140"/>
+              <w:bottom w:type="dxa" w:w="100"/>
+              <w:right w:type="dxa" w:w="140"/>
+            </w:tcMar>
+          </w:tcPr>
+          <w:p>
+            <w:pPr>
+              <w:spacing w:after="80" w:before="80"/>
+            </w:pPr>
+            <w:r>
+              <w:rPr>
+                <w:color w:val="0F1729"/>
+                <w:sz w:val="21"/>
+                <w:szCs w:val="21"/>
+              </w:rPr>
+              <w:t xml:space="preserve">MOYENNE</w:t>
+            </w:r>
+          </w:p>
+        </w:tc>
+        <w:tc>
+          <w:tcPr>
+            <w:tcW w:type="dxa" w:w="4160"/>
+            <w:tcBorders>
+              <w:top w:val="single" w:color="E5E7EB" w:sz="4"/>
+              <w:left w:val="single" w:color="E5E7EB" w:sz="4"/>
+              <w:bottom w:val="single" w:color="E5E7EB" w:sz="4"/>
+              <w:right w:val="single" w:color="E5E7EB" w:sz="4"/>
+            </w:tcBorders>
+            <w:shd w:fill="FFFFFF" w:val="clear"/>
+            <w:tcMar>
+              <w:top w:type="dxa" w:w="100"/>
+              <w:left w:type="dxa" w:w="140"/>
+              <w:bottom w:type="dxa" w:w="100"/>
+              <w:right w:type="dxa" w:w="140"/>
+            </w:tcMar>
+          </w:tcPr>
+          <w:p>
+            <w:pPr>
+              <w:spacing w:after="80" w:before="80"/>
+            </w:pPr>
+            <w:r>
+              <w:rPr>
+                <w:color w:val="0F1729"/>
+                <w:sz w:val="21"/>
+                <w:szCs w:val="21"/>
+              </w:rPr>
+              <w:t xml:space="preserve">Fonctionnalité F7 du doc cours — fiches PAVIE 2 + Be Yes + critères d'éligibilité</w:t>
+            </w:r>
+          </w:p>
+        </w:tc>
+      </w:tr>
+      <w:tr>
+        <w:trPr>
+          <w:tblHeader w:val="false"/>
+        </w:trPr>
+        <w:tc>
+          <w:tcPr>
+            <w:tcW w:type="dxa" w:w="3500"/>
+            <w:tcBorders>
+              <w:top w:val="single" w:color="E5E7EB" w:sz="4"/>
+              <w:left w:val="single" w:color="E5E7EB" w:sz="4"/>
+              <w:bottom w:val="single" w:color="E5E7EB" w:sz="4"/>
+              <w:right w:val="single" w:color="E5E7EB" w:sz="4"/>
+            </w:tcBorders>
+            <w:shd w:fill="FFFFFF" w:val="clear"/>
+            <w:tcMar>
+              <w:top w:type="dxa" w:w="100"/>
+              <w:left w:type="dxa" w:w="140"/>
+              <w:bottom w:type="dxa" w:w="100"/>
+              <w:right w:type="dxa" w:w="140"/>
+            </w:tcMar>
+          </w:tcPr>
+          <w:p>
+            <w:pPr>
+              <w:spacing w:after="80" w:before="80"/>
+            </w:pPr>
+            <w:r>
+              <w:rPr>
+                <w:color w:val="0F1729"/>
+                <w:sz w:val="21"/>
+                <w:szCs w:val="21"/>
+              </w:rPr>
+              <w:t xml:space="preserve">Vue calendrier des sessions</w:t>
+            </w:r>
+          </w:p>
+        </w:tc>
+        <w:tc>
+          <w:tcPr>
+            <w:tcW w:type="dxa" w:w="1700"/>
+            <w:tcBorders>
+              <w:top w:val="single" w:color="E5E7EB" w:sz="4"/>
+              <w:left w:val="single" w:color="E5E7EB" w:sz="4"/>
+              <w:bottom w:val="single" w:color="E5E7EB" w:sz="4"/>
+              <w:right w:val="single" w:color="E5E7EB" w:sz="4"/>
+            </w:tcBorders>
+            <w:shd w:fill="FEF3C7" w:val="clear"/>
+            <w:tcMar>
+              <w:top w:type="dxa" w:w="100"/>
+              <w:left w:type="dxa" w:w="140"/>
+              <w:bottom w:type="dxa" w:w="100"/>
+              <w:right w:type="dxa" w:w="140"/>
+            </w:tcMar>
+          </w:tcPr>
+          <w:p>
+            <w:pPr>
+              <w:spacing w:after="80" w:before="80"/>
+            </w:pPr>
+            <w:r>
+              <w:rPr>
+                <w:color w:val="0F1729"/>
+                <w:sz w:val="21"/>
+                <w:szCs w:val="21"/>
+              </w:rPr>
+              <w:t xml:space="preserve">MOYENNE</w:t>
+            </w:r>
+          </w:p>
+        </w:tc>
+        <w:tc>
+          <w:tcPr>
+            <w:tcW w:type="dxa" w:w="4160"/>
+            <w:tcBorders>
+              <w:top w:val="single" w:color="E5E7EB" w:sz="4"/>
+              <w:left w:val="single" w:color="E5E7EB" w:sz="4"/>
+              <w:bottom w:val="single" w:color="E5E7EB" w:sz="4"/>
+              <w:right w:val="single" w:color="E5E7EB" w:sz="4"/>
+            </w:tcBorders>
+            <w:shd w:fill="FFFFFF" w:val="clear"/>
+            <w:tcMar>
+              <w:top w:type="dxa" w:w="100"/>
+              <w:left w:type="dxa" w:w="140"/>
+              <w:bottom w:type="dxa" w:w="100"/>
+              <w:right w:type="dxa" w:w="140"/>
+            </w:tcMar>
+          </w:tcPr>
+          <w:p>
+            <w:pPr>
+              <w:spacing w:after="80" w:before="80"/>
+            </w:pPr>
+            <w:r>
+              <w:rPr>
+                <w:color w:val="0F1729"/>
+                <w:sz w:val="21"/>
+                <w:szCs w:val="21"/>
+              </w:rPr>
+              <w:t xml:space="preserve">Sessions à venir + passées côté entrepreneur (et côté mentor au Livrable 2)</w:t>
+            </w:r>
+          </w:p>
+        </w:tc>
+      </w:tr>
+      <w:tr>
+        <w:trPr>
+          <w:tblHeader w:val="false"/>
+        </w:trPr>
+        <w:tc>
+          <w:tcPr>
+            <w:tcW w:type="dxa" w:w="3500"/>
+            <w:tcBorders>
+              <w:top w:val="single" w:color="E5E7EB" w:sz="4"/>
+              <w:left w:val="single" w:color="E5E7EB" w:sz="4"/>
+              <w:bottom w:val="single" w:color="E5E7EB" w:sz="4"/>
+              <w:right w:val="single" w:color="E5E7EB" w:sz="4"/>
+            </w:tcBorders>
+            <w:shd w:fill="FFFFFF" w:val="clear"/>
+            <w:tcMar>
+              <w:top w:type="dxa" w:w="100"/>
+              <w:left w:type="dxa" w:w="140"/>
+              <w:bottom w:type="dxa" w:w="100"/>
+              <w:right w:type="dxa" w:w="140"/>
+            </w:tcMar>
+          </w:tcPr>
+          <w:p>
+            <w:pPr>
+              <w:spacing w:after="80" w:before="80"/>
+            </w:pPr>
+            <w:r>
+              <w:rPr>
+                <w:color w:val="0F1729"/>
+                <w:sz w:val="21"/>
+                <w:szCs w:val="21"/>
+              </w:rPr>
+              <w:t xml:space="preserve">Notation et avis post-session</w:t>
+            </w:r>
+          </w:p>
+        </w:tc>
+        <w:tc>
+          <w:tcPr>
+            <w:tcW w:type="dxa" w:w="1700"/>
+            <w:tcBorders>
+              <w:top w:val="single" w:color="E5E7EB" w:sz="4"/>
+              <w:left w:val="single" w:color="E5E7EB" w:sz="4"/>
+              <w:bottom w:val="single" w:color="E5E7EB" w:sz="4"/>
+              <w:right w:val="single" w:color="E5E7EB" w:sz="4"/>
+            </w:tcBorders>
+            <w:shd w:fill="FEF3C7" w:val="clear"/>
+            <w:tcMar>
+              <w:top w:type="dxa" w:w="100"/>
+              <w:left w:type="dxa" w:w="140"/>
+              <w:bottom w:type="dxa" w:w="100"/>
+              <w:right w:type="dxa" w:w="140"/>
+            </w:tcMar>
+          </w:tcPr>
+          <w:p>
+            <w:pPr>
+              <w:spacing w:after="80" w:before="80"/>
+            </w:pPr>
+            <w:r>
+              <w:rPr>
+                <w:color w:val="0F1729"/>
+                <w:sz w:val="21"/>
+                <w:szCs w:val="21"/>
+              </w:rPr>
+              <w:t xml:space="preserve">MOYENNE</w:t>
+            </w:r>
+          </w:p>
+        </w:tc>
+        <w:tc>
+          <w:tcPr>
+            <w:tcW w:type="dxa" w:w="4160"/>
+            <w:tcBorders>
+              <w:top w:val="single" w:color="E5E7EB" w:sz="4"/>
+              <w:left w:val="single" w:color="E5E7EB" w:sz="4"/>
+              <w:bottom w:val="single" w:color="E5E7EB" w:sz="4"/>
+              <w:right w:val="single" w:color="E5E7EB" w:sz="4"/>
+            </w:tcBorders>
+            <w:shd w:fill="FFFFFF" w:val="clear"/>
+            <w:tcMar>
+              <w:top w:type="dxa" w:w="100"/>
+              <w:left w:type="dxa" w:w="140"/>
+              <w:bottom w:type="dxa" w:w="100"/>
+              <w:right w:type="dxa" w:w="140"/>
+            </w:tcMar>
+          </w:tcPr>
+          <w:p>
+            <w:pPr>
+              <w:spacing w:after="80" w:before="80"/>
+            </w:pPr>
+            <w:r>
+              <w:rPr>
+                <w:color w:val="0F1729"/>
+                <w:sz w:val="21"/>
+                <w:szCs w:val="21"/>
+              </w:rPr>
+              <w:t xml:space="preserve">Fonctionnalité F11 du doc — alimente le compatibility score du matching</w:t>
+            </w:r>
+          </w:p>
+        </w:tc>
+      </w:tr>
+      <w:tr>
+        <w:trPr>
+          <w:tblHeader w:val="false"/>
+        </w:trPr>
+        <w:tc>
+          <w:tcPr>
+            <w:tcW w:type="dxa" w:w="3500"/>
+            <w:tcBorders>
+              <w:top w:val="single" w:color="E5E7EB" w:sz="4"/>
+              <w:left w:val="single" w:color="E5E7EB" w:sz="4"/>
+              <w:bottom w:val="single" w:color="E5E7EB" w:sz="4"/>
+              <w:right w:val="single" w:color="E5E7EB" w:sz="4"/>
+            </w:tcBorders>
+            <w:shd w:fill="FFFFFF" w:val="clear"/>
+            <w:tcMar>
+              <w:top w:type="dxa" w:w="100"/>
+              <w:left w:type="dxa" w:w="140"/>
+              <w:bottom w:type="dxa" w:w="100"/>
+              <w:right w:type="dxa" w:w="140"/>
+            </w:tcMar>
+          </w:tcPr>
+          <w:p>
+            <w:pPr>
+              <w:spacing w:after="80" w:before="80"/>
+            </w:pPr>
+            <w:r>
+              <w:rPr>
+                <w:color w:val="0F1729"/>
+                <w:sz w:val="21"/>
+                <w:szCs w:val="21"/>
+              </w:rPr>
+              <w:t xml:space="preserve">Bibliothèque de ressources</w:t>
+            </w:r>
+          </w:p>
+        </w:tc>
+        <w:tc>
+          <w:tcPr>
+            <w:tcW w:type="dxa" w:w="1700"/>
+            <w:tcBorders>
+              <w:top w:val="single" w:color="E5E7EB" w:sz="4"/>
+              <w:left w:val="single" w:color="E5E7EB" w:sz="4"/>
+              <w:bottom w:val="single" w:color="E5E7EB" w:sz="4"/>
+              <w:right w:val="single" w:color="E5E7EB" w:sz="4"/>
+            </w:tcBorders>
+            <w:shd w:fill="F3F4F6" w:val="clear"/>
+            <w:tcMar>
+              <w:top w:type="dxa" w:w="100"/>
+              <w:left w:type="dxa" w:w="140"/>
+              <w:bottom w:type="dxa" w:w="100"/>
+              <w:right w:type="dxa" w:w="140"/>
+            </w:tcMar>
+          </w:tcPr>
+          <w:p>
+            <w:pPr>
+              <w:spacing w:after="80" w:before="80"/>
+            </w:pPr>
+            <w:r>
+              <w:rPr>
+                <w:color w:val="0F1729"/>
+                <w:sz w:val="21"/>
+                <w:szCs w:val="21"/>
+              </w:rPr>
+              <w:t xml:space="preserve">BASSE</w:t>
+            </w:r>
+          </w:p>
+        </w:tc>
+        <w:tc>
+          <w:tcPr>
+            <w:tcW w:type="dxa" w:w="4160"/>
+            <w:tcBorders>
+              <w:top w:val="single" w:color="E5E7EB" w:sz="4"/>
+              <w:left w:val="single" w:color="E5E7EB" w:sz="4"/>
+              <w:bottom w:val="single" w:color="E5E7EB" w:sz="4"/>
+              <w:right w:val="single" w:color="E5E7EB" w:sz="4"/>
+            </w:tcBorders>
+            <w:shd w:fill="FFFFFF" w:val="clear"/>
+            <w:tcMar>
+              <w:top w:type="dxa" w:w="100"/>
+              <w:left w:type="dxa" w:w="140"/>
+              <w:bottom w:type="dxa" w:w="100"/>
+              <w:right w:type="dxa" w:w="140"/>
+            </w:tcMar>
+          </w:tcPr>
+          <w:p>
+            <w:pPr>
+              <w:spacing w:after="80" w:before="80"/>
+            </w:pPr>
+            <w:r>
+              <w:rPr>
+                <w:color w:val="0F1729"/>
+                <w:sz w:val="21"/>
+                <w:szCs w:val="21"/>
+              </w:rPr>
+              <w:t xml:space="preserve">Fonctionnalité F10 — articles, mini-formations, modèles (BP, étude marché) FR/wolof</w:t>
+            </w:r>
+          </w:p>
+        </w:tc>
+      </w:tr>
+      <w:tr>
+        <w:trPr>
+          <w:tblHeader w:val="false"/>
+        </w:trPr>
+        <w:tc>
+          <w:tcPr>
+            <w:tcW w:type="dxa" w:w="3500"/>
+            <w:tcBorders>
+              <w:top w:val="single" w:color="E5E7EB" w:sz="4"/>
+              <w:left w:val="single" w:color="E5E7EB" w:sz="4"/>
+              <w:bottom w:val="single" w:color="E5E7EB" w:sz="4"/>
+              <w:right w:val="single" w:color="E5E7EB" w:sz="4"/>
+            </w:tcBorders>
+            <w:shd w:fill="FFFFFF" w:val="clear"/>
+            <w:tcMar>
+              <w:top w:type="dxa" w:w="100"/>
+              <w:left w:type="dxa" w:w="140"/>
+              <w:bottom w:type="dxa" w:w="100"/>
+              <w:right w:type="dxa" w:w="140"/>
+            </w:tcMar>
+          </w:tcPr>
+          <w:p>
+            <w:pPr>
+              <w:spacing w:after="80" w:before="80"/>
+            </w:pPr>
+            <w:r>
+              <w:rPr>
+                <w:color w:val="0F1729"/>
+                <w:sz w:val="21"/>
+                <w:szCs w:val="21"/>
+              </w:rPr>
               <w:t xml:space="preserve">Mode sombre (réactiver)</w:t>
             </w:r>
           </w:p>
@@ -4709,6 +7728,24 @@
           <w:szCs w:val="22"/>
         </w:rPr>
         <w:t xml:space="preserve">Export PDF du pitch deck à partager hors plateforme</w:t>
+      </w:r>
+    </w:p>
+    <w:p>
+      <w:pPr>
+        <w:pStyle w:val="ListParagraph"/>
+        <w:numPr>
+          <w:ilvl w:val="0"/>
+          <w:numId w:val="2"/>
+        </w:numPr>
+        <w:spacing w:after="40" w:before="40"/>
+      </w:pPr>
+      <w:r>
+        <w:rPr>
+          <w:color w:val="0F1729"/>
+          <w:sz w:val="22"/>
+          <w:szCs w:val="22"/>
+        </w:rPr>
+        <w:t xml:space="preserve">Programme de parrainage (lien d'invitation + récompense au filleul actif)</w:t>
       </w:r>
     </w:p>
     <w:p>
